--- a/September_2026_Report/Informe_Mensual_de_Gestion_NEPOPS_Marketing_Septiembre_2026_ES.docx
+++ b/September_2026_Report/Informe_Mensual_de_Gestion_NEPOPS_Marketing_Septiembre_2026_ES.docx
@@ -510,30 +510,7 @@
           <w:sz w:val="18"/>
           <w:szCs w:val="18"/>
         </w:rPr>
-        <w:t xml:space="preserve">Los campos resaltados </w:t>
-      </w:r>
-      <w:r>
-        <w:rPr>
-          <w:b w:val="false"/>
-          <w:bCs w:val="false"/>
-          <w:i/>
-          <w:iCs/>
-          <w:color w:val="595959"/>
-          <w:sz w:val="18"/>
-          <w:szCs w:val="18"/>
-          <w:highlight w:val="yellow"/>
-        </w:rPr>
-        <w:t xml:space="preserve">[así]</w:t>
-      </w:r>
-      <w:r>
-        <w:rPr>
-          <w:i/>
-          <w:iCs/>
-          <w:color w:val="595959"/>
-          <w:sz w:val="18"/>
-          <w:szCs w:val="18"/>
-        </w:rPr>
-        <w:t xml:space="preserve"> son información pendiente que debe completarse antes de enviar el informe. Las cifras marcadas como “calc.” se calcularon a partir de las cifras reportadas.</w:t>
+        <w:t xml:space="preserve">Las cifras marcadas como “calc.” se calcularon a partir de las cifras reportadas.</w:t>
       </w:r>
     </w:p>
     <w:p>
@@ -578,10 +555,30 @@
           <w:b/>
           <w:bCs/>
         </w:rPr>
-        <w:t xml:space="preserve">La entrega pagada cayó en una proporción similar:</w:t>
+        <w:t xml:space="preserve">El gasto bajó un 12.9%</w:t>
       </w:r>
       <w:r>
-        <w:t xml:space="preserve"> alcance -18.6% e impresiones -19.7%. Los mensajes por cada 1,000 impresiones subieron ligeramente (4.37 → 4.57, calc.), por lo que el volumen de mensajes siguió en líneas generales a la entrega.</w:t>
+        <w:t xml:space="preserve"> ($49,520 → $43,146.05, calc.), mientras que las impresiones cayeron un 19.7% y el alcance un 18.6%. El costo por cada 1,000 impresiones subió de $48.21 a $52.29 (+8.5%, calc.).</w:t>
+      </w:r>
+    </w:p>
+    <w:p>
+      <w:pPr>
+        <w:pStyle w:val="ListParagraph"/>
+        <w:numPr>
+          <w:ilvl w:val="0"/>
+          <w:numId w:val="2"/>
+        </w:numPr>
+        <w:spacing w:after="80" w:line="276"/>
+      </w:pPr>
+      <w:r>
+        <w:rPr>
+          <w:b/>
+          <w:bCs/>
+        </w:rPr>
+        <w:t xml:space="preserve">El costo por mensaje se mantuvo prácticamente estable</w:t>
+      </w:r>
+      <w:r>
+        <w:t xml:space="preserve"> ($11.03 → $11.45, +3.8%), pero el costo por asignado subió un 58.4% ($1,238 → $1,961) y el costo por cierre un 132.3% ($6,190 → $14,382), todo calc.</w:t>
       </w:r>
     </w:p>
     <w:p>
@@ -618,21 +615,10 @@
           <w:b/>
           <w:bCs/>
         </w:rPr>
-        <w:t xml:space="preserve">Gasto:</w:t>
+        <w:t xml:space="preserve">Los resultados por campaña divergieron:</w:t>
       </w:r>
       <w:r>
-        <w:t xml:space="preserve"> </w:t>
-      </w:r>
-      <w:r>
-        <w:rPr>
-          <w:b w:val="false"/>
-          <w:bCs w:val="false"/>
-          <w:highlight w:val="yellow"/>
-        </w:rPr>
-        <w:t xml:space="preserve">[gasto de septiembre $____ vs. $49,520 en agosto (____%); ejecución del presupuesto ____%]</w:t>
-      </w:r>
-      <w:r>
-        <w:t xml:space="preserve">.</w:t>
+        <w:t xml:space="preserve"> PAM (+3.0%) y Pensionate (+10.2%) fueron las únicas campañas que aumentaron sus mensajes, y ambas redujeron su costo por mensaje. Barcco (-30.9%) y Retiro Vertical (-30.2%) tuvieron las mayores caídas.</w:t>
       </w:r>
     </w:p>
     <w:p>
@@ -652,7 +638,7 @@
         <w:t xml:space="preserve">Se cumplió el objetivo de volumen de agosto:</w:t>
       </w:r>
       <w:r>
-        <w:t xml:space="preserve"> se requería al menos el 40% de los mensajes de julio (~2,400); los 3,769 mensajes de septiembre equivalen al 62.2% de julio (calc.).</w:t>
+        <w:t xml:space="preserve"> se requería al menos el 40% de los mensajes de julio (~2,400); los 3,769 de septiembre equivalen al 62.2% de julio (calc.).</w:t>
       </w:r>
     </w:p>
     <w:p>
@@ -672,18 +658,7 @@
         <w:t xml:space="preserve">Reajuste a mitad de mes:</w:t>
       </w:r>
       <w:r>
-        <w:t xml:space="preserve"> desde el 15 de septiembre, las campañas volvieron en la medida de lo posible a su configuración geográfica y creativa de julio. El equipo observó después una mejora significativa en el volumen de mensajes: </w:t>
-      </w:r>
-      <w:r>
-        <w:rPr>
-          <w:b w:val="false"/>
-          <w:bCs w:val="false"/>
-          <w:highlight w:val="yellow"/>
-        </w:rPr>
-        <w:t xml:space="preserve">[mensajes 1–14 sep ____ vs. 15–30 sep ____]</w:t>
-      </w:r>
-      <w:r>
-        <w:t xml:space="preserve">.</w:t>
+        <w:t xml:space="preserve"> desde el 15 de septiembre, las campañas volvieron en la medida de lo posible a su configuración geográfica y creativa de julio. El equipo observó después una mejora significativa en el volumen de mensajes; aún no se ha cuantificado.</w:t>
       </w:r>
     </w:p>
     <w:p>
@@ -703,7 +678,7 @@
         <w:t xml:space="preserve">Problemas operativos:</w:t>
       </w:r>
       <w:r>
-        <w:t xml:space="preserve"> configuración de GHL (siete portafolios comerciales de Meta no pudieron gestionarse en una sola subcuenta y se dividieron en cuatro subcuentas, una por asesor), la página de PAM ubicada en un portafolio personal y la reactivación de Retiro Vertical el 4 de septiembre tras su verificación.</w:t>
+        <w:t xml:space="preserve"> configuración de GHL (siete portafolios comerciales de Meta no pudieron gestionarse en una sola subcuenta y se dividieron en cuatro subcuentas, una por asesor); la página de PAM, que estaba en un portafolio personal, se transfirió a un portafolio comercial con una nueva cuenta publicitaria.</w:t>
       </w:r>
     </w:p>
     <w:p>
@@ -723,7 +698,7 @@
         <w:t xml:space="preserve">Nueva campaña:</w:t>
       </w:r>
       <w:r>
-        <w:t xml:space="preserve"> Prosperar se lanzó en Guadalajara el 21 de septiembre.</w:t>
+        <w:t xml:space="preserve"> Prosperar se lanzó en Guadalajara el 21 de septiembre (62 mensajes, $1,040.32).</w:t>
       </w:r>
     </w:p>
     <w:p>
@@ -743,15 +718,7 @@
         <w:t xml:space="preserve">MÉVIAL:</w:t>
       </w:r>
       <w:r>
-        <w:t xml:space="preserve"> sin cambios en la campaña durante septiembre. La cuenta publicitaria debe verificarse antes de poder cambiar el CTA a WhatsApp. </w:t>
-      </w:r>
-      <w:r>
-        <w:rPr>
-          <w:b w:val="false"/>
-          <w:bCs w:val="false"/>
-          <w:highlight w:val="yellow"/>
-        </w:rPr>
-        <w:t xml:space="preserve">[Resultados de MÉVIAL en septiembre: ____]</w:t>
+        <w:t xml:space="preserve"> la campaña siguió activa sin cambios. Las vistas de la landing page bajaron a 2,922 (-18.3%) con un mayor costo por vista (€0.070 → €0.103). De 2,096 usuarios que iniciaron el diagnóstico, 2 llegaron al paso 2 y ninguno lo completó.</w:t>
       </w:r>
     </w:p>
     <w:p>
@@ -922,7 +889,7 @@
                 <w:sz w:val="19"/>
                 <w:szCs w:val="19"/>
               </w:rPr>
-              <w:t xml:space="preserve">8 en total: 7 en Pensiones México (Pensión 360, Pensionate, Nosotros, Retiro Vertical, Barcco, PAM y Prosperar, lanzada el 21 de sep.) + 1 campaña de MÉVIAL.</w:t>
+              <w:t xml:space="preserve">8 en total: 7 en Pensiones México (Pensión 360, Pensionate, Nosotros, Retiro Vertical, Barcco, PAM y Prosperar) + 1 campaña de MÉVIAL.</w:t>
             </w:r>
           </w:p>
         </w:tc>
@@ -995,37 +962,7 @@
                 <w:sz w:val="19"/>
                 <w:szCs w:val="19"/>
               </w:rPr>
-              <w:t xml:space="preserve">14 en total: 12 para Pensiones México (1 orgánico) y 2 videos promocionales preparados para MÉVIAL. Publicados: </w:t>
-            </w:r>
-            <w:r>
-              <w:rPr>
-                <w:b w:val="false"/>
-                <w:bCs w:val="false"/>
-                <w:color w:val="262626"/>
-                <w:sz w:val="19"/>
-                <w:szCs w:val="19"/>
-                <w:highlight w:val="yellow"/>
-              </w:rPr>
-              <w:t xml:space="preserve">[____]</w:t>
-            </w:r>
-            <w:r>
-              <w:rPr>
-                <w:color w:val="262626"/>
-                <w:sz w:val="19"/>
-                <w:szCs w:val="19"/>
-              </w:rPr>
-              <w:t xml:space="preserve"> · Editados: </w:t>
-            </w:r>
-            <w:r>
-              <w:rPr>
-                <w:b w:val="false"/>
-                <w:bCs w:val="false"/>
-                <w:color w:val="262626"/>
-                <w:sz w:val="19"/>
-                <w:szCs w:val="19"/>
-                <w:highlight w:val="yellow"/>
-              </w:rPr>
-              <w:t xml:space="preserve">[____]</w:t>
+              <w:t xml:space="preserve">14 en total: 12 para Pensiones México (1 orgánico) y 2 videos promocionales preparados para MÉVIAL.</w:t>
             </w:r>
           </w:p>
         </w:tc>
@@ -1098,18 +1035,7 @@
                 <w:sz w:val="19"/>
                 <w:szCs w:val="19"/>
               </w:rPr>
-              <w:t xml:space="preserve">7 publicaciones pagadas, 5 carruseles y 45 publicaciones orgánicas. </w:t>
-            </w:r>
-            <w:r>
-              <w:rPr>
-                <w:b w:val="false"/>
-                <w:bCs w:val="false"/>
-                <w:color w:val="262626"/>
-                <w:sz w:val="19"/>
-                <w:szCs w:val="19"/>
-                <w:highlight w:val="yellow"/>
-              </w:rPr>
-              <w:t xml:space="preserve">[Distribución por cliente: ____]</w:t>
+              <w:t xml:space="preserve">7 publicaciones pagadas, 5 carruseles y 45 publicaciones orgánicas.</w:t>
             </w:r>
           </w:p>
         </w:tc>
@@ -2871,7 +2797,7 @@
                 <w:sz w:val="19"/>
                 <w:szCs w:val="19"/>
               </w:rPr>
-              <w:t xml:space="preserve">Gasto</w:t>
+              <w:t xml:space="preserve">Gasto (calc., todas las campañas)</w:t>
             </w:r>
           </w:p>
         </w:tc>
@@ -2933,14 +2859,11 @@
             </w:pPr>
             <w:r>
               <w:rPr>
-                <w:b w:val="false"/>
-                <w:bCs w:val="false"/>
-                <w:color w:val="262626"/>
-                <w:sz w:val="19"/>
-                <w:szCs w:val="19"/>
-                <w:highlight w:val="yellow"/>
-              </w:rPr>
-              <w:t xml:space="preserve">[$____]</w:t>
+                <w:color w:val="262626"/>
+                <w:sz w:val="19"/>
+                <w:szCs w:val="19"/>
+              </w:rPr>
+              <w:t xml:space="preserve">$43,146.05</w:t>
             </w:r>
           </w:p>
         </w:tc>
@@ -2969,14 +2892,11 @@
             </w:pPr>
             <w:r>
               <w:rPr>
-                <w:b w:val="false"/>
-                <w:bCs w:val="false"/>
-                <w:color w:val="262626"/>
-                <w:sz w:val="19"/>
-                <w:szCs w:val="19"/>
-                <w:highlight w:val="yellow"/>
-              </w:rPr>
-              <w:t xml:space="preserve">[____%]</w:t>
+                <w:color w:val="262626"/>
+                <w:sz w:val="19"/>
+                <w:szCs w:val="19"/>
+              </w:rPr>
+              <w:t xml:space="preserve">-12.9%</w:t>
             </w:r>
           </w:p>
         </w:tc>
@@ -2999,20 +2919,7 @@
           <w:sz w:val="17"/>
           <w:szCs w:val="17"/>
         </w:rPr>
-        <w:t xml:space="preserve">El alcance total es la suma del alcance de cada campaña, no el número de personas únicas alcanzadas. </w:t>
-      </w:r>
-      <w:r>
-        <w:rPr>
-          <w:b w:val="false"/>
-          <w:bCs w:val="false"/>
-          <w:i/>
-          <w:iCs/>
-          <w:color w:val="595959"/>
-          <w:sz w:val="17"/>
-          <w:szCs w:val="17"/>
-          <w:highlight w:val="yellow"/>
-        </w:rPr>
-        <w:t xml:space="preserve">[Confirmar si Prosperar está incluida en los totales de septiembre.]</w:t>
+        <w:t xml:space="preserve">Alcance, impresiones, mensajes, asignados y cierres son las cifras del resumen mensual. El alcance total es la suma del alcance de cada campaña, no de personas únicas. El gasto de septiembre es la suma del gasto reportado de las siete campañas.</w:t>
       </w:r>
     </w:p>
     <w:p>
@@ -4443,14 +4350,11 @@
             </w:pPr>
             <w:r>
               <w:rPr>
-                <w:b w:val="false"/>
-                <w:bCs w:val="false"/>
-                <w:color w:val="262626"/>
-                <w:sz w:val="19"/>
-                <w:szCs w:val="19"/>
-                <w:highlight w:val="yellow"/>
-              </w:rPr>
-              <w:t xml:space="preserve">[____]</w:t>
+                <w:color w:val="262626"/>
+                <w:sz w:val="19"/>
+                <w:szCs w:val="19"/>
+              </w:rPr>
+              <w:t xml:space="preserve">133,888</w:t>
             </w:r>
           </w:p>
         </w:tc>
@@ -4479,14 +4383,11 @@
             </w:pPr>
             <w:r>
               <w:rPr>
-                <w:b w:val="false"/>
-                <w:bCs w:val="false"/>
-                <w:color w:val="262626"/>
-                <w:sz w:val="19"/>
-                <w:szCs w:val="19"/>
-                <w:highlight w:val="yellow"/>
-              </w:rPr>
-              <w:t xml:space="preserve">[____]</w:t>
+                <w:color w:val="262626"/>
+                <w:sz w:val="19"/>
+                <w:szCs w:val="19"/>
+              </w:rPr>
+              <w:t xml:space="preserve">-29.3%</w:t>
             </w:r>
           </w:p>
         </w:tc>
@@ -4764,7 +4665,7 @@
                 <w:sz w:val="19"/>
                 <w:szCs w:val="19"/>
               </w:rPr>
-              <w:t xml:space="preserve">Prosperar (nueva)</w:t>
+              <w:t xml:space="preserve">Prosperar (nueva, desde el 21 sep.)</w:t>
             </w:r>
           </w:p>
         </w:tc>
@@ -4826,14 +4727,11 @@
             </w:pPr>
             <w:r>
               <w:rPr>
-                <w:b w:val="false"/>
-                <w:bCs w:val="false"/>
-                <w:color w:val="262626"/>
-                <w:sz w:val="19"/>
-                <w:szCs w:val="19"/>
-                <w:highlight w:val="yellow"/>
-              </w:rPr>
-              <w:t xml:space="preserve">[____]</w:t>
+                <w:color w:val="262626"/>
+                <w:sz w:val="19"/>
+                <w:szCs w:val="19"/>
+              </w:rPr>
+              <w:t xml:space="preserve">4,266*</w:t>
             </w:r>
           </w:p>
         </w:tc>
@@ -4928,14 +4826,11 @@
             </w:pPr>
             <w:r>
               <w:rPr>
-                <w:b w:val="false"/>
-                <w:bCs w:val="false"/>
-                <w:color w:val="262626"/>
-                <w:sz w:val="19"/>
-                <w:szCs w:val="19"/>
-                <w:highlight w:val="yellow"/>
-              </w:rPr>
-              <w:t xml:space="preserve">[____]</w:t>
+                <w:color w:val="262626"/>
+                <w:sz w:val="19"/>
+                <w:szCs w:val="19"/>
+              </w:rPr>
+              <w:t xml:space="preserve">8,502*</w:t>
             </w:r>
           </w:p>
         </w:tc>
@@ -4969,256 +4864,6 @@
                 <w:szCs w:val="19"/>
               </w:rPr>
               <w:t xml:space="preserve">—</w:t>
-            </w:r>
-          </w:p>
-        </w:tc>
-      </w:tr>
-      <w:tr>
-        <w:trPr>
-          <w:cantSplit/>
-        </w:trPr>
-        <w:tc>
-          <w:tcPr>
-            <w:tcW w:type="dxa" w:w="1778"/>
-            <w:tcBorders>
-              <w:top w:val="single" w:color="BFC9D9" w:sz="4"/>
-              <w:left w:val="single" w:color="BFC9D9" w:sz="4"/>
-              <w:bottom w:val="single" w:color="BFC9D9" w:sz="4"/>
-              <w:right w:val="single" w:color="BFC9D9" w:sz="4"/>
-            </w:tcBorders>
-            <w:shd w:fill="DCE3F0" w:color="auto" w:val="clear"/>
-            <w:tcMar>
-              <w:top w:type="dxa" w:w="70"/>
-              <w:left w:type="dxa" w:w="100"/>
-              <w:bottom w:type="dxa" w:w="70"/>
-              <w:right w:type="dxa" w:w="100"/>
-            </w:tcMar>
-            <w:vAlign w:val="center"/>
-          </w:tcPr>
-          <w:p>
-            <w:pPr>
-              <w:spacing w:line="260"/>
-              <w:jc w:val="left"/>
-            </w:pPr>
-            <w:r>
-              <w:rPr>
-                <w:b/>
-                <w:bCs/>
-                <w:color w:val="1F3864"/>
-                <w:sz w:val="19"/>
-                <w:szCs w:val="19"/>
-              </w:rPr>
-              <w:t xml:space="preserve">TOTAL</w:t>
-            </w:r>
-          </w:p>
-        </w:tc>
-        <w:tc>
-          <w:tcPr>
-            <w:tcW w:type="dxa" w:w="1264"/>
-            <w:tcBorders>
-              <w:top w:val="single" w:color="BFC9D9" w:sz="4"/>
-              <w:left w:val="single" w:color="BFC9D9" w:sz="4"/>
-              <w:bottom w:val="single" w:color="BFC9D9" w:sz="4"/>
-              <w:right w:val="single" w:color="BFC9D9" w:sz="4"/>
-            </w:tcBorders>
-            <w:shd w:fill="DCE3F0" w:color="auto" w:val="clear"/>
-            <w:tcMar>
-              <w:top w:type="dxa" w:w="70"/>
-              <w:left w:type="dxa" w:w="100"/>
-              <w:bottom w:type="dxa" w:w="70"/>
-              <w:right w:type="dxa" w:w="100"/>
-            </w:tcMar>
-            <w:vAlign w:val="center"/>
-          </w:tcPr>
-          <w:p>
-            <w:pPr>
-              <w:spacing w:line="260"/>
-              <w:jc w:val="center"/>
-            </w:pPr>
-            <w:r>
-              <w:rPr>
-                <w:b/>
-                <w:bCs/>
-                <w:color w:val="262626"/>
-                <w:sz w:val="19"/>
-                <w:szCs w:val="19"/>
-              </w:rPr>
-              <w:t xml:space="preserve">358,211</w:t>
-            </w:r>
-          </w:p>
-        </w:tc>
-        <w:tc>
-          <w:tcPr>
-            <w:tcW w:type="dxa" w:w="1264"/>
-            <w:tcBorders>
-              <w:top w:val="single" w:color="BFC9D9" w:sz="4"/>
-              <w:left w:val="single" w:color="BFC9D9" w:sz="4"/>
-              <w:bottom w:val="single" w:color="BFC9D9" w:sz="4"/>
-              <w:right w:val="single" w:color="BFC9D9" w:sz="4"/>
-            </w:tcBorders>
-            <w:shd w:fill="DCE3F0" w:color="auto" w:val="clear"/>
-            <w:tcMar>
-              <w:top w:type="dxa" w:w="70"/>
-              <w:left w:type="dxa" w:w="100"/>
-              <w:bottom w:type="dxa" w:w="70"/>
-              <w:right w:type="dxa" w:w="100"/>
-            </w:tcMar>
-            <w:vAlign w:val="center"/>
-          </w:tcPr>
-          <w:p>
-            <w:pPr>
-              <w:spacing w:line="260"/>
-              <w:jc w:val="center"/>
-            </w:pPr>
-            <w:r>
-              <w:rPr>
-                <w:b/>
-                <w:bCs/>
-                <w:color w:val="262626"/>
-                <w:sz w:val="19"/>
-                <w:szCs w:val="19"/>
-              </w:rPr>
-              <w:t xml:space="preserve">291,478</w:t>
-            </w:r>
-          </w:p>
-        </w:tc>
-        <w:tc>
-          <w:tcPr>
-            <w:tcW w:type="dxa" w:w="936"/>
-            <w:tcBorders>
-              <w:top w:val="single" w:color="BFC9D9" w:sz="4"/>
-              <w:left w:val="single" w:color="BFC9D9" w:sz="4"/>
-              <w:bottom w:val="single" w:color="BFC9D9" w:sz="4"/>
-              <w:right w:val="single" w:color="BFC9D9" w:sz="4"/>
-            </w:tcBorders>
-            <w:shd w:fill="DCE3F0" w:color="auto" w:val="clear"/>
-            <w:tcMar>
-              <w:top w:type="dxa" w:w="70"/>
-              <w:left w:type="dxa" w:w="100"/>
-              <w:bottom w:type="dxa" w:w="70"/>
-              <w:right w:type="dxa" w:w="100"/>
-            </w:tcMar>
-            <w:vAlign w:val="center"/>
-          </w:tcPr>
-          <w:p>
-            <w:pPr>
-              <w:spacing w:line="260"/>
-              <w:jc w:val="center"/>
-            </w:pPr>
-            <w:r>
-              <w:rPr>
-                <w:b/>
-                <w:bCs/>
-                <w:color w:val="262626"/>
-                <w:sz w:val="19"/>
-                <w:szCs w:val="19"/>
-              </w:rPr>
-              <w:t xml:space="preserve">-18.6%</w:t>
-            </w:r>
-          </w:p>
-        </w:tc>
-        <w:tc>
-          <w:tcPr>
-            <w:tcW w:type="dxa" w:w="1404"/>
-            <w:tcBorders>
-              <w:top w:val="single" w:color="BFC9D9" w:sz="4"/>
-              <w:left w:val="single" w:color="BFC9D9" w:sz="4"/>
-              <w:bottom w:val="single" w:color="BFC9D9" w:sz="4"/>
-              <w:right w:val="single" w:color="BFC9D9" w:sz="4"/>
-            </w:tcBorders>
-            <w:shd w:fill="DCE3F0" w:color="auto" w:val="clear"/>
-            <w:tcMar>
-              <w:top w:type="dxa" w:w="70"/>
-              <w:left w:type="dxa" w:w="100"/>
-              <w:bottom w:type="dxa" w:w="70"/>
-              <w:right w:type="dxa" w:w="100"/>
-            </w:tcMar>
-            <w:vAlign w:val="center"/>
-          </w:tcPr>
-          <w:p>
-            <w:pPr>
-              <w:spacing w:line="260"/>
-              <w:jc w:val="center"/>
-            </w:pPr>
-            <w:r>
-              <w:rPr>
-                <w:b/>
-                <w:bCs/>
-                <w:color w:val="262626"/>
-                <w:sz w:val="19"/>
-                <w:szCs w:val="19"/>
-              </w:rPr>
-              <w:t xml:space="preserve">1,027,101</w:t>
-            </w:r>
-          </w:p>
-        </w:tc>
-        <w:tc>
-          <w:tcPr>
-            <w:tcW w:type="dxa" w:w="1404"/>
-            <w:tcBorders>
-              <w:top w:val="single" w:color="BFC9D9" w:sz="4"/>
-              <w:left w:val="single" w:color="BFC9D9" w:sz="4"/>
-              <w:bottom w:val="single" w:color="BFC9D9" w:sz="4"/>
-              <w:right w:val="single" w:color="BFC9D9" w:sz="4"/>
-            </w:tcBorders>
-            <w:shd w:fill="DCE3F0" w:color="auto" w:val="clear"/>
-            <w:tcMar>
-              <w:top w:type="dxa" w:w="70"/>
-              <w:left w:type="dxa" w:w="100"/>
-              <w:bottom w:type="dxa" w:w="70"/>
-              <w:right w:type="dxa" w:w="100"/>
-            </w:tcMar>
-            <w:vAlign w:val="center"/>
-          </w:tcPr>
-          <w:p>
-            <w:pPr>
-              <w:spacing w:line="260"/>
-              <w:jc w:val="center"/>
-            </w:pPr>
-            <w:r>
-              <w:rPr>
-                <w:b/>
-                <w:bCs/>
-                <w:color w:val="262626"/>
-                <w:sz w:val="19"/>
-                <w:szCs w:val="19"/>
-              </w:rPr>
-              <w:t xml:space="preserve">825,175</w:t>
-            </w:r>
-          </w:p>
-        </w:tc>
-        <w:tc>
-          <w:tcPr>
-            <w:tcW w:type="dxa" w:w="1310"/>
-            <w:tcBorders>
-              <w:top w:val="single" w:color="BFC9D9" w:sz="4"/>
-              <w:left w:val="single" w:color="BFC9D9" w:sz="4"/>
-              <w:bottom w:val="single" w:color="BFC9D9" w:sz="4"/>
-              <w:right w:val="single" w:color="BFC9D9" w:sz="4"/>
-            </w:tcBorders>
-            <w:shd w:fill="DCE3F0" w:color="auto" w:val="clear"/>
-            <w:tcMar>
-              <w:top w:type="dxa" w:w="70"/>
-              <w:left w:type="dxa" w:w="100"/>
-              <w:bottom w:type="dxa" w:w="70"/>
-              <w:right w:type="dxa" w:w="100"/>
-            </w:tcMar>
-            <w:vAlign w:val="center"/>
-          </w:tcPr>
-          <w:p>
-            <w:pPr>
-              <w:spacing w:line="260"/>
-              <w:jc w:val="center"/>
-            </w:pPr>
-            <w:r>
-              <w:rPr>
-                <w:b/>
-                <w:bCs/>
-                <w:color w:val="262626"/>
-                <w:sz w:val="19"/>
-                <w:szCs w:val="19"/>
-              </w:rPr>
-              <w:t xml:space="preserve">-19.7%</w:t>
             </w:r>
           </w:p>
         </w:tc>
@@ -5241,30 +4886,7 @@
           <w:sz w:val="17"/>
           <w:szCs w:val="17"/>
         </w:rPr>
-        <w:t xml:space="preserve">PAM suma sus dos cuentas publicitarias desde el 15 de sep. (alcance 31,742 + 25,248; impresiones 80,553 + 88,554; calc.). Impresiones de Barcco en septiembre: </w:t>
-      </w:r>
-      <w:r>
-        <w:rPr>
-          <w:b w:val="false"/>
-          <w:bCs w:val="false"/>
-          <w:i/>
-          <w:iCs/>
-          <w:color w:val="595959"/>
-          <w:sz w:val="17"/>
-          <w:szCs w:val="17"/>
-          <w:highlight w:val="yellow"/>
-        </w:rPr>
-        <w:t xml:space="preserve">[confirmar la cifra — las notas de campaña indican 133,888, pero el total de campañas solo cuadra con 825,175 si la cifra es 130,880]</w:t>
-      </w:r>
-      <w:r>
-        <w:rPr>
-          <w:i/>
-          <w:iCs/>
-          <w:color w:val="595959"/>
-          <w:sz w:val="17"/>
-          <w:szCs w:val="17"/>
-        </w:rPr>
-        <w:t xml:space="preserve">.</w:t>
+        <w:t xml:space="preserve">PAM suma sus dos cuentas publicitarias desde el 15 de sep. (alcance 31,742 + 25,248; impresiones 80,553 + 88,554; calc.). *Prosperar se reportó con alcance 8,502 e impresiones 4,266; como el alcance no puede superar las impresiones, ambos valores se muestran invertidos y deben confirmarse.</w:t>
       </w:r>
     </w:p>
     <w:p>
@@ -5327,7 +4949,7 @@
           <w:sz w:val="17"/>
           <w:szCs w:val="17"/>
         </w:rPr>
-        <w:t xml:space="preserve">Gráfico 1. Alcance pagado por campaña: agosto vs. septiembre 2026.</w:t>
+        <w:t xml:space="preserve">Gráfico 1. Alcance pagado por campaña: agosto vs. septiembre 2026 (campañas que continuaron).</w:t>
       </w:r>
     </w:p>
     <w:p>
@@ -5428,7 +5050,7 @@
                 <w:sz w:val="19"/>
                 <w:szCs w:val="19"/>
               </w:rPr>
-              <w:t xml:space="preserve">Presupuesto sep.</w:t>
+              <w:t xml:space="preserve">Presupuesto diario (sep.)</w:t>
             </w:r>
           </w:p>
         </w:tc>
@@ -5602,14 +5224,11 @@
             </w:pPr>
             <w:r>
               <w:rPr>
-                <w:b w:val="false"/>
-                <w:bCs w:val="false"/>
-                <w:color w:val="262626"/>
-                <w:sz w:val="19"/>
-                <w:szCs w:val="19"/>
-                <w:highlight w:val="yellow"/>
-              </w:rPr>
-              <w:t xml:space="preserve">[____]</w:t>
+                <w:color w:val="262626"/>
+                <w:sz w:val="19"/>
+                <w:szCs w:val="19"/>
+              </w:rPr>
+              <w:t xml:space="preserve">$300</w:t>
             </w:r>
           </w:p>
         </w:tc>
@@ -5671,14 +5290,11 @@
             </w:pPr>
             <w:r>
               <w:rPr>
-                <w:b w:val="false"/>
-                <w:bCs w:val="false"/>
-                <w:color w:val="262626"/>
-                <w:sz w:val="19"/>
-                <w:szCs w:val="19"/>
-                <w:highlight w:val="yellow"/>
-              </w:rPr>
-              <w:t xml:space="preserve">[____]</w:t>
+                <w:color w:val="262626"/>
+                <w:sz w:val="19"/>
+                <w:szCs w:val="19"/>
+              </w:rPr>
+              <w:t xml:space="preserve">$7,979.41</w:t>
             </w:r>
           </w:p>
         </w:tc>
@@ -5707,14 +5323,11 @@
             </w:pPr>
             <w:r>
               <w:rPr>
-                <w:b w:val="false"/>
-                <w:bCs w:val="false"/>
-                <w:color w:val="262626"/>
-                <w:sz w:val="19"/>
-                <w:szCs w:val="19"/>
-                <w:highlight w:val="yellow"/>
-              </w:rPr>
-              <w:t xml:space="preserve">[____]</w:t>
+                <w:color w:val="262626"/>
+                <w:sz w:val="19"/>
+                <w:szCs w:val="19"/>
+              </w:rPr>
+              <w:t xml:space="preserve">-12.0%</w:t>
             </w:r>
           </w:p>
         </w:tc>
@@ -5783,14 +5396,11 @@
             </w:pPr>
             <w:r>
               <w:rPr>
-                <w:b w:val="false"/>
-                <w:bCs w:val="false"/>
-                <w:color w:val="262626"/>
-                <w:sz w:val="19"/>
-                <w:szCs w:val="19"/>
-                <w:highlight w:val="yellow"/>
-              </w:rPr>
-              <w:t xml:space="preserve">[____]</w:t>
+                <w:color w:val="262626"/>
+                <w:sz w:val="19"/>
+                <w:szCs w:val="19"/>
+              </w:rPr>
+              <w:t xml:space="preserve">$200</w:t>
             </w:r>
           </w:p>
         </w:tc>
@@ -5852,14 +5462,11 @@
             </w:pPr>
             <w:r>
               <w:rPr>
-                <w:b w:val="false"/>
-                <w:bCs w:val="false"/>
-                <w:color w:val="262626"/>
-                <w:sz w:val="19"/>
-                <w:szCs w:val="19"/>
-                <w:highlight w:val="yellow"/>
-              </w:rPr>
-              <w:t xml:space="preserve">[____]</w:t>
+                <w:color w:val="262626"/>
+                <w:sz w:val="19"/>
+                <w:szCs w:val="19"/>
+              </w:rPr>
+              <w:t xml:space="preserve">$6,067.73</w:t>
             </w:r>
           </w:p>
         </w:tc>
@@ -5888,14 +5495,11 @@
             </w:pPr>
             <w:r>
               <w:rPr>
-                <w:b w:val="false"/>
-                <w:bCs w:val="false"/>
-                <w:color w:val="262626"/>
-                <w:sz w:val="19"/>
-                <w:szCs w:val="19"/>
-                <w:highlight w:val="yellow"/>
-              </w:rPr>
-              <w:t xml:space="preserve">[____]</w:t>
+                <w:color w:val="262626"/>
+                <w:sz w:val="19"/>
+                <w:szCs w:val="19"/>
+              </w:rPr>
+              <w:t xml:space="preserve">-13.0%</w:t>
             </w:r>
           </w:p>
         </w:tc>
@@ -5964,14 +5568,11 @@
             </w:pPr>
             <w:r>
               <w:rPr>
-                <w:b w:val="false"/>
-                <w:bCs w:val="false"/>
-                <w:color w:val="262626"/>
-                <w:sz w:val="19"/>
-                <w:szCs w:val="19"/>
-                <w:highlight w:val="yellow"/>
-              </w:rPr>
-              <w:t xml:space="preserve">[____]</w:t>
+                <w:color w:val="262626"/>
+                <w:sz w:val="19"/>
+                <w:szCs w:val="19"/>
+              </w:rPr>
+              <w:t xml:space="preserve">$250</w:t>
             </w:r>
           </w:p>
         </w:tc>
@@ -6033,14 +5634,11 @@
             </w:pPr>
             <w:r>
               <w:rPr>
-                <w:b w:val="false"/>
-                <w:bCs w:val="false"/>
-                <w:color w:val="262626"/>
-                <w:sz w:val="19"/>
-                <w:szCs w:val="19"/>
-                <w:highlight w:val="yellow"/>
-              </w:rPr>
-              <w:t xml:space="preserve">[____]</w:t>
+                <w:color w:val="262626"/>
+                <w:sz w:val="19"/>
+                <w:szCs w:val="19"/>
+              </w:rPr>
+              <w:t xml:space="preserve">$7,553.59</w:t>
             </w:r>
           </w:p>
         </w:tc>
@@ -6069,14 +5667,11 @@
             </w:pPr>
             <w:r>
               <w:rPr>
-                <w:b w:val="false"/>
-                <w:bCs w:val="false"/>
-                <w:color w:val="262626"/>
-                <w:sz w:val="19"/>
-                <w:szCs w:val="19"/>
-                <w:highlight w:val="yellow"/>
-              </w:rPr>
-              <w:t xml:space="preserve">[____]</w:t>
+                <w:color w:val="262626"/>
+                <w:sz w:val="19"/>
+                <w:szCs w:val="19"/>
+              </w:rPr>
+              <w:t xml:space="preserve">-2.9%</w:t>
             </w:r>
           </w:p>
         </w:tc>
@@ -6145,14 +5740,11 @@
             </w:pPr>
             <w:r>
               <w:rPr>
-                <w:b w:val="false"/>
-                <w:bCs w:val="false"/>
-                <w:color w:val="262626"/>
-                <w:sz w:val="19"/>
-                <w:szCs w:val="19"/>
-                <w:highlight w:val="yellow"/>
-              </w:rPr>
-              <w:t xml:space="preserve">[____]</w:t>
+                <w:color w:val="262626"/>
+                <w:sz w:val="19"/>
+                <w:szCs w:val="19"/>
+              </w:rPr>
+              <w:t xml:space="preserve">$250</w:t>
             </w:r>
           </w:p>
         </w:tc>
@@ -6214,14 +5806,11 @@
             </w:pPr>
             <w:r>
               <w:rPr>
-                <w:b w:val="false"/>
-                <w:bCs w:val="false"/>
-                <w:color w:val="262626"/>
-                <w:sz w:val="19"/>
-                <w:szCs w:val="19"/>
-                <w:highlight w:val="yellow"/>
-              </w:rPr>
-              <w:t xml:space="preserve">[____]</w:t>
+                <w:color w:val="262626"/>
+                <w:sz w:val="19"/>
+                <w:szCs w:val="19"/>
+              </w:rPr>
+              <w:t xml:space="preserve">$7,181.41</w:t>
             </w:r>
           </w:p>
         </w:tc>
@@ -6250,14 +5839,11 @@
             </w:pPr>
             <w:r>
               <w:rPr>
-                <w:b w:val="false"/>
-                <w:bCs w:val="false"/>
-                <w:color w:val="262626"/>
-                <w:sz w:val="19"/>
-                <w:szCs w:val="19"/>
-                <w:highlight w:val="yellow"/>
-              </w:rPr>
-              <w:t xml:space="preserve">[____]</w:t>
+                <w:color w:val="262626"/>
+                <w:sz w:val="19"/>
+                <w:szCs w:val="19"/>
+              </w:rPr>
+              <w:t xml:space="preserve">-3.6%</w:t>
             </w:r>
           </w:p>
         </w:tc>
@@ -6326,14 +5912,11 @@
             </w:pPr>
             <w:r>
               <w:rPr>
-                <w:b w:val="false"/>
-                <w:bCs w:val="false"/>
-                <w:color w:val="262626"/>
-                <w:sz w:val="19"/>
-                <w:szCs w:val="19"/>
-                <w:highlight w:val="yellow"/>
-              </w:rPr>
-              <w:t xml:space="preserve">[____]</w:t>
+                <w:color w:val="262626"/>
+                <w:sz w:val="19"/>
+                <w:szCs w:val="19"/>
+              </w:rPr>
+              <w:t xml:space="preserve">$250</w:t>
             </w:r>
           </w:p>
         </w:tc>
@@ -6395,14 +5978,11 @@
             </w:pPr>
             <w:r>
               <w:rPr>
-                <w:b w:val="false"/>
-                <w:bCs w:val="false"/>
-                <w:color w:val="262626"/>
-                <w:sz w:val="19"/>
-                <w:szCs w:val="19"/>
-                <w:highlight w:val="yellow"/>
-              </w:rPr>
-              <w:t xml:space="preserve">[____]</w:t>
+                <w:color w:val="262626"/>
+                <w:sz w:val="19"/>
+                <w:szCs w:val="19"/>
+              </w:rPr>
+              <w:t xml:space="preserve">$7,323.59</w:t>
             </w:r>
           </w:p>
         </w:tc>
@@ -6431,14 +6011,11 @@
             </w:pPr>
             <w:r>
               <w:rPr>
-                <w:b w:val="false"/>
-                <w:bCs w:val="false"/>
-                <w:color w:val="262626"/>
-                <w:sz w:val="19"/>
-                <w:szCs w:val="19"/>
-                <w:highlight w:val="yellow"/>
-              </w:rPr>
-              <w:t xml:space="preserve">[____]</w:t>
+                <w:color w:val="262626"/>
+                <w:sz w:val="19"/>
+                <w:szCs w:val="19"/>
+              </w:rPr>
+              <w:t xml:space="preserve">-18.4%</w:t>
             </w:r>
           </w:p>
         </w:tc>
@@ -6507,14 +6084,11 @@
             </w:pPr>
             <w:r>
               <w:rPr>
-                <w:b w:val="false"/>
-                <w:bCs w:val="false"/>
-                <w:color w:val="262626"/>
-                <w:sz w:val="19"/>
-                <w:szCs w:val="19"/>
-                <w:highlight w:val="yellow"/>
-              </w:rPr>
-              <w:t xml:space="preserve">[____]</w:t>
+                <w:color w:val="262626"/>
+                <w:sz w:val="19"/>
+                <w:szCs w:val="19"/>
+              </w:rPr>
+              <w:t xml:space="preserve">$200</w:t>
             </w:r>
           </w:p>
         </w:tc>
@@ -6576,14 +6150,11 @@
             </w:pPr>
             <w:r>
               <w:rPr>
-                <w:b w:val="false"/>
-                <w:bCs w:val="false"/>
-                <w:color w:val="262626"/>
-                <w:sz w:val="19"/>
-                <w:szCs w:val="19"/>
-                <w:highlight w:val="yellow"/>
-              </w:rPr>
-              <w:t xml:space="preserve">[____]</w:t>
+                <w:color w:val="262626"/>
+                <w:sz w:val="19"/>
+                <w:szCs w:val="19"/>
+              </w:rPr>
+              <w:t xml:space="preserve">$6,000</w:t>
             </w:r>
           </w:p>
         </w:tc>
@@ -6612,14 +6183,11 @@
             </w:pPr>
             <w:r>
               <w:rPr>
-                <w:b w:val="false"/>
-                <w:bCs w:val="false"/>
-                <w:color w:val="262626"/>
-                <w:sz w:val="19"/>
-                <w:szCs w:val="19"/>
-                <w:highlight w:val="yellow"/>
-              </w:rPr>
-              <w:t xml:space="preserve">[____]</w:t>
+                <w:color w:val="262626"/>
+                <w:sz w:val="19"/>
+                <w:szCs w:val="19"/>
+              </w:rPr>
+              <w:t xml:space="preserve">-35.3%</w:t>
             </w:r>
           </w:p>
         </w:tc>
@@ -6659,7 +6227,7 @@
                 <w:sz w:val="19"/>
                 <w:szCs w:val="19"/>
               </w:rPr>
-              <w:t xml:space="preserve">Prosperar (nueva)</w:t>
+              <w:t xml:space="preserve">Prosperar (nueva, desde el 21 sep.)</w:t>
             </w:r>
           </w:p>
         </w:tc>
@@ -6688,14 +6256,11 @@
             </w:pPr>
             <w:r>
               <w:rPr>
-                <w:b w:val="false"/>
-                <w:bCs w:val="false"/>
-                <w:color w:val="262626"/>
-                <w:sz w:val="19"/>
-                <w:szCs w:val="19"/>
-                <w:highlight w:val="yellow"/>
-              </w:rPr>
-              <w:t xml:space="preserve">[____]</w:t>
+                <w:color w:val="262626"/>
+                <w:sz w:val="19"/>
+                <w:szCs w:val="19"/>
+              </w:rPr>
+              <w:t xml:space="preserve">$100</w:t>
             </w:r>
           </w:p>
         </w:tc>
@@ -6757,14 +6322,11 @@
             </w:pPr>
             <w:r>
               <w:rPr>
-                <w:b w:val="false"/>
-                <w:bCs w:val="false"/>
-                <w:color w:val="262626"/>
-                <w:sz w:val="19"/>
-                <w:szCs w:val="19"/>
-                <w:highlight w:val="yellow"/>
-              </w:rPr>
-              <w:t xml:space="preserve">[____]</w:t>
+                <w:color w:val="262626"/>
+                <w:sz w:val="19"/>
+                <w:szCs w:val="19"/>
+              </w:rPr>
+              <w:t xml:space="preserve">$1,040.32</w:t>
             </w:r>
           </w:p>
         </w:tc>
@@ -6866,48 +6428,47 @@
             </w:pPr>
             <w:r>
               <w:rPr>
-                <w:b w:val="false"/>
-                <w:bCs w:val="false"/>
-                <w:color w:val="262626"/>
-                <w:sz w:val="19"/>
-                <w:szCs w:val="19"/>
-                <w:highlight w:val="yellow"/>
-              </w:rPr>
-              <w:t xml:space="preserve">[____]</w:t>
-            </w:r>
-          </w:p>
-        </w:tc>
-        <w:tc>
-          <w:tcPr>
-            <w:tcW w:type="dxa" w:w="1778"/>
-            <w:tcBorders>
-              <w:top w:val="single" w:color="BFC9D9" w:sz="4"/>
-              <w:left w:val="single" w:color="BFC9D9" w:sz="4"/>
-              <w:bottom w:val="single" w:color="BFC9D9" w:sz="4"/>
-              <w:right w:val="single" w:color="BFC9D9" w:sz="4"/>
-            </w:tcBorders>
-            <w:shd w:fill="DCE3F0" w:color="auto" w:val="clear"/>
-            <w:tcMar>
-              <w:top w:type="dxa" w:w="70"/>
-              <w:left w:type="dxa" w:w="100"/>
-              <w:bottom w:type="dxa" w:w="70"/>
-              <w:right w:type="dxa" w:w="100"/>
-            </w:tcMar>
-            <w:vAlign w:val="center"/>
-          </w:tcPr>
-          <w:p>
-            <w:pPr>
-              <w:spacing w:line="260"/>
-              <w:jc w:val="center"/>
-            </w:pPr>
-            <w:r>
-              <w:rPr>
                 <w:b/>
                 <w:bCs/>
                 <w:color w:val="262626"/>
                 <w:sz w:val="19"/>
                 <w:szCs w:val="19"/>
               </w:rPr>
+              <w:t xml:space="preserve">$1,550/día</w:t>
+            </w:r>
+          </w:p>
+        </w:tc>
+        <w:tc>
+          <w:tcPr>
+            <w:tcW w:type="dxa" w:w="1778"/>
+            <w:tcBorders>
+              <w:top w:val="single" w:color="BFC9D9" w:sz="4"/>
+              <w:left w:val="single" w:color="BFC9D9" w:sz="4"/>
+              <w:bottom w:val="single" w:color="BFC9D9" w:sz="4"/>
+              <w:right w:val="single" w:color="BFC9D9" w:sz="4"/>
+            </w:tcBorders>
+            <w:shd w:fill="DCE3F0" w:color="auto" w:val="clear"/>
+            <w:tcMar>
+              <w:top w:type="dxa" w:w="70"/>
+              <w:left w:type="dxa" w:w="100"/>
+              <w:bottom w:type="dxa" w:w="70"/>
+              <w:right w:type="dxa" w:w="100"/>
+            </w:tcMar>
+            <w:vAlign w:val="center"/>
+          </w:tcPr>
+          <w:p>
+            <w:pPr>
+              <w:spacing w:line="260"/>
+              <w:jc w:val="center"/>
+            </w:pPr>
+            <w:r>
+              <w:rPr>
+                <w:b/>
+                <w:bCs/>
+                <w:color w:val="262626"/>
+                <w:sz w:val="19"/>
+                <w:szCs w:val="19"/>
+              </w:rPr>
               <w:t xml:space="preserve">$49,520</w:t>
             </w:r>
           </w:p>
@@ -6937,14 +6498,13 @@
             </w:pPr>
             <w:r>
               <w:rPr>
-                <w:b w:val="false"/>
-                <w:bCs w:val="false"/>
-                <w:color w:val="262626"/>
-                <w:sz w:val="19"/>
-                <w:szCs w:val="19"/>
-                <w:highlight w:val="yellow"/>
-              </w:rPr>
-              <w:t xml:space="preserve">[____]</w:t>
+                <w:b/>
+                <w:bCs/>
+                <w:color w:val="262626"/>
+                <w:sz w:val="19"/>
+                <w:szCs w:val="19"/>
+              </w:rPr>
+              <w:t xml:space="preserve">$43,146.05</w:t>
             </w:r>
           </w:p>
         </w:tc>
@@ -6973,14 +6533,13 @@
             </w:pPr>
             <w:r>
               <w:rPr>
-                <w:b w:val="false"/>
-                <w:bCs w:val="false"/>
-                <w:color w:val="262626"/>
-                <w:sz w:val="19"/>
-                <w:szCs w:val="19"/>
-                <w:highlight w:val="yellow"/>
-              </w:rPr>
-              <w:t xml:space="preserve">[____]</w:t>
+                <w:b/>
+                <w:bCs/>
+                <w:color w:val="262626"/>
+                <w:sz w:val="19"/>
+                <w:szCs w:val="19"/>
+              </w:rPr>
+              <w:t xml:space="preserve">-12.9%</w:t>
             </w:r>
           </w:p>
         </w:tc>
@@ -6993,10 +6552,25 @@
     </w:p>
     <w:p>
       <w:pPr>
+        <w:spacing w:after="140"/>
+      </w:pPr>
+      <w:r>
+        <w:rPr>
+          <w:i/>
+          <w:iCs/>
+          <w:color w:val="595959"/>
+          <w:sz w:val="17"/>
+          <w:szCs w:val="17"/>
+        </w:rPr>
+        <w:t xml:space="preserve">Presupuestos diarios según lo reportado. Algunos presupuestos cambiaron durante el mes (p. ej., Barcco de $300 a $250/día el 15 de sep.), por lo que no se calculan el presupuesto mensual ni su ejecución.</w:t>
+      </w:r>
+    </w:p>
+    <w:p>
+      <w:pPr>
         <w:pStyle w:val="Heading3"/>
       </w:pPr>
       <w:r>
-        <w:t xml:space="preserve">Mensajes por campaña</w:t>
+        <w:t xml:space="preserve">Mensajes y costo por mensaje por campaña</w:t>
       </w:r>
     </w:p>
     <w:tbl>
@@ -7013,11 +6587,13 @@
         <w:tblLayout w:type="fixed"/>
       </w:tblPr>
       <w:tblGrid>
-        <w:gridCol w:w="2246"/>
-        <w:gridCol w:w="1778"/>
-        <w:gridCol w:w="1778"/>
-        <w:gridCol w:w="1778"/>
-        <w:gridCol w:w="1780"/>
+        <w:gridCol w:w="1872"/>
+        <w:gridCol w:w="1123"/>
+        <w:gridCol w:w="1123"/>
+        <w:gridCol w:w="1123"/>
+        <w:gridCol w:w="1123"/>
+        <w:gridCol w:w="1498"/>
+        <w:gridCol w:w="1498"/>
       </w:tblGrid>
       <w:tr>
         <w:trPr>
@@ -7025,7 +6601,7 @@
         </w:trPr>
         <w:tc>
           <w:tcPr>
-            <w:tcW w:type="dxa" w:w="2246"/>
+            <w:tcW w:type="dxa" w:w="1872"/>
             <w:tcBorders>
               <w:top w:val="single" w:color="BFC9D9" w:sz="4"/>
               <w:left w:val="single" w:color="BFC9D9" w:sz="4"/>
@@ -7060,7 +6636,7 @@
         </w:tc>
         <w:tc>
           <w:tcPr>
-            <w:tcW w:type="dxa" w:w="1778"/>
+            <w:tcW w:type="dxa" w:w="1123"/>
             <w:tcBorders>
               <w:top w:val="single" w:color="BFC9D9" w:sz="4"/>
               <w:left w:val="single" w:color="BFC9D9" w:sz="4"/>
@@ -7089,13 +6665,13 @@
                 <w:sz w:val="19"/>
                 <w:szCs w:val="19"/>
               </w:rPr>
-              <w:t xml:space="preserve">Mensajes ago.</w:t>
-            </w:r>
-          </w:p>
-        </w:tc>
-        <w:tc>
-          <w:tcPr>
-            <w:tcW w:type="dxa" w:w="1778"/>
+              <w:t xml:space="preserve">Msjs ago.</w:t>
+            </w:r>
+          </w:p>
+        </w:tc>
+        <w:tc>
+          <w:tcPr>
+            <w:tcW w:type="dxa" w:w="1123"/>
             <w:tcBorders>
               <w:top w:val="single" w:color="BFC9D9" w:sz="4"/>
               <w:left w:val="single" w:color="BFC9D9" w:sz="4"/>
@@ -7124,13 +6700,13 @@
                 <w:sz w:val="19"/>
                 <w:szCs w:val="19"/>
               </w:rPr>
-              <w:t xml:space="preserve">Mensajes sep.</w:t>
-            </w:r>
-          </w:p>
-        </w:tc>
-        <w:tc>
-          <w:tcPr>
-            <w:tcW w:type="dxa" w:w="1778"/>
+              <w:t xml:space="preserve">Msjs sep.</w:t>
+            </w:r>
+          </w:p>
+        </w:tc>
+        <w:tc>
+          <w:tcPr>
+            <w:tcW w:type="dxa" w:w="1123"/>
             <w:tcBorders>
               <w:top w:val="single" w:color="BFC9D9" w:sz="4"/>
               <w:left w:val="single" w:color="BFC9D9" w:sz="4"/>
@@ -7165,7 +6741,7 @@
         </w:tc>
         <w:tc>
           <w:tcPr>
-            <w:tcW w:type="dxa" w:w="1780"/>
+            <w:tcW w:type="dxa" w:w="1123"/>
             <w:tcBorders>
               <w:top w:val="single" w:color="BFC9D9" w:sz="4"/>
               <w:left w:val="single" w:color="BFC9D9" w:sz="4"/>
@@ -7194,7 +6770,77 @@
                 <w:sz w:val="19"/>
                 <w:szCs w:val="19"/>
               </w:rPr>
-              <w:t xml:space="preserve">% del total sep.</w:t>
+              <w:t xml:space="preserve">% de sep.</w:t>
+            </w:r>
+          </w:p>
+        </w:tc>
+        <w:tc>
+          <w:tcPr>
+            <w:tcW w:type="dxa" w:w="1498"/>
+            <w:tcBorders>
+              <w:top w:val="single" w:color="BFC9D9" w:sz="4"/>
+              <w:left w:val="single" w:color="BFC9D9" w:sz="4"/>
+              <w:bottom w:val="single" w:color="BFC9D9" w:sz="4"/>
+              <w:right w:val="single" w:color="BFC9D9" w:sz="4"/>
+            </w:tcBorders>
+            <w:shd w:fill="1F3864" w:color="auto" w:val="clear"/>
+            <w:tcMar>
+              <w:top w:type="dxa" w:w="70"/>
+              <w:left w:type="dxa" w:w="100"/>
+              <w:bottom w:type="dxa" w:w="70"/>
+              <w:right w:type="dxa" w:w="100"/>
+            </w:tcMar>
+            <w:vAlign w:val="center"/>
+          </w:tcPr>
+          <w:p>
+            <w:pPr>
+              <w:spacing w:line="260"/>
+              <w:jc w:val="center"/>
+            </w:pPr>
+            <w:r>
+              <w:rPr>
+                <w:b/>
+                <w:bCs/>
+                <w:color w:val="FFFFFF"/>
+                <w:sz w:val="19"/>
+                <w:szCs w:val="19"/>
+              </w:rPr>
+              <w:t xml:space="preserve">Costo/msj ago.</w:t>
+            </w:r>
+          </w:p>
+        </w:tc>
+        <w:tc>
+          <w:tcPr>
+            <w:tcW w:type="dxa" w:w="1498"/>
+            <w:tcBorders>
+              <w:top w:val="single" w:color="BFC9D9" w:sz="4"/>
+              <w:left w:val="single" w:color="BFC9D9" w:sz="4"/>
+              <w:bottom w:val="single" w:color="BFC9D9" w:sz="4"/>
+              <w:right w:val="single" w:color="BFC9D9" w:sz="4"/>
+            </w:tcBorders>
+            <w:shd w:fill="1F3864" w:color="auto" w:val="clear"/>
+            <w:tcMar>
+              <w:top w:type="dxa" w:w="70"/>
+              <w:left w:type="dxa" w:w="100"/>
+              <w:bottom w:type="dxa" w:w="70"/>
+              <w:right w:type="dxa" w:w="100"/>
+            </w:tcMar>
+            <w:vAlign w:val="center"/>
+          </w:tcPr>
+          <w:p>
+            <w:pPr>
+              <w:spacing w:line="260"/>
+              <w:jc w:val="center"/>
+            </w:pPr>
+            <w:r>
+              <w:rPr>
+                <w:b/>
+                <w:bCs/>
+                <w:color w:val="FFFFFF"/>
+                <w:sz w:val="19"/>
+                <w:szCs w:val="19"/>
+              </w:rPr>
+              <w:t xml:space="preserve">Costo/msj sep.</w:t>
             </w:r>
           </w:p>
         </w:tc>
@@ -7205,7 +6851,7 @@
         </w:trPr>
         <w:tc>
           <w:tcPr>
-            <w:tcW w:type="dxa" w:w="2246"/>
+            <w:tcW w:type="dxa" w:w="1872"/>
             <w:tcBorders>
               <w:top w:val="single" w:color="BFC9D9" w:sz="4"/>
               <w:left w:val="single" w:color="BFC9D9" w:sz="4"/>
@@ -7240,7 +6886,7 @@
         </w:tc>
         <w:tc>
           <w:tcPr>
-            <w:tcW w:type="dxa" w:w="1778"/>
+            <w:tcW w:type="dxa" w:w="1123"/>
             <w:tcBorders>
               <w:top w:val="single" w:color="BFC9D9" w:sz="4"/>
               <w:left w:val="single" w:color="BFC9D9" w:sz="4"/>
@@ -7273,109 +6919,166 @@
         </w:tc>
         <w:tc>
           <w:tcPr>
-            <w:tcW w:type="dxa" w:w="1778"/>
-            <w:tcBorders>
-              <w:top w:val="single" w:color="BFC9D9" w:sz="4"/>
-              <w:left w:val="single" w:color="BFC9D9" w:sz="4"/>
-              <w:bottom w:val="single" w:color="BFC9D9" w:sz="4"/>
-              <w:right w:val="single" w:color="BFC9D9" w:sz="4"/>
-            </w:tcBorders>
-            <w:shd w:fill="FFFFFF" w:color="auto" w:val="clear"/>
-            <w:tcMar>
-              <w:top w:type="dxa" w:w="70"/>
-              <w:left w:type="dxa" w:w="100"/>
-              <w:bottom w:type="dxa" w:w="70"/>
-              <w:right w:type="dxa" w:w="100"/>
-            </w:tcMar>
-            <w:vAlign w:val="center"/>
-          </w:tcPr>
-          <w:p>
-            <w:pPr>
-              <w:spacing w:line="260"/>
-              <w:jc w:val="center"/>
-            </w:pPr>
-            <w:r>
-              <w:rPr>
-                <w:b w:val="false"/>
-                <w:bCs w:val="false"/>
-                <w:color w:val="262626"/>
-                <w:sz w:val="19"/>
-                <w:szCs w:val="19"/>
-                <w:highlight w:val="yellow"/>
-              </w:rPr>
-              <w:t xml:space="preserve">[____]</w:t>
-            </w:r>
-          </w:p>
-        </w:tc>
-        <w:tc>
-          <w:tcPr>
-            <w:tcW w:type="dxa" w:w="1778"/>
-            <w:tcBorders>
-              <w:top w:val="single" w:color="BFC9D9" w:sz="4"/>
-              <w:left w:val="single" w:color="BFC9D9" w:sz="4"/>
-              <w:bottom w:val="single" w:color="BFC9D9" w:sz="4"/>
-              <w:right w:val="single" w:color="BFC9D9" w:sz="4"/>
-            </w:tcBorders>
-            <w:shd w:fill="FFFFFF" w:color="auto" w:val="clear"/>
-            <w:tcMar>
-              <w:top w:type="dxa" w:w="70"/>
-              <w:left w:type="dxa" w:w="100"/>
-              <w:bottom w:type="dxa" w:w="70"/>
-              <w:right w:type="dxa" w:w="100"/>
-            </w:tcMar>
-            <w:vAlign w:val="center"/>
-          </w:tcPr>
-          <w:p>
-            <w:pPr>
-              <w:spacing w:line="260"/>
-              <w:jc w:val="center"/>
-            </w:pPr>
-            <w:r>
-              <w:rPr>
-                <w:b w:val="false"/>
-                <w:bCs w:val="false"/>
-                <w:color w:val="262626"/>
-                <w:sz w:val="19"/>
-                <w:szCs w:val="19"/>
-                <w:highlight w:val="yellow"/>
-              </w:rPr>
-              <w:t xml:space="preserve">[____]</w:t>
-            </w:r>
-          </w:p>
-        </w:tc>
-        <w:tc>
-          <w:tcPr>
-            <w:tcW w:type="dxa" w:w="1780"/>
-            <w:tcBorders>
-              <w:top w:val="single" w:color="BFC9D9" w:sz="4"/>
-              <w:left w:val="single" w:color="BFC9D9" w:sz="4"/>
-              <w:bottom w:val="single" w:color="BFC9D9" w:sz="4"/>
-              <w:right w:val="single" w:color="BFC9D9" w:sz="4"/>
-            </w:tcBorders>
-            <w:shd w:fill="FFFFFF" w:color="auto" w:val="clear"/>
-            <w:tcMar>
-              <w:top w:type="dxa" w:w="70"/>
-              <w:left w:type="dxa" w:w="100"/>
-              <w:bottom w:type="dxa" w:w="70"/>
-              <w:right w:type="dxa" w:w="100"/>
-            </w:tcMar>
-            <w:vAlign w:val="center"/>
-          </w:tcPr>
-          <w:p>
-            <w:pPr>
-              <w:spacing w:line="260"/>
-              <w:jc w:val="center"/>
-            </w:pPr>
-            <w:r>
-              <w:rPr>
-                <w:b w:val="false"/>
-                <w:bCs w:val="false"/>
-                <w:color w:val="262626"/>
-                <w:sz w:val="19"/>
-                <w:szCs w:val="19"/>
-                <w:highlight w:val="yellow"/>
-              </w:rPr>
-              <w:t xml:space="preserve">[____]</w:t>
+            <w:tcW w:type="dxa" w:w="1123"/>
+            <w:tcBorders>
+              <w:top w:val="single" w:color="BFC9D9" w:sz="4"/>
+              <w:left w:val="single" w:color="BFC9D9" w:sz="4"/>
+              <w:bottom w:val="single" w:color="BFC9D9" w:sz="4"/>
+              <w:right w:val="single" w:color="BFC9D9" w:sz="4"/>
+            </w:tcBorders>
+            <w:shd w:fill="FFFFFF" w:color="auto" w:val="clear"/>
+            <w:tcMar>
+              <w:top w:type="dxa" w:w="70"/>
+              <w:left w:type="dxa" w:w="100"/>
+              <w:bottom w:type="dxa" w:w="70"/>
+              <w:right w:type="dxa" w:w="100"/>
+            </w:tcMar>
+            <w:vAlign w:val="center"/>
+          </w:tcPr>
+          <w:p>
+            <w:pPr>
+              <w:spacing w:line="260"/>
+              <w:jc w:val="center"/>
+            </w:pPr>
+            <w:r>
+              <w:rPr>
+                <w:color w:val="262626"/>
+                <w:sz w:val="19"/>
+                <w:szCs w:val="19"/>
+              </w:rPr>
+              <w:t xml:space="preserve">1,025</w:t>
+            </w:r>
+          </w:p>
+        </w:tc>
+        <w:tc>
+          <w:tcPr>
+            <w:tcW w:type="dxa" w:w="1123"/>
+            <w:tcBorders>
+              <w:top w:val="single" w:color="BFC9D9" w:sz="4"/>
+              <w:left w:val="single" w:color="BFC9D9" w:sz="4"/>
+              <w:bottom w:val="single" w:color="BFC9D9" w:sz="4"/>
+              <w:right w:val="single" w:color="BFC9D9" w:sz="4"/>
+            </w:tcBorders>
+            <w:shd w:fill="FFFFFF" w:color="auto" w:val="clear"/>
+            <w:tcMar>
+              <w:top w:type="dxa" w:w="70"/>
+              <w:left w:type="dxa" w:w="100"/>
+              <w:bottom w:type="dxa" w:w="70"/>
+              <w:right w:type="dxa" w:w="100"/>
+            </w:tcMar>
+            <w:vAlign w:val="center"/>
+          </w:tcPr>
+          <w:p>
+            <w:pPr>
+              <w:spacing w:line="260"/>
+              <w:jc w:val="center"/>
+            </w:pPr>
+            <w:r>
+              <w:rPr>
+                <w:color w:val="262626"/>
+                <w:sz w:val="19"/>
+                <w:szCs w:val="19"/>
+              </w:rPr>
+              <w:t xml:space="preserve">-13.0%</w:t>
+            </w:r>
+          </w:p>
+        </w:tc>
+        <w:tc>
+          <w:tcPr>
+            <w:tcW w:type="dxa" w:w="1123"/>
+            <w:tcBorders>
+              <w:top w:val="single" w:color="BFC9D9" w:sz="4"/>
+              <w:left w:val="single" w:color="BFC9D9" w:sz="4"/>
+              <w:bottom w:val="single" w:color="BFC9D9" w:sz="4"/>
+              <w:right w:val="single" w:color="BFC9D9" w:sz="4"/>
+            </w:tcBorders>
+            <w:shd w:fill="FFFFFF" w:color="auto" w:val="clear"/>
+            <w:tcMar>
+              <w:top w:type="dxa" w:w="70"/>
+              <w:left w:type="dxa" w:w="100"/>
+              <w:bottom w:type="dxa" w:w="70"/>
+              <w:right w:type="dxa" w:w="100"/>
+            </w:tcMar>
+            <w:vAlign w:val="center"/>
+          </w:tcPr>
+          <w:p>
+            <w:pPr>
+              <w:spacing w:line="260"/>
+              <w:jc w:val="center"/>
+            </w:pPr>
+            <w:r>
+              <w:rPr>
+                <w:color w:val="262626"/>
+                <w:sz w:val="19"/>
+                <w:szCs w:val="19"/>
+              </w:rPr>
+              <w:t xml:space="preserve">26.2%</w:t>
+            </w:r>
+          </w:p>
+        </w:tc>
+        <w:tc>
+          <w:tcPr>
+            <w:tcW w:type="dxa" w:w="1498"/>
+            <w:tcBorders>
+              <w:top w:val="single" w:color="BFC9D9" w:sz="4"/>
+              <w:left w:val="single" w:color="BFC9D9" w:sz="4"/>
+              <w:bottom w:val="single" w:color="BFC9D9" w:sz="4"/>
+              <w:right w:val="single" w:color="BFC9D9" w:sz="4"/>
+            </w:tcBorders>
+            <w:shd w:fill="FFFFFF" w:color="auto" w:val="clear"/>
+            <w:tcMar>
+              <w:top w:type="dxa" w:w="70"/>
+              <w:left w:type="dxa" w:w="100"/>
+              <w:bottom w:type="dxa" w:w="70"/>
+              <w:right w:type="dxa" w:w="100"/>
+            </w:tcMar>
+            <w:vAlign w:val="center"/>
+          </w:tcPr>
+          <w:p>
+            <w:pPr>
+              <w:spacing w:line="260"/>
+              <w:jc w:val="center"/>
+            </w:pPr>
+            <w:r>
+              <w:rPr>
+                <w:color w:val="262626"/>
+                <w:sz w:val="19"/>
+                <w:szCs w:val="19"/>
+              </w:rPr>
+              <w:t xml:space="preserve">$7.70</w:t>
+            </w:r>
+          </w:p>
+        </w:tc>
+        <w:tc>
+          <w:tcPr>
+            <w:tcW w:type="dxa" w:w="1498"/>
+            <w:tcBorders>
+              <w:top w:val="single" w:color="BFC9D9" w:sz="4"/>
+              <w:left w:val="single" w:color="BFC9D9" w:sz="4"/>
+              <w:bottom w:val="single" w:color="BFC9D9" w:sz="4"/>
+              <w:right w:val="single" w:color="BFC9D9" w:sz="4"/>
+            </w:tcBorders>
+            <w:shd w:fill="FFFFFF" w:color="auto" w:val="clear"/>
+            <w:tcMar>
+              <w:top w:type="dxa" w:w="70"/>
+              <w:left w:type="dxa" w:w="100"/>
+              <w:bottom w:type="dxa" w:w="70"/>
+              <w:right w:type="dxa" w:w="100"/>
+            </w:tcMar>
+            <w:vAlign w:val="center"/>
+          </w:tcPr>
+          <w:p>
+            <w:pPr>
+              <w:spacing w:line="260"/>
+              <w:jc w:val="center"/>
+            </w:pPr>
+            <w:r>
+              <w:rPr>
+                <w:color w:val="262626"/>
+                <w:sz w:val="19"/>
+                <w:szCs w:val="19"/>
+              </w:rPr>
+              <w:t xml:space="preserve">$7.78</w:t>
             </w:r>
           </w:p>
         </w:tc>
@@ -7386,7 +7089,7 @@
         </w:trPr>
         <w:tc>
           <w:tcPr>
-            <w:tcW w:type="dxa" w:w="2246"/>
+            <w:tcW w:type="dxa" w:w="1872"/>
             <w:tcBorders>
               <w:top w:val="single" w:color="BFC9D9" w:sz="4"/>
               <w:left w:val="single" w:color="BFC9D9" w:sz="4"/>
@@ -7415,13 +7118,13 @@
                 <w:sz w:val="19"/>
                 <w:szCs w:val="19"/>
               </w:rPr>
-              <w:t xml:space="preserve">Barcco</w:t>
-            </w:r>
-          </w:p>
-        </w:tc>
-        <w:tc>
-          <w:tcPr>
-            <w:tcW w:type="dxa" w:w="1778"/>
+              <w:t xml:space="preserve">PAM</w:t>
+            </w:r>
+          </w:p>
+        </w:tc>
+        <w:tc>
+          <w:tcPr>
+            <w:tcW w:type="dxa" w:w="1123"/>
             <w:tcBorders>
               <w:top w:val="single" w:color="BFC9D9" w:sz="4"/>
               <w:left w:val="single" w:color="BFC9D9" w:sz="4"/>
@@ -7448,13 +7151,13 @@
                 <w:sz w:val="19"/>
                 <w:szCs w:val="19"/>
               </w:rPr>
-              <w:t xml:space="preserve">811</w:t>
-            </w:r>
-          </w:p>
-        </w:tc>
-        <w:tc>
-          <w:tcPr>
-            <w:tcW w:type="dxa" w:w="1778"/>
+              <w:t xml:space="preserve">735</w:t>
+            </w:r>
+          </w:p>
+        </w:tc>
+        <w:tc>
+          <w:tcPr>
+            <w:tcW w:type="dxa" w:w="1123"/>
             <w:tcBorders>
               <w:top w:val="single" w:color="BFC9D9" w:sz="4"/>
               <w:left w:val="single" w:color="BFC9D9" w:sz="4"/>
@@ -7477,20 +7180,17 @@
             </w:pPr>
             <w:r>
               <w:rPr>
-                <w:b w:val="false"/>
-                <w:bCs w:val="false"/>
-                <w:color w:val="262626"/>
-                <w:sz w:val="19"/>
-                <w:szCs w:val="19"/>
-                <w:highlight w:val="yellow"/>
-              </w:rPr>
-              <w:t xml:space="preserve">[____]</w:t>
-            </w:r>
-          </w:p>
-        </w:tc>
-        <w:tc>
-          <w:tcPr>
-            <w:tcW w:type="dxa" w:w="1778"/>
+                <w:color w:val="262626"/>
+                <w:sz w:val="19"/>
+                <w:szCs w:val="19"/>
+              </w:rPr>
+              <w:t xml:space="preserve">757</w:t>
+            </w:r>
+          </w:p>
+        </w:tc>
+        <w:tc>
+          <w:tcPr>
+            <w:tcW w:type="dxa" w:w="1123"/>
             <w:tcBorders>
               <w:top w:val="single" w:color="BFC9D9" w:sz="4"/>
               <w:left w:val="single" w:color="BFC9D9" w:sz="4"/>
@@ -7513,20 +7213,17 @@
             </w:pPr>
             <w:r>
               <w:rPr>
-                <w:b w:val="false"/>
-                <w:bCs w:val="false"/>
-                <w:color w:val="262626"/>
-                <w:sz w:val="19"/>
-                <w:szCs w:val="19"/>
-                <w:highlight w:val="yellow"/>
-              </w:rPr>
-              <w:t xml:space="preserve">[____]</w:t>
-            </w:r>
-          </w:p>
-        </w:tc>
-        <w:tc>
-          <w:tcPr>
-            <w:tcW w:type="dxa" w:w="1780"/>
+                <w:color w:val="262626"/>
+                <w:sz w:val="19"/>
+                <w:szCs w:val="19"/>
+              </w:rPr>
+              <w:t xml:space="preserve">+3.0%</w:t>
+            </w:r>
+          </w:p>
+        </w:tc>
+        <w:tc>
+          <w:tcPr>
+            <w:tcW w:type="dxa" w:w="1123"/>
             <w:tcBorders>
               <w:top w:val="single" w:color="BFC9D9" w:sz="4"/>
               <w:left w:val="single" w:color="BFC9D9" w:sz="4"/>
@@ -7549,14 +7246,77 @@
             </w:pPr>
             <w:r>
               <w:rPr>
-                <w:b w:val="false"/>
-                <w:bCs w:val="false"/>
-                <w:color w:val="262626"/>
-                <w:sz w:val="19"/>
-                <w:szCs w:val="19"/>
-                <w:highlight w:val="yellow"/>
-              </w:rPr>
-              <w:t xml:space="preserve">[____]</w:t>
+                <w:color w:val="262626"/>
+                <w:sz w:val="19"/>
+                <w:szCs w:val="19"/>
+              </w:rPr>
+              <w:t xml:space="preserve">19.4%</w:t>
+            </w:r>
+          </w:p>
+        </w:tc>
+        <w:tc>
+          <w:tcPr>
+            <w:tcW w:type="dxa" w:w="1498"/>
+            <w:tcBorders>
+              <w:top w:val="single" w:color="BFC9D9" w:sz="4"/>
+              <w:left w:val="single" w:color="BFC9D9" w:sz="4"/>
+              <w:bottom w:val="single" w:color="BFC9D9" w:sz="4"/>
+              <w:right w:val="single" w:color="BFC9D9" w:sz="4"/>
+            </w:tcBorders>
+            <w:shd w:fill="F2F5FA" w:color="auto" w:val="clear"/>
+            <w:tcMar>
+              <w:top w:type="dxa" w:w="70"/>
+              <w:left w:type="dxa" w:w="100"/>
+              <w:bottom w:type="dxa" w:w="70"/>
+              <w:right w:type="dxa" w:w="100"/>
+            </w:tcMar>
+            <w:vAlign w:val="center"/>
+          </w:tcPr>
+          <w:p>
+            <w:pPr>
+              <w:spacing w:line="260"/>
+              <w:jc w:val="center"/>
+            </w:pPr>
+            <w:r>
+              <w:rPr>
+                <w:color w:val="262626"/>
+                <w:sz w:val="19"/>
+                <w:szCs w:val="19"/>
+              </w:rPr>
+              <w:t xml:space="preserve">$12.61</w:t>
+            </w:r>
+          </w:p>
+        </w:tc>
+        <w:tc>
+          <w:tcPr>
+            <w:tcW w:type="dxa" w:w="1498"/>
+            <w:tcBorders>
+              <w:top w:val="single" w:color="BFC9D9" w:sz="4"/>
+              <w:left w:val="single" w:color="BFC9D9" w:sz="4"/>
+              <w:bottom w:val="single" w:color="BFC9D9" w:sz="4"/>
+              <w:right w:val="single" w:color="BFC9D9" w:sz="4"/>
+            </w:tcBorders>
+            <w:shd w:fill="F2F5FA" w:color="auto" w:val="clear"/>
+            <w:tcMar>
+              <w:top w:type="dxa" w:w="70"/>
+              <w:left w:type="dxa" w:w="100"/>
+              <w:bottom w:type="dxa" w:w="70"/>
+              <w:right w:type="dxa" w:w="100"/>
+            </w:tcMar>
+            <w:vAlign w:val="center"/>
+          </w:tcPr>
+          <w:p>
+            <w:pPr>
+              <w:spacing w:line="260"/>
+              <w:jc w:val="center"/>
+            </w:pPr>
+            <w:r>
+              <w:rPr>
+                <w:color w:val="262626"/>
+                <w:sz w:val="19"/>
+                <w:szCs w:val="19"/>
+              </w:rPr>
+              <w:t xml:space="preserve">$7.93</w:t>
             </w:r>
           </w:p>
         </w:tc>
@@ -7567,7 +7327,7 @@
         </w:trPr>
         <w:tc>
           <w:tcPr>
-            <w:tcW w:type="dxa" w:w="2246"/>
+            <w:tcW w:type="dxa" w:w="1872"/>
             <w:tcBorders>
               <w:top w:val="single" w:color="BFC9D9" w:sz="4"/>
               <w:left w:val="single" w:color="BFC9D9" w:sz="4"/>
@@ -7596,148 +7356,205 @@
                 <w:sz w:val="19"/>
                 <w:szCs w:val="19"/>
               </w:rPr>
-              <w:t xml:space="preserve">PAM</w:t>
-            </w:r>
-          </w:p>
-        </w:tc>
-        <w:tc>
-          <w:tcPr>
-            <w:tcW w:type="dxa" w:w="1778"/>
-            <w:tcBorders>
-              <w:top w:val="single" w:color="BFC9D9" w:sz="4"/>
-              <w:left w:val="single" w:color="BFC9D9" w:sz="4"/>
-              <w:bottom w:val="single" w:color="BFC9D9" w:sz="4"/>
-              <w:right w:val="single" w:color="BFC9D9" w:sz="4"/>
-            </w:tcBorders>
-            <w:shd w:fill="FFFFFF" w:color="auto" w:val="clear"/>
-            <w:tcMar>
-              <w:top w:type="dxa" w:w="70"/>
-              <w:left w:type="dxa" w:w="100"/>
-              <w:bottom w:type="dxa" w:w="70"/>
-              <w:right w:type="dxa" w:w="100"/>
-            </w:tcMar>
-            <w:vAlign w:val="center"/>
-          </w:tcPr>
-          <w:p>
-            <w:pPr>
-              <w:spacing w:line="260"/>
-              <w:jc w:val="center"/>
-            </w:pPr>
-            <w:r>
-              <w:rPr>
-                <w:color w:val="262626"/>
-                <w:sz w:val="19"/>
-                <w:szCs w:val="19"/>
-              </w:rPr>
-              <w:t xml:space="preserve">735</w:t>
-            </w:r>
-          </w:p>
-        </w:tc>
-        <w:tc>
-          <w:tcPr>
-            <w:tcW w:type="dxa" w:w="1778"/>
-            <w:tcBorders>
-              <w:top w:val="single" w:color="BFC9D9" w:sz="4"/>
-              <w:left w:val="single" w:color="BFC9D9" w:sz="4"/>
-              <w:bottom w:val="single" w:color="BFC9D9" w:sz="4"/>
-              <w:right w:val="single" w:color="BFC9D9" w:sz="4"/>
-            </w:tcBorders>
-            <w:shd w:fill="FFFFFF" w:color="auto" w:val="clear"/>
-            <w:tcMar>
-              <w:top w:type="dxa" w:w="70"/>
-              <w:left w:type="dxa" w:w="100"/>
-              <w:bottom w:type="dxa" w:w="70"/>
-              <w:right w:type="dxa" w:w="100"/>
-            </w:tcMar>
-            <w:vAlign w:val="center"/>
-          </w:tcPr>
-          <w:p>
-            <w:pPr>
-              <w:spacing w:line="260"/>
-              <w:jc w:val="center"/>
-            </w:pPr>
-            <w:r>
-              <w:rPr>
-                <w:b w:val="false"/>
-                <w:bCs w:val="false"/>
-                <w:color w:val="262626"/>
-                <w:sz w:val="19"/>
-                <w:szCs w:val="19"/>
-                <w:highlight w:val="yellow"/>
-              </w:rPr>
-              <w:t xml:space="preserve">[____]</w:t>
-            </w:r>
-          </w:p>
-        </w:tc>
-        <w:tc>
-          <w:tcPr>
-            <w:tcW w:type="dxa" w:w="1778"/>
-            <w:tcBorders>
-              <w:top w:val="single" w:color="BFC9D9" w:sz="4"/>
-              <w:left w:val="single" w:color="BFC9D9" w:sz="4"/>
-              <w:bottom w:val="single" w:color="BFC9D9" w:sz="4"/>
-              <w:right w:val="single" w:color="BFC9D9" w:sz="4"/>
-            </w:tcBorders>
-            <w:shd w:fill="FFFFFF" w:color="auto" w:val="clear"/>
-            <w:tcMar>
-              <w:top w:type="dxa" w:w="70"/>
-              <w:left w:type="dxa" w:w="100"/>
-              <w:bottom w:type="dxa" w:w="70"/>
-              <w:right w:type="dxa" w:w="100"/>
-            </w:tcMar>
-            <w:vAlign w:val="center"/>
-          </w:tcPr>
-          <w:p>
-            <w:pPr>
-              <w:spacing w:line="260"/>
-              <w:jc w:val="center"/>
-            </w:pPr>
-            <w:r>
-              <w:rPr>
-                <w:b w:val="false"/>
-                <w:bCs w:val="false"/>
-                <w:color w:val="262626"/>
-                <w:sz w:val="19"/>
-                <w:szCs w:val="19"/>
-                <w:highlight w:val="yellow"/>
-              </w:rPr>
-              <w:t xml:space="preserve">[____]</w:t>
-            </w:r>
-          </w:p>
-        </w:tc>
-        <w:tc>
-          <w:tcPr>
-            <w:tcW w:type="dxa" w:w="1780"/>
-            <w:tcBorders>
-              <w:top w:val="single" w:color="BFC9D9" w:sz="4"/>
-              <w:left w:val="single" w:color="BFC9D9" w:sz="4"/>
-              <w:bottom w:val="single" w:color="BFC9D9" w:sz="4"/>
-              <w:right w:val="single" w:color="BFC9D9" w:sz="4"/>
-            </w:tcBorders>
-            <w:shd w:fill="FFFFFF" w:color="auto" w:val="clear"/>
-            <w:tcMar>
-              <w:top w:type="dxa" w:w="70"/>
-              <w:left w:type="dxa" w:w="100"/>
-              <w:bottom w:type="dxa" w:w="70"/>
-              <w:right w:type="dxa" w:w="100"/>
-            </w:tcMar>
-            <w:vAlign w:val="center"/>
-          </w:tcPr>
-          <w:p>
-            <w:pPr>
-              <w:spacing w:line="260"/>
-              <w:jc w:val="center"/>
-            </w:pPr>
-            <w:r>
-              <w:rPr>
-                <w:b w:val="false"/>
-                <w:bCs w:val="false"/>
-                <w:color w:val="262626"/>
-                <w:sz w:val="19"/>
-                <w:szCs w:val="19"/>
-                <w:highlight w:val="yellow"/>
-              </w:rPr>
-              <w:t xml:space="preserve">[____]</w:t>
+              <w:t xml:space="preserve">Pensionate</w:t>
+            </w:r>
+          </w:p>
+        </w:tc>
+        <w:tc>
+          <w:tcPr>
+            <w:tcW w:type="dxa" w:w="1123"/>
+            <w:tcBorders>
+              <w:top w:val="single" w:color="BFC9D9" w:sz="4"/>
+              <w:left w:val="single" w:color="BFC9D9" w:sz="4"/>
+              <w:bottom w:val="single" w:color="BFC9D9" w:sz="4"/>
+              <w:right w:val="single" w:color="BFC9D9" w:sz="4"/>
+            </w:tcBorders>
+            <w:shd w:fill="FFFFFF" w:color="auto" w:val="clear"/>
+            <w:tcMar>
+              <w:top w:type="dxa" w:w="70"/>
+              <w:left w:type="dxa" w:w="100"/>
+              <w:bottom w:type="dxa" w:w="70"/>
+              <w:right w:type="dxa" w:w="100"/>
+            </w:tcMar>
+            <w:vAlign w:val="center"/>
+          </w:tcPr>
+          <w:p>
+            <w:pPr>
+              <w:spacing w:line="260"/>
+              <w:jc w:val="center"/>
+            </w:pPr>
+            <w:r>
+              <w:rPr>
+                <w:color w:val="262626"/>
+                <w:sz w:val="19"/>
+                <w:szCs w:val="19"/>
+              </w:rPr>
+              <w:t xml:space="preserve">522</w:t>
+            </w:r>
+          </w:p>
+        </w:tc>
+        <w:tc>
+          <w:tcPr>
+            <w:tcW w:type="dxa" w:w="1123"/>
+            <w:tcBorders>
+              <w:top w:val="single" w:color="BFC9D9" w:sz="4"/>
+              <w:left w:val="single" w:color="BFC9D9" w:sz="4"/>
+              <w:bottom w:val="single" w:color="BFC9D9" w:sz="4"/>
+              <w:right w:val="single" w:color="BFC9D9" w:sz="4"/>
+            </w:tcBorders>
+            <w:shd w:fill="FFFFFF" w:color="auto" w:val="clear"/>
+            <w:tcMar>
+              <w:top w:type="dxa" w:w="70"/>
+              <w:left w:type="dxa" w:w="100"/>
+              <w:bottom w:type="dxa" w:w="70"/>
+              <w:right w:type="dxa" w:w="100"/>
+            </w:tcMar>
+            <w:vAlign w:val="center"/>
+          </w:tcPr>
+          <w:p>
+            <w:pPr>
+              <w:spacing w:line="260"/>
+              <w:jc w:val="center"/>
+            </w:pPr>
+            <w:r>
+              <w:rPr>
+                <w:color w:val="262626"/>
+                <w:sz w:val="19"/>
+                <w:szCs w:val="19"/>
+              </w:rPr>
+              <w:t xml:space="preserve">575</w:t>
+            </w:r>
+          </w:p>
+        </w:tc>
+        <w:tc>
+          <w:tcPr>
+            <w:tcW w:type="dxa" w:w="1123"/>
+            <w:tcBorders>
+              <w:top w:val="single" w:color="BFC9D9" w:sz="4"/>
+              <w:left w:val="single" w:color="BFC9D9" w:sz="4"/>
+              <w:bottom w:val="single" w:color="BFC9D9" w:sz="4"/>
+              <w:right w:val="single" w:color="BFC9D9" w:sz="4"/>
+            </w:tcBorders>
+            <w:shd w:fill="FFFFFF" w:color="auto" w:val="clear"/>
+            <w:tcMar>
+              <w:top w:type="dxa" w:w="70"/>
+              <w:left w:type="dxa" w:w="100"/>
+              <w:bottom w:type="dxa" w:w="70"/>
+              <w:right w:type="dxa" w:w="100"/>
+            </w:tcMar>
+            <w:vAlign w:val="center"/>
+          </w:tcPr>
+          <w:p>
+            <w:pPr>
+              <w:spacing w:line="260"/>
+              <w:jc w:val="center"/>
+            </w:pPr>
+            <w:r>
+              <w:rPr>
+                <w:color w:val="262626"/>
+                <w:sz w:val="19"/>
+                <w:szCs w:val="19"/>
+              </w:rPr>
+              <w:t xml:space="preserve">+10.2%</w:t>
+            </w:r>
+          </w:p>
+        </w:tc>
+        <w:tc>
+          <w:tcPr>
+            <w:tcW w:type="dxa" w:w="1123"/>
+            <w:tcBorders>
+              <w:top w:val="single" w:color="BFC9D9" w:sz="4"/>
+              <w:left w:val="single" w:color="BFC9D9" w:sz="4"/>
+              <w:bottom w:val="single" w:color="BFC9D9" w:sz="4"/>
+              <w:right w:val="single" w:color="BFC9D9" w:sz="4"/>
+            </w:tcBorders>
+            <w:shd w:fill="FFFFFF" w:color="auto" w:val="clear"/>
+            <w:tcMar>
+              <w:top w:type="dxa" w:w="70"/>
+              <w:left w:type="dxa" w:w="100"/>
+              <w:bottom w:type="dxa" w:w="70"/>
+              <w:right w:type="dxa" w:w="100"/>
+            </w:tcMar>
+            <w:vAlign w:val="center"/>
+          </w:tcPr>
+          <w:p>
+            <w:pPr>
+              <w:spacing w:line="260"/>
+              <w:jc w:val="center"/>
+            </w:pPr>
+            <w:r>
+              <w:rPr>
+                <w:color w:val="262626"/>
+                <w:sz w:val="19"/>
+                <w:szCs w:val="19"/>
+              </w:rPr>
+              <w:t xml:space="preserve">14.7%</w:t>
+            </w:r>
+          </w:p>
+        </w:tc>
+        <w:tc>
+          <w:tcPr>
+            <w:tcW w:type="dxa" w:w="1498"/>
+            <w:tcBorders>
+              <w:top w:val="single" w:color="BFC9D9" w:sz="4"/>
+              <w:left w:val="single" w:color="BFC9D9" w:sz="4"/>
+              <w:bottom w:val="single" w:color="BFC9D9" w:sz="4"/>
+              <w:right w:val="single" w:color="BFC9D9" w:sz="4"/>
+            </w:tcBorders>
+            <w:shd w:fill="FFFFFF" w:color="auto" w:val="clear"/>
+            <w:tcMar>
+              <w:top w:type="dxa" w:w="70"/>
+              <w:left w:type="dxa" w:w="100"/>
+              <w:bottom w:type="dxa" w:w="70"/>
+              <w:right w:type="dxa" w:w="100"/>
+            </w:tcMar>
+            <w:vAlign w:val="center"/>
+          </w:tcPr>
+          <w:p>
+            <w:pPr>
+              <w:spacing w:line="260"/>
+              <w:jc w:val="center"/>
+            </w:pPr>
+            <w:r>
+              <w:rPr>
+                <w:color w:val="262626"/>
+                <w:sz w:val="19"/>
+                <w:szCs w:val="19"/>
+              </w:rPr>
+              <w:t xml:space="preserve">$13.36</w:t>
+            </w:r>
+          </w:p>
+        </w:tc>
+        <w:tc>
+          <w:tcPr>
+            <w:tcW w:type="dxa" w:w="1498"/>
+            <w:tcBorders>
+              <w:top w:val="single" w:color="BFC9D9" w:sz="4"/>
+              <w:left w:val="single" w:color="BFC9D9" w:sz="4"/>
+              <w:bottom w:val="single" w:color="BFC9D9" w:sz="4"/>
+              <w:right w:val="single" w:color="BFC9D9" w:sz="4"/>
+            </w:tcBorders>
+            <w:shd w:fill="FFFFFF" w:color="auto" w:val="clear"/>
+            <w:tcMar>
+              <w:top w:type="dxa" w:w="70"/>
+              <w:left w:type="dxa" w:w="100"/>
+              <w:bottom w:type="dxa" w:w="70"/>
+              <w:right w:type="dxa" w:w="100"/>
+            </w:tcMar>
+            <w:vAlign w:val="center"/>
+          </w:tcPr>
+          <w:p>
+            <w:pPr>
+              <w:spacing w:line="260"/>
+              <w:jc w:val="center"/>
+            </w:pPr>
+            <w:r>
+              <w:rPr>
+                <w:color w:val="262626"/>
+                <w:sz w:val="19"/>
+                <w:szCs w:val="19"/>
+              </w:rPr>
+              <w:t xml:space="preserve">$10.55</w:t>
             </w:r>
           </w:p>
         </w:tc>
@@ -7748,7 +7565,7 @@
         </w:trPr>
         <w:tc>
           <w:tcPr>
-            <w:tcW w:type="dxa" w:w="2246"/>
+            <w:tcW w:type="dxa" w:w="1872"/>
             <w:tcBorders>
               <w:top w:val="single" w:color="BFC9D9" w:sz="4"/>
               <w:left w:val="single" w:color="BFC9D9" w:sz="4"/>
@@ -7777,13 +7594,13 @@
                 <w:sz w:val="19"/>
                 <w:szCs w:val="19"/>
               </w:rPr>
-              <w:t xml:space="preserve">Retiro Vertical</w:t>
-            </w:r>
-          </w:p>
-        </w:tc>
-        <w:tc>
-          <w:tcPr>
-            <w:tcW w:type="dxa" w:w="1778"/>
+              <w:t xml:space="preserve">Barcco</w:t>
+            </w:r>
+          </w:p>
+        </w:tc>
+        <w:tc>
+          <w:tcPr>
+            <w:tcW w:type="dxa" w:w="1123"/>
             <w:tcBorders>
               <w:top w:val="single" w:color="BFC9D9" w:sz="4"/>
               <w:left w:val="single" w:color="BFC9D9" w:sz="4"/>
@@ -7810,13 +7627,13 @@
                 <w:sz w:val="19"/>
                 <w:szCs w:val="19"/>
               </w:rPr>
-              <w:t xml:space="preserve">632</w:t>
-            </w:r>
-          </w:p>
-        </w:tc>
-        <w:tc>
-          <w:tcPr>
-            <w:tcW w:type="dxa" w:w="1778"/>
+              <w:t xml:space="preserve">811</w:t>
+            </w:r>
+          </w:p>
+        </w:tc>
+        <w:tc>
+          <w:tcPr>
+            <w:tcW w:type="dxa" w:w="1123"/>
             <w:tcBorders>
               <w:top w:val="single" w:color="BFC9D9" w:sz="4"/>
               <w:left w:val="single" w:color="BFC9D9" w:sz="4"/>
@@ -7839,20 +7656,17 @@
             </w:pPr>
             <w:r>
               <w:rPr>
-                <w:b w:val="false"/>
-                <w:bCs w:val="false"/>
-                <w:color w:val="262626"/>
-                <w:sz w:val="19"/>
-                <w:szCs w:val="19"/>
-                <w:highlight w:val="yellow"/>
-              </w:rPr>
-              <w:t xml:space="preserve">[____]</w:t>
-            </w:r>
-          </w:p>
-        </w:tc>
-        <w:tc>
-          <w:tcPr>
-            <w:tcW w:type="dxa" w:w="1778"/>
+                <w:color w:val="262626"/>
+                <w:sz w:val="19"/>
+                <w:szCs w:val="19"/>
+              </w:rPr>
+              <w:t xml:space="preserve">560</w:t>
+            </w:r>
+          </w:p>
+        </w:tc>
+        <w:tc>
+          <w:tcPr>
+            <w:tcW w:type="dxa" w:w="1123"/>
             <w:tcBorders>
               <w:top w:val="single" w:color="BFC9D9" w:sz="4"/>
               <w:left w:val="single" w:color="BFC9D9" w:sz="4"/>
@@ -7875,20 +7689,17 @@
             </w:pPr>
             <w:r>
               <w:rPr>
-                <w:b w:val="false"/>
-                <w:bCs w:val="false"/>
-                <w:color w:val="262626"/>
-                <w:sz w:val="19"/>
-                <w:szCs w:val="19"/>
-                <w:highlight w:val="yellow"/>
-              </w:rPr>
-              <w:t xml:space="preserve">[____]</w:t>
-            </w:r>
-          </w:p>
-        </w:tc>
-        <w:tc>
-          <w:tcPr>
-            <w:tcW w:type="dxa" w:w="1780"/>
+                <w:color w:val="262626"/>
+                <w:sz w:val="19"/>
+                <w:szCs w:val="19"/>
+              </w:rPr>
+              <w:t xml:space="preserve">-30.9%</w:t>
+            </w:r>
+          </w:p>
+        </w:tc>
+        <w:tc>
+          <w:tcPr>
+            <w:tcW w:type="dxa" w:w="1123"/>
             <w:tcBorders>
               <w:top w:val="single" w:color="BFC9D9" w:sz="4"/>
               <w:left w:val="single" w:color="BFC9D9" w:sz="4"/>
@@ -7911,14 +7722,77 @@
             </w:pPr>
             <w:r>
               <w:rPr>
-                <w:b w:val="false"/>
-                <w:bCs w:val="false"/>
-                <w:color w:val="262626"/>
-                <w:sz w:val="19"/>
-                <w:szCs w:val="19"/>
-                <w:highlight w:val="yellow"/>
-              </w:rPr>
-              <w:t xml:space="preserve">[____]</w:t>
+                <w:color w:val="262626"/>
+                <w:sz w:val="19"/>
+                <w:szCs w:val="19"/>
+              </w:rPr>
+              <w:t xml:space="preserve">14.3%</w:t>
+            </w:r>
+          </w:p>
+        </w:tc>
+        <w:tc>
+          <w:tcPr>
+            <w:tcW w:type="dxa" w:w="1498"/>
+            <w:tcBorders>
+              <w:top w:val="single" w:color="BFC9D9" w:sz="4"/>
+              <w:left w:val="single" w:color="BFC9D9" w:sz="4"/>
+              <w:bottom w:val="single" w:color="BFC9D9" w:sz="4"/>
+              <w:right w:val="single" w:color="BFC9D9" w:sz="4"/>
+            </w:tcBorders>
+            <w:shd w:fill="F2F5FA" w:color="auto" w:val="clear"/>
+            <w:tcMar>
+              <w:top w:type="dxa" w:w="70"/>
+              <w:left w:type="dxa" w:w="100"/>
+              <w:bottom w:type="dxa" w:w="70"/>
+              <w:right w:type="dxa" w:w="100"/>
+            </w:tcMar>
+            <w:vAlign w:val="center"/>
+          </w:tcPr>
+          <w:p>
+            <w:pPr>
+              <w:spacing w:line="260"/>
+              <w:jc w:val="center"/>
+            </w:pPr>
+            <w:r>
+              <w:rPr>
+                <w:color w:val="262626"/>
+                <w:sz w:val="19"/>
+                <w:szCs w:val="19"/>
+              </w:rPr>
+              <w:t xml:space="preserve">$11.07</w:t>
+            </w:r>
+          </w:p>
+        </w:tc>
+        <w:tc>
+          <w:tcPr>
+            <w:tcW w:type="dxa" w:w="1498"/>
+            <w:tcBorders>
+              <w:top w:val="single" w:color="BFC9D9" w:sz="4"/>
+              <w:left w:val="single" w:color="BFC9D9" w:sz="4"/>
+              <w:bottom w:val="single" w:color="BFC9D9" w:sz="4"/>
+              <w:right w:val="single" w:color="BFC9D9" w:sz="4"/>
+            </w:tcBorders>
+            <w:shd w:fill="F2F5FA" w:color="auto" w:val="clear"/>
+            <w:tcMar>
+              <w:top w:type="dxa" w:w="70"/>
+              <w:left w:type="dxa" w:w="100"/>
+              <w:bottom w:type="dxa" w:w="70"/>
+              <w:right w:type="dxa" w:w="100"/>
+            </w:tcMar>
+            <w:vAlign w:val="center"/>
+          </w:tcPr>
+          <w:p>
+            <w:pPr>
+              <w:spacing w:line="260"/>
+              <w:jc w:val="center"/>
+            </w:pPr>
+            <w:r>
+              <w:rPr>
+                <w:color w:val="262626"/>
+                <w:sz w:val="19"/>
+                <w:szCs w:val="19"/>
+              </w:rPr>
+              <w:t xml:space="preserve">$13.08</w:t>
             </w:r>
           </w:p>
         </w:tc>
@@ -7929,7 +7803,7 @@
         </w:trPr>
         <w:tc>
           <w:tcPr>
-            <w:tcW w:type="dxa" w:w="2246"/>
+            <w:tcW w:type="dxa" w:w="1872"/>
             <w:tcBorders>
               <w:top w:val="single" w:color="BFC9D9" w:sz="4"/>
               <w:left w:val="single" w:color="BFC9D9" w:sz="4"/>
@@ -7964,7 +7838,7 @@
         </w:tc>
         <w:tc>
           <w:tcPr>
-            <w:tcW w:type="dxa" w:w="1778"/>
+            <w:tcW w:type="dxa" w:w="1123"/>
             <w:tcBorders>
               <w:top w:val="single" w:color="BFC9D9" w:sz="4"/>
               <w:left w:val="single" w:color="BFC9D9" w:sz="4"/>
@@ -7997,109 +7871,166 @@
         </w:tc>
         <w:tc>
           <w:tcPr>
-            <w:tcW w:type="dxa" w:w="1778"/>
-            <w:tcBorders>
-              <w:top w:val="single" w:color="BFC9D9" w:sz="4"/>
-              <w:left w:val="single" w:color="BFC9D9" w:sz="4"/>
-              <w:bottom w:val="single" w:color="BFC9D9" w:sz="4"/>
-              <w:right w:val="single" w:color="BFC9D9" w:sz="4"/>
-            </w:tcBorders>
-            <w:shd w:fill="FFFFFF" w:color="auto" w:val="clear"/>
-            <w:tcMar>
-              <w:top w:type="dxa" w:w="70"/>
-              <w:left w:type="dxa" w:w="100"/>
-              <w:bottom w:type="dxa" w:w="70"/>
-              <w:right w:type="dxa" w:w="100"/>
-            </w:tcMar>
-            <w:vAlign w:val="center"/>
-          </w:tcPr>
-          <w:p>
-            <w:pPr>
-              <w:spacing w:line="260"/>
-              <w:jc w:val="center"/>
-            </w:pPr>
-            <w:r>
-              <w:rPr>
-                <w:b w:val="false"/>
-                <w:bCs w:val="false"/>
-                <w:color w:val="262626"/>
-                <w:sz w:val="19"/>
-                <w:szCs w:val="19"/>
-                <w:highlight w:val="yellow"/>
-              </w:rPr>
-              <w:t xml:space="preserve">[____]</w:t>
-            </w:r>
-          </w:p>
-        </w:tc>
-        <w:tc>
-          <w:tcPr>
-            <w:tcW w:type="dxa" w:w="1778"/>
-            <w:tcBorders>
-              <w:top w:val="single" w:color="BFC9D9" w:sz="4"/>
-              <w:left w:val="single" w:color="BFC9D9" w:sz="4"/>
-              <w:bottom w:val="single" w:color="BFC9D9" w:sz="4"/>
-              <w:right w:val="single" w:color="BFC9D9" w:sz="4"/>
-            </w:tcBorders>
-            <w:shd w:fill="FFFFFF" w:color="auto" w:val="clear"/>
-            <w:tcMar>
-              <w:top w:type="dxa" w:w="70"/>
-              <w:left w:type="dxa" w:w="100"/>
-              <w:bottom w:type="dxa" w:w="70"/>
-              <w:right w:type="dxa" w:w="100"/>
-            </w:tcMar>
-            <w:vAlign w:val="center"/>
-          </w:tcPr>
-          <w:p>
-            <w:pPr>
-              <w:spacing w:line="260"/>
-              <w:jc w:val="center"/>
-            </w:pPr>
-            <w:r>
-              <w:rPr>
-                <w:b w:val="false"/>
-                <w:bCs w:val="false"/>
-                <w:color w:val="262626"/>
-                <w:sz w:val="19"/>
-                <w:szCs w:val="19"/>
-                <w:highlight w:val="yellow"/>
-              </w:rPr>
-              <w:t xml:space="preserve">[____]</w:t>
-            </w:r>
-          </w:p>
-        </w:tc>
-        <w:tc>
-          <w:tcPr>
-            <w:tcW w:type="dxa" w:w="1780"/>
-            <w:tcBorders>
-              <w:top w:val="single" w:color="BFC9D9" w:sz="4"/>
-              <w:left w:val="single" w:color="BFC9D9" w:sz="4"/>
-              <w:bottom w:val="single" w:color="BFC9D9" w:sz="4"/>
-              <w:right w:val="single" w:color="BFC9D9" w:sz="4"/>
-            </w:tcBorders>
-            <w:shd w:fill="FFFFFF" w:color="auto" w:val="clear"/>
-            <w:tcMar>
-              <w:top w:type="dxa" w:w="70"/>
-              <w:left w:type="dxa" w:w="100"/>
-              <w:bottom w:type="dxa" w:w="70"/>
-              <w:right w:type="dxa" w:w="100"/>
-            </w:tcMar>
-            <w:vAlign w:val="center"/>
-          </w:tcPr>
-          <w:p>
-            <w:pPr>
-              <w:spacing w:line="260"/>
-              <w:jc w:val="center"/>
-            </w:pPr>
-            <w:r>
-              <w:rPr>
-                <w:b w:val="false"/>
-                <w:bCs w:val="false"/>
-                <w:color w:val="262626"/>
-                <w:sz w:val="19"/>
-                <w:szCs w:val="19"/>
-                <w:highlight w:val="yellow"/>
-              </w:rPr>
-              <w:t xml:space="preserve">[____]</w:t>
+            <w:tcW w:type="dxa" w:w="1123"/>
+            <w:tcBorders>
+              <w:top w:val="single" w:color="BFC9D9" w:sz="4"/>
+              <w:left w:val="single" w:color="BFC9D9" w:sz="4"/>
+              <w:bottom w:val="single" w:color="BFC9D9" w:sz="4"/>
+              <w:right w:val="single" w:color="BFC9D9" w:sz="4"/>
+            </w:tcBorders>
+            <w:shd w:fill="FFFFFF" w:color="auto" w:val="clear"/>
+            <w:tcMar>
+              <w:top w:type="dxa" w:w="70"/>
+              <w:left w:type="dxa" w:w="100"/>
+              <w:bottom w:type="dxa" w:w="70"/>
+              <w:right w:type="dxa" w:w="100"/>
+            </w:tcMar>
+            <w:vAlign w:val="center"/>
+          </w:tcPr>
+          <w:p>
+            <w:pPr>
+              <w:spacing w:line="260"/>
+              <w:jc w:val="center"/>
+            </w:pPr>
+            <w:r>
+              <w:rPr>
+                <w:color w:val="262626"/>
+                <w:sz w:val="19"/>
+                <w:szCs w:val="19"/>
+              </w:rPr>
+              <w:t xml:space="preserve">492</w:t>
+            </w:r>
+          </w:p>
+        </w:tc>
+        <w:tc>
+          <w:tcPr>
+            <w:tcW w:type="dxa" w:w="1123"/>
+            <w:tcBorders>
+              <w:top w:val="single" w:color="BFC9D9" w:sz="4"/>
+              <w:left w:val="single" w:color="BFC9D9" w:sz="4"/>
+              <w:bottom w:val="single" w:color="BFC9D9" w:sz="4"/>
+              <w:right w:val="single" w:color="BFC9D9" w:sz="4"/>
+            </w:tcBorders>
+            <w:shd w:fill="FFFFFF" w:color="auto" w:val="clear"/>
+            <w:tcMar>
+              <w:top w:type="dxa" w:w="70"/>
+              <w:left w:type="dxa" w:w="100"/>
+              <w:bottom w:type="dxa" w:w="70"/>
+              <w:right w:type="dxa" w:w="100"/>
+            </w:tcMar>
+            <w:vAlign w:val="center"/>
+          </w:tcPr>
+          <w:p>
+            <w:pPr>
+              <w:spacing w:line="260"/>
+              <w:jc w:val="center"/>
+            </w:pPr>
+            <w:r>
+              <w:rPr>
+                <w:color w:val="262626"/>
+                <w:sz w:val="19"/>
+                <w:szCs w:val="19"/>
+              </w:rPr>
+              <w:t xml:space="preserve">-19.5%</w:t>
+            </w:r>
+          </w:p>
+        </w:tc>
+        <w:tc>
+          <w:tcPr>
+            <w:tcW w:type="dxa" w:w="1123"/>
+            <w:tcBorders>
+              <w:top w:val="single" w:color="BFC9D9" w:sz="4"/>
+              <w:left w:val="single" w:color="BFC9D9" w:sz="4"/>
+              <w:bottom w:val="single" w:color="BFC9D9" w:sz="4"/>
+              <w:right w:val="single" w:color="BFC9D9" w:sz="4"/>
+            </w:tcBorders>
+            <w:shd w:fill="FFFFFF" w:color="auto" w:val="clear"/>
+            <w:tcMar>
+              <w:top w:type="dxa" w:w="70"/>
+              <w:left w:type="dxa" w:w="100"/>
+              <w:bottom w:type="dxa" w:w="70"/>
+              <w:right w:type="dxa" w:w="100"/>
+            </w:tcMar>
+            <w:vAlign w:val="center"/>
+          </w:tcPr>
+          <w:p>
+            <w:pPr>
+              <w:spacing w:line="260"/>
+              <w:jc w:val="center"/>
+            </w:pPr>
+            <w:r>
+              <w:rPr>
+                <w:color w:val="262626"/>
+                <w:sz w:val="19"/>
+                <w:szCs w:val="19"/>
+              </w:rPr>
+              <w:t xml:space="preserve">12.6%</w:t>
+            </w:r>
+          </w:p>
+        </w:tc>
+        <w:tc>
+          <w:tcPr>
+            <w:tcW w:type="dxa" w:w="1498"/>
+            <w:tcBorders>
+              <w:top w:val="single" w:color="BFC9D9" w:sz="4"/>
+              <w:left w:val="single" w:color="BFC9D9" w:sz="4"/>
+              <w:bottom w:val="single" w:color="BFC9D9" w:sz="4"/>
+              <w:right w:val="single" w:color="BFC9D9" w:sz="4"/>
+            </w:tcBorders>
+            <w:shd w:fill="FFFFFF" w:color="auto" w:val="clear"/>
+            <w:tcMar>
+              <w:top w:type="dxa" w:w="70"/>
+              <w:left w:type="dxa" w:w="100"/>
+              <w:bottom w:type="dxa" w:w="70"/>
+              <w:right w:type="dxa" w:w="100"/>
+            </w:tcMar>
+            <w:vAlign w:val="center"/>
+          </w:tcPr>
+          <w:p>
+            <w:pPr>
+              <w:spacing w:line="260"/>
+              <w:jc w:val="center"/>
+            </w:pPr>
+            <w:r>
+              <w:rPr>
+                <w:color w:val="262626"/>
+                <w:sz w:val="19"/>
+                <w:szCs w:val="19"/>
+              </w:rPr>
+              <w:t xml:space="preserve">$12.74</w:t>
+            </w:r>
+          </w:p>
+        </w:tc>
+        <w:tc>
+          <w:tcPr>
+            <w:tcW w:type="dxa" w:w="1498"/>
+            <w:tcBorders>
+              <w:top w:val="single" w:color="BFC9D9" w:sz="4"/>
+              <w:left w:val="single" w:color="BFC9D9" w:sz="4"/>
+              <w:bottom w:val="single" w:color="BFC9D9" w:sz="4"/>
+              <w:right w:val="single" w:color="BFC9D9" w:sz="4"/>
+            </w:tcBorders>
+            <w:shd w:fill="FFFFFF" w:color="auto" w:val="clear"/>
+            <w:tcMar>
+              <w:top w:type="dxa" w:w="70"/>
+              <w:left w:type="dxa" w:w="100"/>
+              <w:bottom w:type="dxa" w:w="70"/>
+              <w:right w:type="dxa" w:w="100"/>
+            </w:tcMar>
+            <w:vAlign w:val="center"/>
+          </w:tcPr>
+          <w:p>
+            <w:pPr>
+              <w:spacing w:line="260"/>
+              <w:jc w:val="center"/>
+            </w:pPr>
+            <w:r>
+              <w:rPr>
+                <w:color w:val="262626"/>
+                <w:sz w:val="19"/>
+                <w:szCs w:val="19"/>
+              </w:rPr>
+              <w:t xml:space="preserve">$15.35</w:t>
             </w:r>
           </w:p>
         </w:tc>
@@ -8110,7 +8041,7 @@
         </w:trPr>
         <w:tc>
           <w:tcPr>
-            <w:tcW w:type="dxa" w:w="2246"/>
+            <w:tcW w:type="dxa" w:w="1872"/>
             <w:tcBorders>
               <w:top w:val="single" w:color="BFC9D9" w:sz="4"/>
               <w:left w:val="single" w:color="BFC9D9" w:sz="4"/>
@@ -8139,13 +8070,13 @@
                 <w:sz w:val="19"/>
                 <w:szCs w:val="19"/>
               </w:rPr>
-              <w:t xml:space="preserve">Pensionate</w:t>
-            </w:r>
-          </w:p>
-        </w:tc>
-        <w:tc>
-          <w:tcPr>
-            <w:tcW w:type="dxa" w:w="1778"/>
+              <w:t xml:space="preserve">Retiro Vertical</w:t>
+            </w:r>
+          </w:p>
+        </w:tc>
+        <w:tc>
+          <w:tcPr>
+            <w:tcW w:type="dxa" w:w="1123"/>
             <w:tcBorders>
               <w:top w:val="single" w:color="BFC9D9" w:sz="4"/>
               <w:left w:val="single" w:color="BFC9D9" w:sz="4"/>
@@ -8172,13 +8103,13 @@
                 <w:sz w:val="19"/>
                 <w:szCs w:val="19"/>
               </w:rPr>
-              <w:t xml:space="preserve">522</w:t>
-            </w:r>
-          </w:p>
-        </w:tc>
-        <w:tc>
-          <w:tcPr>
-            <w:tcW w:type="dxa" w:w="1778"/>
+              <w:t xml:space="preserve">632</w:t>
+            </w:r>
+          </w:p>
+        </w:tc>
+        <w:tc>
+          <w:tcPr>
+            <w:tcW w:type="dxa" w:w="1123"/>
             <w:tcBorders>
               <w:top w:val="single" w:color="BFC9D9" w:sz="4"/>
               <w:left w:val="single" w:color="BFC9D9" w:sz="4"/>
@@ -8201,20 +8132,17 @@
             </w:pPr>
             <w:r>
               <w:rPr>
-                <w:b w:val="false"/>
-                <w:bCs w:val="false"/>
-                <w:color w:val="262626"/>
-                <w:sz w:val="19"/>
-                <w:szCs w:val="19"/>
-                <w:highlight w:val="yellow"/>
-              </w:rPr>
-              <w:t xml:space="preserve">[____]</w:t>
-            </w:r>
-          </w:p>
-        </w:tc>
-        <w:tc>
-          <w:tcPr>
-            <w:tcW w:type="dxa" w:w="1778"/>
+                <w:color w:val="262626"/>
+                <w:sz w:val="19"/>
+                <w:szCs w:val="19"/>
+              </w:rPr>
+              <w:t xml:space="preserve">441</w:t>
+            </w:r>
+          </w:p>
+        </w:tc>
+        <w:tc>
+          <w:tcPr>
+            <w:tcW w:type="dxa" w:w="1123"/>
             <w:tcBorders>
               <w:top w:val="single" w:color="BFC9D9" w:sz="4"/>
               <w:left w:val="single" w:color="BFC9D9" w:sz="4"/>
@@ -8237,20 +8165,17 @@
             </w:pPr>
             <w:r>
               <w:rPr>
-                <w:b w:val="false"/>
-                <w:bCs w:val="false"/>
-                <w:color w:val="262626"/>
-                <w:sz w:val="19"/>
-                <w:szCs w:val="19"/>
-                <w:highlight w:val="yellow"/>
-              </w:rPr>
-              <w:t xml:space="preserve">[____]</w:t>
-            </w:r>
-          </w:p>
-        </w:tc>
-        <w:tc>
-          <w:tcPr>
-            <w:tcW w:type="dxa" w:w="1780"/>
+                <w:color w:val="262626"/>
+                <w:sz w:val="19"/>
+                <w:szCs w:val="19"/>
+              </w:rPr>
+              <w:t xml:space="preserve">-30.2%</w:t>
+            </w:r>
+          </w:p>
+        </w:tc>
+        <w:tc>
+          <w:tcPr>
+            <w:tcW w:type="dxa" w:w="1123"/>
             <w:tcBorders>
               <w:top w:val="single" w:color="BFC9D9" w:sz="4"/>
               <w:left w:val="single" w:color="BFC9D9" w:sz="4"/>
@@ -8273,14 +8198,77 @@
             </w:pPr>
             <w:r>
               <w:rPr>
-                <w:b w:val="false"/>
-                <w:bCs w:val="false"/>
-                <w:color w:val="262626"/>
-                <w:sz w:val="19"/>
-                <w:szCs w:val="19"/>
-                <w:highlight w:val="yellow"/>
-              </w:rPr>
-              <w:t xml:space="preserve">[____]</w:t>
+                <w:color w:val="262626"/>
+                <w:sz w:val="19"/>
+                <w:szCs w:val="19"/>
+              </w:rPr>
+              <w:t xml:space="preserve">11.3%</w:t>
+            </w:r>
+          </w:p>
+        </w:tc>
+        <w:tc>
+          <w:tcPr>
+            <w:tcW w:type="dxa" w:w="1498"/>
+            <w:tcBorders>
+              <w:top w:val="single" w:color="BFC9D9" w:sz="4"/>
+              <w:left w:val="single" w:color="BFC9D9" w:sz="4"/>
+              <w:bottom w:val="single" w:color="BFC9D9" w:sz="4"/>
+              <w:right w:val="single" w:color="BFC9D9" w:sz="4"/>
+            </w:tcBorders>
+            <w:shd w:fill="F2F5FA" w:color="auto" w:val="clear"/>
+            <w:tcMar>
+              <w:top w:type="dxa" w:w="70"/>
+              <w:left w:type="dxa" w:w="100"/>
+              <w:bottom w:type="dxa" w:w="70"/>
+              <w:right w:type="dxa" w:w="100"/>
+            </w:tcMar>
+            <w:vAlign w:val="center"/>
+          </w:tcPr>
+          <w:p>
+            <w:pPr>
+              <w:spacing w:line="260"/>
+              <w:jc w:val="center"/>
+            </w:pPr>
+            <w:r>
+              <w:rPr>
+                <w:color w:val="262626"/>
+                <w:sz w:val="19"/>
+                <w:szCs w:val="19"/>
+              </w:rPr>
+              <w:t xml:space="preserve">$11.78</w:t>
+            </w:r>
+          </w:p>
+        </w:tc>
+        <w:tc>
+          <w:tcPr>
+            <w:tcW w:type="dxa" w:w="1498"/>
+            <w:tcBorders>
+              <w:top w:val="single" w:color="BFC9D9" w:sz="4"/>
+              <w:left w:val="single" w:color="BFC9D9" w:sz="4"/>
+              <w:bottom w:val="single" w:color="BFC9D9" w:sz="4"/>
+              <w:right w:val="single" w:color="BFC9D9" w:sz="4"/>
+            </w:tcBorders>
+            <w:shd w:fill="F2F5FA" w:color="auto" w:val="clear"/>
+            <w:tcMar>
+              <w:top w:type="dxa" w:w="70"/>
+              <w:left w:type="dxa" w:w="100"/>
+              <w:bottom w:type="dxa" w:w="70"/>
+              <w:right w:type="dxa" w:w="100"/>
+            </w:tcMar>
+            <w:vAlign w:val="center"/>
+          </w:tcPr>
+          <w:p>
+            <w:pPr>
+              <w:spacing w:line="260"/>
+              <w:jc w:val="center"/>
+            </w:pPr>
+            <w:r>
+              <w:rPr>
+                <w:color w:val="262626"/>
+                <w:sz w:val="19"/>
+                <w:szCs w:val="19"/>
+              </w:rPr>
+              <w:t xml:space="preserve">$16.28</w:t>
             </w:r>
           </w:p>
         </w:tc>
@@ -8291,7 +8279,7 @@
         </w:trPr>
         <w:tc>
           <w:tcPr>
-            <w:tcW w:type="dxa" w:w="2246"/>
+            <w:tcW w:type="dxa" w:w="1872"/>
             <w:tcBorders>
               <w:top w:val="single" w:color="BFC9D9" w:sz="4"/>
               <w:left w:val="single" w:color="BFC9D9" w:sz="4"/>
@@ -8326,7 +8314,7 @@
         </w:tc>
         <w:tc>
           <w:tcPr>
-            <w:tcW w:type="dxa" w:w="1778"/>
+            <w:tcW w:type="dxa" w:w="1123"/>
             <w:tcBorders>
               <w:top w:val="single" w:color="BFC9D9" w:sz="4"/>
               <w:left w:val="single" w:color="BFC9D9" w:sz="4"/>
@@ -8359,43 +8347,40 @@
         </w:tc>
         <w:tc>
           <w:tcPr>
-            <w:tcW w:type="dxa" w:w="1778"/>
-            <w:tcBorders>
-              <w:top w:val="single" w:color="BFC9D9" w:sz="4"/>
-              <w:left w:val="single" w:color="BFC9D9" w:sz="4"/>
-              <w:bottom w:val="single" w:color="BFC9D9" w:sz="4"/>
-              <w:right w:val="single" w:color="BFC9D9" w:sz="4"/>
-            </w:tcBorders>
-            <w:shd w:fill="FFFFFF" w:color="auto" w:val="clear"/>
-            <w:tcMar>
-              <w:top w:type="dxa" w:w="70"/>
-              <w:left w:type="dxa" w:w="100"/>
-              <w:bottom w:type="dxa" w:w="70"/>
-              <w:right w:type="dxa" w:w="100"/>
-            </w:tcMar>
-            <w:vAlign w:val="center"/>
-          </w:tcPr>
-          <w:p>
-            <w:pPr>
-              <w:spacing w:line="260"/>
-              <w:jc w:val="center"/>
-            </w:pPr>
-            <w:r>
-              <w:rPr>
-                <w:b w:val="false"/>
-                <w:bCs w:val="false"/>
-                <w:color w:val="262626"/>
-                <w:sz w:val="19"/>
-                <w:szCs w:val="19"/>
-                <w:highlight w:val="yellow"/>
-              </w:rPr>
-              <w:t xml:space="preserve">[____]</w:t>
-            </w:r>
-          </w:p>
-        </w:tc>
-        <w:tc>
-          <w:tcPr>
-            <w:tcW w:type="dxa" w:w="1778"/>
+            <w:tcW w:type="dxa" w:w="1123"/>
+            <w:tcBorders>
+              <w:top w:val="single" w:color="BFC9D9" w:sz="4"/>
+              <w:left w:val="single" w:color="BFC9D9" w:sz="4"/>
+              <w:bottom w:val="single" w:color="BFC9D9" w:sz="4"/>
+              <w:right w:val="single" w:color="BFC9D9" w:sz="4"/>
+            </w:tcBorders>
+            <w:shd w:fill="FFFFFF" w:color="auto" w:val="clear"/>
+            <w:tcMar>
+              <w:top w:type="dxa" w:w="70"/>
+              <w:left w:type="dxa" w:w="100"/>
+              <w:bottom w:type="dxa" w:w="70"/>
+              <w:right w:type="dxa" w:w="100"/>
+            </w:tcMar>
+            <w:vAlign w:val="center"/>
+          </w:tcPr>
+          <w:p>
+            <w:pPr>
+              <w:spacing w:line="260"/>
+              <w:jc w:val="center"/>
+            </w:pPr>
+            <w:r>
+              <w:rPr>
+                <w:color w:val="262626"/>
+                <w:sz w:val="19"/>
+                <w:szCs w:val="19"/>
+              </w:rPr>
+              <w:t xml:space="preserve">62</w:t>
+            </w:r>
+          </w:p>
+        </w:tc>
+        <w:tc>
+          <w:tcPr>
+            <w:tcW w:type="dxa" w:w="1123"/>
             <w:tcBorders>
               <w:top w:val="single" w:color="BFC9D9" w:sz="4"/>
               <w:left w:val="single" w:color="BFC9D9" w:sz="4"/>
@@ -8428,37 +8413,100 @@
         </w:tc>
         <w:tc>
           <w:tcPr>
-            <w:tcW w:type="dxa" w:w="1780"/>
-            <w:tcBorders>
-              <w:top w:val="single" w:color="BFC9D9" w:sz="4"/>
-              <w:left w:val="single" w:color="BFC9D9" w:sz="4"/>
-              <w:bottom w:val="single" w:color="BFC9D9" w:sz="4"/>
-              <w:right w:val="single" w:color="BFC9D9" w:sz="4"/>
-            </w:tcBorders>
-            <w:shd w:fill="FFFFFF" w:color="auto" w:val="clear"/>
-            <w:tcMar>
-              <w:top w:type="dxa" w:w="70"/>
-              <w:left w:type="dxa" w:w="100"/>
-              <w:bottom w:type="dxa" w:w="70"/>
-              <w:right w:type="dxa" w:w="100"/>
-            </w:tcMar>
-            <w:vAlign w:val="center"/>
-          </w:tcPr>
-          <w:p>
-            <w:pPr>
-              <w:spacing w:line="260"/>
-              <w:jc w:val="center"/>
-            </w:pPr>
-            <w:r>
-              <w:rPr>
-                <w:b w:val="false"/>
-                <w:bCs w:val="false"/>
-                <w:color w:val="262626"/>
-                <w:sz w:val="19"/>
-                <w:szCs w:val="19"/>
-                <w:highlight w:val="yellow"/>
-              </w:rPr>
-              <w:t xml:space="preserve">[____]</w:t>
+            <w:tcW w:type="dxa" w:w="1123"/>
+            <w:tcBorders>
+              <w:top w:val="single" w:color="BFC9D9" w:sz="4"/>
+              <w:left w:val="single" w:color="BFC9D9" w:sz="4"/>
+              <w:bottom w:val="single" w:color="BFC9D9" w:sz="4"/>
+              <w:right w:val="single" w:color="BFC9D9" w:sz="4"/>
+            </w:tcBorders>
+            <w:shd w:fill="FFFFFF" w:color="auto" w:val="clear"/>
+            <w:tcMar>
+              <w:top w:type="dxa" w:w="70"/>
+              <w:left w:type="dxa" w:w="100"/>
+              <w:bottom w:type="dxa" w:w="70"/>
+              <w:right w:type="dxa" w:w="100"/>
+            </w:tcMar>
+            <w:vAlign w:val="center"/>
+          </w:tcPr>
+          <w:p>
+            <w:pPr>
+              <w:spacing w:line="260"/>
+              <w:jc w:val="center"/>
+            </w:pPr>
+            <w:r>
+              <w:rPr>
+                <w:color w:val="262626"/>
+                <w:sz w:val="19"/>
+                <w:szCs w:val="19"/>
+              </w:rPr>
+              <w:t xml:space="preserve">1.6%</w:t>
+            </w:r>
+          </w:p>
+        </w:tc>
+        <w:tc>
+          <w:tcPr>
+            <w:tcW w:type="dxa" w:w="1498"/>
+            <w:tcBorders>
+              <w:top w:val="single" w:color="BFC9D9" w:sz="4"/>
+              <w:left w:val="single" w:color="BFC9D9" w:sz="4"/>
+              <w:bottom w:val="single" w:color="BFC9D9" w:sz="4"/>
+              <w:right w:val="single" w:color="BFC9D9" w:sz="4"/>
+            </w:tcBorders>
+            <w:shd w:fill="FFFFFF" w:color="auto" w:val="clear"/>
+            <w:tcMar>
+              <w:top w:type="dxa" w:w="70"/>
+              <w:left w:type="dxa" w:w="100"/>
+              <w:bottom w:type="dxa" w:w="70"/>
+              <w:right w:type="dxa" w:w="100"/>
+            </w:tcMar>
+            <w:vAlign w:val="center"/>
+          </w:tcPr>
+          <w:p>
+            <w:pPr>
+              <w:spacing w:line="260"/>
+              <w:jc w:val="center"/>
+            </w:pPr>
+            <w:r>
+              <w:rPr>
+                <w:color w:val="262626"/>
+                <w:sz w:val="19"/>
+                <w:szCs w:val="19"/>
+              </w:rPr>
+              <w:t xml:space="preserve">—</w:t>
+            </w:r>
+          </w:p>
+        </w:tc>
+        <w:tc>
+          <w:tcPr>
+            <w:tcW w:type="dxa" w:w="1498"/>
+            <w:tcBorders>
+              <w:top w:val="single" w:color="BFC9D9" w:sz="4"/>
+              <w:left w:val="single" w:color="BFC9D9" w:sz="4"/>
+              <w:bottom w:val="single" w:color="BFC9D9" w:sz="4"/>
+              <w:right w:val="single" w:color="BFC9D9" w:sz="4"/>
+            </w:tcBorders>
+            <w:shd w:fill="FFFFFF" w:color="auto" w:val="clear"/>
+            <w:tcMar>
+              <w:top w:type="dxa" w:w="70"/>
+              <w:left w:type="dxa" w:w="100"/>
+              <w:bottom w:type="dxa" w:w="70"/>
+              <w:right w:type="dxa" w:w="100"/>
+            </w:tcMar>
+            <w:vAlign w:val="center"/>
+          </w:tcPr>
+          <w:p>
+            <w:pPr>
+              <w:spacing w:line="260"/>
+              <w:jc w:val="center"/>
+            </w:pPr>
+            <w:r>
+              <w:rPr>
+                <w:color w:val="262626"/>
+                <w:sz w:val="19"/>
+                <w:szCs w:val="19"/>
+              </w:rPr>
+              <w:t xml:space="preserve">$16.78</w:t>
             </w:r>
           </w:p>
         </w:tc>
@@ -8469,7 +8517,7 @@
         </w:trPr>
         <w:tc>
           <w:tcPr>
-            <w:tcW w:type="dxa" w:w="2246"/>
+            <w:tcW w:type="dxa" w:w="1872"/>
             <w:tcBorders>
               <w:top w:val="single" w:color="BFC9D9" w:sz="4"/>
               <w:left w:val="single" w:color="BFC9D9" w:sz="4"/>
@@ -8498,13 +8546,13 @@
                 <w:sz w:val="19"/>
                 <w:szCs w:val="19"/>
               </w:rPr>
-              <w:t xml:space="preserve">TOTAL</w:t>
-            </w:r>
-          </w:p>
-        </w:tc>
-        <w:tc>
-          <w:tcPr>
-            <w:tcW w:type="dxa" w:w="1778"/>
+              <w:t xml:space="preserve">TOTAL (datos por campaña)</w:t>
+            </w:r>
+          </w:p>
+        </w:tc>
+        <w:tc>
+          <w:tcPr>
+            <w:tcW w:type="dxa" w:w="1123"/>
             <w:tcBorders>
               <w:top w:val="single" w:color="BFC9D9" w:sz="4"/>
               <w:left w:val="single" w:color="BFC9D9" w:sz="4"/>
@@ -8539,7 +8587,7 @@
         </w:tc>
         <w:tc>
           <w:tcPr>
-            <w:tcW w:type="dxa" w:w="1778"/>
+            <w:tcW w:type="dxa" w:w="1123"/>
             <w:tcBorders>
               <w:top w:val="single" w:color="BFC9D9" w:sz="4"/>
               <w:left w:val="single" w:color="BFC9D9" w:sz="4"/>
@@ -8568,13 +8616,13 @@
                 <w:sz w:val="19"/>
                 <w:szCs w:val="19"/>
               </w:rPr>
-              <w:t xml:space="preserve">3,769</w:t>
-            </w:r>
-          </w:p>
-        </w:tc>
-        <w:tc>
-          <w:tcPr>
-            <w:tcW w:type="dxa" w:w="1778"/>
+              <w:t xml:space="preserve">3,912</w:t>
+            </w:r>
+          </w:p>
+        </w:tc>
+        <w:tc>
+          <w:tcPr>
+            <w:tcW w:type="dxa" w:w="1123"/>
             <w:tcBorders>
               <w:top w:val="single" w:color="BFC9D9" w:sz="4"/>
               <w:left w:val="single" w:color="BFC9D9" w:sz="4"/>
@@ -8603,13 +8651,13 @@
                 <w:sz w:val="19"/>
                 <w:szCs w:val="19"/>
               </w:rPr>
-              <w:t xml:space="preserve">-16.0%</w:t>
-            </w:r>
-          </w:p>
-        </w:tc>
-        <w:tc>
-          <w:tcPr>
-            <w:tcW w:type="dxa" w:w="1780"/>
+              <w:t xml:space="preserve">-12.9%</w:t>
+            </w:r>
+          </w:p>
+        </w:tc>
+        <w:tc>
+          <w:tcPr>
+            <w:tcW w:type="dxa" w:w="1123"/>
             <w:tcBorders>
               <w:top w:val="single" w:color="BFC9D9" w:sz="4"/>
               <w:left w:val="single" w:color="BFC9D9" w:sz="4"/>
@@ -8639,6 +8687,76 @@
                 <w:szCs w:val="19"/>
               </w:rPr>
               <w:t xml:space="preserve">100.0%</w:t>
+            </w:r>
+          </w:p>
+        </w:tc>
+        <w:tc>
+          <w:tcPr>
+            <w:tcW w:type="dxa" w:w="1498"/>
+            <w:tcBorders>
+              <w:top w:val="single" w:color="BFC9D9" w:sz="4"/>
+              <w:left w:val="single" w:color="BFC9D9" w:sz="4"/>
+              <w:bottom w:val="single" w:color="BFC9D9" w:sz="4"/>
+              <w:right w:val="single" w:color="BFC9D9" w:sz="4"/>
+            </w:tcBorders>
+            <w:shd w:fill="DCE3F0" w:color="auto" w:val="clear"/>
+            <w:tcMar>
+              <w:top w:type="dxa" w:w="70"/>
+              <w:left w:type="dxa" w:w="100"/>
+              <w:bottom w:type="dxa" w:w="70"/>
+              <w:right w:type="dxa" w:w="100"/>
+            </w:tcMar>
+            <w:vAlign w:val="center"/>
+          </w:tcPr>
+          <w:p>
+            <w:pPr>
+              <w:spacing w:line="260"/>
+              <w:jc w:val="center"/>
+            </w:pPr>
+            <w:r>
+              <w:rPr>
+                <w:b/>
+                <w:bCs/>
+                <w:color w:val="262626"/>
+                <w:sz w:val="19"/>
+                <w:szCs w:val="19"/>
+              </w:rPr>
+              <w:t xml:space="preserve">$11.03</w:t>
+            </w:r>
+          </w:p>
+        </w:tc>
+        <w:tc>
+          <w:tcPr>
+            <w:tcW w:type="dxa" w:w="1498"/>
+            <w:tcBorders>
+              <w:top w:val="single" w:color="BFC9D9" w:sz="4"/>
+              <w:left w:val="single" w:color="BFC9D9" w:sz="4"/>
+              <w:bottom w:val="single" w:color="BFC9D9" w:sz="4"/>
+              <w:right w:val="single" w:color="BFC9D9" w:sz="4"/>
+            </w:tcBorders>
+            <w:shd w:fill="DCE3F0" w:color="auto" w:val="clear"/>
+            <w:tcMar>
+              <w:top w:type="dxa" w:w="70"/>
+              <w:left w:type="dxa" w:w="100"/>
+              <w:bottom w:type="dxa" w:w="70"/>
+              <w:right w:type="dxa" w:w="100"/>
+            </w:tcMar>
+            <w:vAlign w:val="center"/>
+          </w:tcPr>
+          <w:p>
+            <w:pPr>
+              <w:spacing w:line="260"/>
+              <w:jc w:val="center"/>
+            </w:pPr>
+            <w:r>
+              <w:rPr>
+                <w:b/>
+                <w:bCs/>
+                <w:color w:val="262626"/>
+                <w:sz w:val="19"/>
+                <w:szCs w:val="19"/>
+              </w:rPr>
+              <w:t xml:space="preserve">$11.03</w:t>
             </w:r>
           </w:p>
         </w:tc>
@@ -8648,6 +8766,84 @@
       <w:pPr>
         <w:spacing w:after="80"/>
       </w:pPr>
+    </w:p>
+    <w:p>
+      <w:pPr>
+        <w:spacing w:after="140"/>
+      </w:pPr>
+      <w:r>
+        <w:rPr>
+          <w:i/>
+          <w:iCs/>
+          <w:color w:val="595959"/>
+          <w:sz w:val="17"/>
+          <w:szCs w:val="17"/>
+        </w:rPr>
+        <w:t xml:space="preserve">Costo por mensaje y participación son calc. Los mensajes por campaña suman 3,912 (3,850 sin Prosperar), frente a 3,769 en el resumen mensual; para los resultados principales y las tasas de conversión se usa la cifra del resumen.</w:t>
+      </w:r>
+    </w:p>
+    <w:p>
+      <w:pPr>
+        <w:keepNext/>
+        <w:spacing w:after="40" w:before="80"/>
+        <w:jc w:val="center"/>
+      </w:pPr>
+      <w:r>
+        <w:drawing>
+          <wp:inline distT="0" distB="0" distL="0" distR="0">
+            <wp:extent cx="5943600" cy="2009775"/>
+            <wp:effectExtent t="0" r="0" b="0" l="0"/>
+            <wp:docPr id="2" name="chart4" descr="chart4" title="chart4"/>
+            <wp:cNvGraphicFramePr>
+              <a:graphicFrameLocks xmlns:a="http://schemas.openxmlformats.org/drawingml/2006/main" noChangeAspect="1"/>
+            </wp:cNvGraphicFramePr>
+            <a:graphic xmlns:a="http://schemas.openxmlformats.org/drawingml/2006/main">
+              <a:graphicData uri="http://schemas.openxmlformats.org/drawingml/2006/picture">
+                <pic:pic xmlns:pic="http://schemas.openxmlformats.org/drawingml/2006/picture">
+                  <pic:nvPicPr>
+                    <pic:cNvPr id="0" name="" descr=""/>
+                    <pic:cNvPicPr>
+                      <a:picLocks noChangeAspect="1" noChangeArrowheads="1"/>
+                    </pic:cNvPicPr>
+                  </pic:nvPicPr>
+                  <pic:blipFill>
+                    <a:blip r:embed="rId9" cstate="none"/>
+                    <a:srcRect/>
+                    <a:stretch>
+                      <a:fillRect/>
+                    </a:stretch>
+                  </pic:blipFill>
+                  <pic:spPr bwMode="auto">
+                    <a:xfrm>
+                      <a:off x="0" y="0"/>
+                      <a:ext cx="5943600" cy="2009775"/>
+                    </a:xfrm>
+                    <a:prstGeom prst="rect">
+                      <a:avLst/>
+                    </a:prstGeom>
+                  </pic:spPr>
+                </pic:pic>
+              </a:graphicData>
+            </a:graphic>
+          </wp:inline>
+        </w:drawing>
+      </w:r>
+    </w:p>
+    <w:p>
+      <w:pPr>
+        <w:spacing w:after="200"/>
+        <w:jc w:val="center"/>
+      </w:pPr>
+      <w:r>
+        <w:rPr>
+          <w:i/>
+          <w:iCs/>
+          <w:color w:val="595959"/>
+          <w:sz w:val="17"/>
+          <w:szCs w:val="17"/>
+        </w:rPr>
+        <w:t xml:space="preserve">Gráfico 2. Mensajes y costo por mensaje por campaña: agosto vs. septiembre 2026.</w:t>
+      </w:r>
     </w:p>
     <w:p>
       <w:pPr>
@@ -8918,14 +9114,11 @@
             </w:pPr>
             <w:r>
               <w:rPr>
-                <w:b w:val="false"/>
-                <w:bCs w:val="false"/>
-                <w:color w:val="262626"/>
-                <w:sz w:val="19"/>
-                <w:szCs w:val="19"/>
-                <w:highlight w:val="yellow"/>
-              </w:rPr>
-              <w:t xml:space="preserve">[$____]</w:t>
+                <w:color w:val="262626"/>
+                <w:sz w:val="19"/>
+                <w:szCs w:val="19"/>
+              </w:rPr>
+              <w:t xml:space="preserve">$11.45</w:t>
             </w:r>
           </w:p>
         </w:tc>
@@ -8954,14 +9147,11 @@
             </w:pPr>
             <w:r>
               <w:rPr>
-                <w:b w:val="false"/>
-                <w:bCs w:val="false"/>
-                <w:color w:val="262626"/>
-                <w:sz w:val="19"/>
-                <w:szCs w:val="19"/>
-                <w:highlight w:val="yellow"/>
-              </w:rPr>
-              <w:t xml:space="preserve">[____]</w:t>
+                <w:color w:val="262626"/>
+                <w:sz w:val="19"/>
+                <w:szCs w:val="19"/>
+              </w:rPr>
+              <w:t xml:space="preserve">+3.8%</w:t>
             </w:r>
           </w:p>
         </w:tc>
@@ -9063,14 +9253,11 @@
             </w:pPr>
             <w:r>
               <w:rPr>
-                <w:b w:val="false"/>
-                <w:bCs w:val="false"/>
-                <w:color w:val="262626"/>
-                <w:sz w:val="19"/>
-                <w:szCs w:val="19"/>
-                <w:highlight w:val="yellow"/>
-              </w:rPr>
-              <w:t xml:space="preserve">[$____]</w:t>
+                <w:color w:val="262626"/>
+                <w:sz w:val="19"/>
+                <w:szCs w:val="19"/>
+              </w:rPr>
+              <w:t xml:space="preserve">$1,961.18</w:t>
             </w:r>
           </w:p>
         </w:tc>
@@ -9099,14 +9286,11 @@
             </w:pPr>
             <w:r>
               <w:rPr>
-                <w:b w:val="false"/>
-                <w:bCs w:val="false"/>
-                <w:color w:val="262626"/>
-                <w:sz w:val="19"/>
-                <w:szCs w:val="19"/>
-                <w:highlight w:val="yellow"/>
-              </w:rPr>
-              <w:t xml:space="preserve">[____]</w:t>
+                <w:color w:val="262626"/>
+                <w:sz w:val="19"/>
+                <w:szCs w:val="19"/>
+              </w:rPr>
+              <w:t xml:space="preserve">+58.4%</w:t>
             </w:r>
           </w:p>
         </w:tc>
@@ -9208,14 +9392,11 @@
             </w:pPr>
             <w:r>
               <w:rPr>
-                <w:b w:val="false"/>
-                <w:bCs w:val="false"/>
-                <w:color w:val="262626"/>
-                <w:sz w:val="19"/>
-                <w:szCs w:val="19"/>
-                <w:highlight w:val="yellow"/>
-              </w:rPr>
-              <w:t xml:space="preserve">[$____]</w:t>
+                <w:color w:val="262626"/>
+                <w:sz w:val="19"/>
+                <w:szCs w:val="19"/>
+              </w:rPr>
+              <w:t xml:space="preserve">$14,382.02</w:t>
             </w:r>
           </w:p>
         </w:tc>
@@ -9244,14 +9425,11 @@
             </w:pPr>
             <w:r>
               <w:rPr>
-                <w:b w:val="false"/>
-                <w:bCs w:val="false"/>
-                <w:color w:val="262626"/>
-                <w:sz w:val="19"/>
-                <w:szCs w:val="19"/>
-                <w:highlight w:val="yellow"/>
-              </w:rPr>
-              <w:t xml:space="preserve">[____]</w:t>
+                <w:color w:val="262626"/>
+                <w:sz w:val="19"/>
+                <w:szCs w:val="19"/>
+              </w:rPr>
+              <w:t xml:space="preserve">+132.3%</w:t>
             </w:r>
           </w:p>
         </w:tc>
@@ -9291,7 +9469,7 @@
                 <w:sz w:val="19"/>
                 <w:szCs w:val="19"/>
               </w:rPr>
-              <w:t xml:space="preserve">Mensajes por cada 1,000 impresiones</w:t>
+              <w:t xml:space="preserve">Costo por cada 1,000 impresiones</w:t>
             </w:r>
           </w:p>
         </w:tc>
@@ -9324,7 +9502,7 @@
                 <w:sz w:val="19"/>
                 <w:szCs w:val="19"/>
               </w:rPr>
-              <w:t xml:space="preserve">4.37</w:t>
+              <w:t xml:space="preserve">$48.21</w:t>
             </w:r>
           </w:p>
         </w:tc>
@@ -9357,7 +9535,7 @@
                 <w:sz w:val="19"/>
                 <w:szCs w:val="19"/>
               </w:rPr>
-              <w:t xml:space="preserve">4.57</w:t>
+              <w:t xml:space="preserve">$52.29</w:t>
             </w:r>
           </w:p>
         </w:tc>
@@ -9390,7 +9568,7 @@
                 <w:sz w:val="19"/>
                 <w:szCs w:val="19"/>
               </w:rPr>
-              <w:t xml:space="preserve">+4.5%</w:t>
+              <w:t xml:space="preserve">+8.5%</w:t>
             </w:r>
           </w:p>
         </w:tc>
@@ -9430,7 +9608,7 @@
                 <w:sz w:val="19"/>
                 <w:szCs w:val="19"/>
               </w:rPr>
-              <w:t xml:space="preserve">Conversión mensaje → asignado</w:t>
+              <w:t xml:space="preserve">Mensajes por cada 1,000 impresiones</w:t>
             </w:r>
           </w:p>
         </w:tc>
@@ -9463,7 +9641,7 @@
                 <w:sz w:val="19"/>
                 <w:szCs w:val="19"/>
               </w:rPr>
-              <w:t xml:space="preserve">0.89%</w:t>
+              <w:t xml:space="preserve">4.37</w:t>
             </w:r>
           </w:p>
         </w:tc>
@@ -9496,7 +9674,7 @@
                 <w:sz w:val="19"/>
                 <w:szCs w:val="19"/>
               </w:rPr>
-              <w:t xml:space="preserve">0.58%</w:t>
+              <w:t xml:space="preserve">4.57</w:t>
             </w:r>
           </w:p>
         </w:tc>
@@ -9529,7 +9707,7 @@
                 <w:sz w:val="19"/>
                 <w:szCs w:val="19"/>
               </w:rPr>
-              <w:t xml:space="preserve">-0.31 pp</w:t>
+              <w:t xml:space="preserve">+4.5%</w:t>
             </w:r>
           </w:p>
         </w:tc>
@@ -9569,7 +9747,7 @@
                 <w:sz w:val="19"/>
                 <w:szCs w:val="19"/>
               </w:rPr>
-              <w:t xml:space="preserve">Conversión asignado → cierre</w:t>
+              <w:t xml:space="preserve">Conversión mensaje → asignado</w:t>
             </w:r>
           </w:p>
         </w:tc>
@@ -9602,7 +9780,7 @@
                 <w:sz w:val="19"/>
                 <w:szCs w:val="19"/>
               </w:rPr>
-              <w:t xml:space="preserve">20.0%</w:t>
+              <w:t xml:space="preserve">0.89%</w:t>
             </w:r>
           </w:p>
         </w:tc>
@@ -9635,7 +9813,7 @@
                 <w:sz w:val="19"/>
                 <w:szCs w:val="19"/>
               </w:rPr>
-              <w:t xml:space="preserve">13.6%</w:t>
+              <w:t xml:space="preserve">0.58%</w:t>
             </w:r>
           </w:p>
         </w:tc>
@@ -9668,7 +9846,7 @@
                 <w:sz w:val="19"/>
                 <w:szCs w:val="19"/>
               </w:rPr>
-              <w:t xml:space="preserve">-6.4 pp</w:t>
+              <w:t xml:space="preserve">-0.31 pp</w:t>
             </w:r>
           </w:p>
         </w:tc>
@@ -9708,7 +9886,7 @@
                 <w:sz w:val="19"/>
                 <w:szCs w:val="19"/>
               </w:rPr>
-              <w:t xml:space="preserve">Conversión mensaje → cierre</w:t>
+              <w:t xml:space="preserve">Conversión asignado → cierre</w:t>
             </w:r>
           </w:p>
         </w:tc>
@@ -9741,7 +9919,7 @@
                 <w:sz w:val="19"/>
                 <w:szCs w:val="19"/>
               </w:rPr>
-              <w:t xml:space="preserve">0.18%</w:t>
+              <w:t xml:space="preserve">20.0%</w:t>
             </w:r>
           </w:p>
         </w:tc>
@@ -9774,7 +9952,7 @@
                 <w:sz w:val="19"/>
                 <w:szCs w:val="19"/>
               </w:rPr>
-              <w:t xml:space="preserve">0.08%</w:t>
+              <w:t xml:space="preserve">13.6%</w:t>
             </w:r>
           </w:p>
         </w:tc>
@@ -9807,7 +9985,7 @@
                 <w:sz w:val="19"/>
                 <w:szCs w:val="19"/>
               </w:rPr>
-              <w:t xml:space="preserve">-0.10 pp</w:t>
+              <w:t xml:space="preserve">-6.4 pp</w:t>
             </w:r>
           </w:p>
         </w:tc>
@@ -9830,7 +10008,7 @@
           <w:sz w:val="17"/>
           <w:szCs w:val="17"/>
         </w:rPr>
-        <w:t xml:space="preserve">Indicadores calculados a partir de los mensajes, asignados, cierres e impresiones reportados. Los indicadores de costo requieren el gasto de septiembre.</w:t>
+        <w:t xml:space="preserve">Calc. a partir del gasto total ($43,146.05) y de las cifras del resumen mensual. El gasto incluye Prosperar; si los totales del resumen no la incluyen, los indicadores de costo están ligeramente sobrestimados (costo por mensaje con datos por campaña: $11.03).</w:t>
       </w:r>
     </w:p>
     <w:p>
@@ -9850,18 +10028,10 @@
           <w:b/>
           <w:bCs/>
         </w:rPr>
-        <w:t xml:space="preserve">El volumen siguió a la entrega.</w:t>
+        <w:t xml:space="preserve">Menos gasto y una entrega más cara redujeron la audiencia.</w:t>
       </w:r>
       <w:r>
-        <w:t xml:space="preserve"> Los mensajes cayeron un 16.0% mientras las impresiones cayeron un 19.7%, y los mensajes por cada 1,000 impresiones subieron ligeramente (4.37 → 4.57). Como en agosto, la caída de mensajes se explica principalmente por una menor entrega y no por una menor respuesta por impresión. </w:t>
-      </w:r>
-      <w:r>
-        <w:rPr>
-          <w:b w:val="false"/>
-          <w:bCs w:val="false"/>
-          <w:highlight w:val="yellow"/>
-        </w:rPr>
-        <w:t xml:space="preserve">[Motivo de la menor entrega (p. ej., cambios de presupuesto): ____]</w:t>
+        <w:t xml:space="preserve"> El gasto cayó un 12.9% mientras las impresiones cayeron un 19.7%: cada 1,000 impresiones costaron un 8.5% más ($48.21 → $52.29). Los mensajes cayeron menos que las impresiones (-16.0%), por lo que la respuesta por impresión se sostuvo ligeramente (4.37 → 4.57 mensajes por cada 1,000 impresiones).</w:t>
       </w:r>
     </w:p>
     <w:p>
@@ -9873,18 +10043,10 @@
           <w:b/>
           <w:bCs/>
         </w:rPr>
-        <w:t xml:space="preserve">La principal debilidad está ahora en las etapas posteriores.</w:t>
+        <w:t xml:space="preserve">La principal pérdida ocurre después del mensaje.</w:t>
       </w:r>
       <w:r>
-        <w:t xml:space="preserve"> Solo 22 de 3,769 mensajes se convirtieron en asignados (0.58%) y 3 en cierres (13.6% de los asignados). A diferencia de agosto, también se debilitó la etapa asignado → cierre. Estas tasas se basan en cifras pequeñas (22 asignados, 3 cierres), por lo que pueden variar mucho de un mes a otro. </w:t>
-      </w:r>
-      <w:r>
-        <w:rPr>
-          <w:b w:val="false"/>
-          <w:bCs w:val="false"/>
-          <w:highlight w:val="yellow"/>
-        </w:rPr>
-        <w:t xml:space="preserve">[Explicación del equipo sobre las menores tasas de asignación y cierre: ____]</w:t>
+        <w:t xml:space="preserve"> El costo por mensaje apenas se movió (+3.8%), pero solo 22 de 3,769 mensajes se convirtieron en asignados (0.58%) y 3 en cierres (13.6% de los asignados). El costo por cierre más que se duplicó hasta $14,382. A diferencia de agosto, también se debilitó la etapa de cierre. Con 22 asignados y 3 cierres, estas tasas se basan en cifras pequeñas y pueden variar mucho de un mes a otro.</w:t>
       </w:r>
     </w:p>
     <w:p>
@@ -9896,18 +10058,10 @@
           <w:b/>
           <w:bCs/>
         </w:rPr>
-        <w:t xml:space="preserve">Diferencias entre campañas.</w:t>
+        <w:t xml:space="preserve">Dos campañas mejoraron y tres empeoraron.</w:t>
       </w:r>
       <w:r>
-        <w:t xml:space="preserve"> El alcance cayó en las seis campañas que continuaron. PAM fue la que mejor se sostuvo (-5.0%) y Barcco la que más cayó (-31.8%). Pensión 360 siguió siendo la campaña de mayor alcance (72,687). </w:t>
-      </w:r>
-      <w:r>
-        <w:rPr>
-          <w:b w:val="false"/>
-          <w:bCs w:val="false"/>
-          <w:highlight w:val="yellow"/>
-        </w:rPr>
-        <w:t xml:space="preserve">[Observaciones sobre mensajes por campaña: ____]</w:t>
+        <w:t xml:space="preserve"> PAM aumentó sus mensajes con un 35.3% menos de gasto y redujo su costo por mensaje de $12.61 a $7.93; Pensionate aumentó sus mensajes un 10.2% con un 13.0% menos de gasto ($13.36 → $10.55). Ambas se reconstruyeron sobre su estructura de julio el 15 de sep., lo que es coherente con la observación del equipo de que la configuración de julio funcionaba mejor, aunque los cambios frecuentes de septiembre no permiten atribuirlo con certeza. Retiro Vertical (+38.2% en costo por mensaje), Nosotros (+20.5%) y Barcco (+18.1%) se encarecieron. Pensión 360 siguió siendo la campaña más eficiente ($7.78) y la de mayor volumen (26.2% de los mensajes).</w:t>
       </w:r>
     </w:p>
     <w:p>
@@ -9919,21 +10073,10 @@
           <w:b/>
           <w:bCs/>
         </w:rPr>
-        <w:t xml:space="preserve">Reajuste a mitad de mes.</w:t>
+        <w:t xml:space="preserve">Prosperar</w:t>
       </w:r>
       <w:r>
-        <w:t xml:space="preserve"> El 15 de sep. las campañas volvieron en la medida de lo posible a su configuración geográfica y creativa de julio, y el equipo reporta una mejora significativa en el volumen de mensajes a partir de entonces (</w:t>
-      </w:r>
-      <w:r>
-        <w:rPr>
-          <w:b w:val="false"/>
-          <w:bCs w:val="false"/>
-          <w:highlight w:val="yellow"/>
-        </w:rPr>
-        <w:t xml:space="preserve">[1–14 sep. ____ vs. 15–30 sep. ____]</w:t>
-      </w:r>
-      <w:r>
-        <w:t xml:space="preserve">). La reestructuración frecuente (4, 15, 21, 25, 28 y 29 de sep.) dificulta atribuir los cambios a una acción concreta. Aún no se ha medido el efecto del cambio de edad del 21 de sep. (60–65+) ni de los cambios del 28–29 de sep.</w:t>
+        <w:t xml:space="preserve"> generó 62 mensajes a $16.78 cada uno en sus primeros 10 días, el mayor costo por mensaje del mes. Aún es pronto para evaluarla.</w:t>
       </w:r>
     </w:p>
     <w:p>
@@ -9962,7 +10105,7 @@
         <w:spacing w:after="80" w:line="276"/>
       </w:pPr>
       <w:r>
-        <w:t xml:space="preserve">Se prepararon dos videos promocionales.</w:t>
+        <w:t xml:space="preserve">La campaña de la Fase 1 siguió activa todo el mes sin cambios, ya que el equipo estuvo dedicado a Pensiones México.</w:t>
       </w:r>
     </w:p>
     <w:p>
@@ -9975,7 +10118,7 @@
         <w:spacing w:after="80" w:line="276"/>
       </w:pPr>
       <w:r>
-        <w:t xml:space="preserve">No se hicieron cambios en la campaña durante septiembre, ya que el equipo estuvo dedicado a Pensiones México.</w:t>
+        <w:t xml:space="preserve">Se prepararon dos videos promocionales.</w:t>
       </w:r>
     </w:p>
     <w:p>
@@ -10023,41 +10166,6 @@
         <w:pStyle w:val="Heading3"/>
       </w:pPr>
       <w:r>
-        <w:t xml:space="preserve">Producción</w:t>
-      </w:r>
-    </w:p>
-    <w:p>
-      <w:pPr>
-        <w:spacing w:after="120" w:line="276"/>
-      </w:pPr>
-      <w:r>
-        <w:t xml:space="preserve">Videos: 2 promocionales (</w:t>
-      </w:r>
-      <w:r>
-        <w:rPr>
-          <w:b w:val="false"/>
-          <w:bCs w:val="false"/>
-          <w:highlight w:val="yellow"/>
-        </w:rPr>
-        <w:t xml:space="preserve">[publicados / aún no publicados]</w:t>
-      </w:r>
-      <w:r>
-        <w:t xml:space="preserve">)  ·  Otros recursos: </w:t>
-      </w:r>
-      <w:r>
-        <w:rPr>
-          <w:b w:val="false"/>
-          <w:bCs w:val="false"/>
-          <w:highlight w:val="yellow"/>
-        </w:rPr>
-        <w:t xml:space="preserve">[____]</w:t>
-      </w:r>
-    </w:p>
-    <w:p>
-      <w:pPr>
-        <w:pStyle w:val="Heading3"/>
-      </w:pPr>
-      <w:r>
         <w:t xml:space="preserve">Resultados</w:t>
       </w:r>
     </w:p>
@@ -10075,9 +10183,10 @@
         <w:tblLayout w:type="fixed"/>
       </w:tblPr>
       <w:tblGrid>
-        <w:gridCol w:w="4680"/>
-        <w:gridCol w:w="2340"/>
-        <w:gridCol w:w="2340"/>
+        <w:gridCol w:w="4025"/>
+        <w:gridCol w:w="1778"/>
+        <w:gridCol w:w="1778"/>
+        <w:gridCol w:w="1779"/>
       </w:tblGrid>
       <w:tr>
         <w:trPr>
@@ -10085,7 +10194,7 @@
         </w:trPr>
         <w:tc>
           <w:tcPr>
-            <w:tcW w:type="dxa" w:w="4680"/>
+            <w:tcW w:type="dxa" w:w="4025"/>
             <w:tcBorders>
               <w:top w:val="single" w:color="BFC9D9" w:sz="4"/>
               <w:left w:val="single" w:color="BFC9D9" w:sz="4"/>
@@ -10120,7 +10229,7 @@
         </w:tc>
         <w:tc>
           <w:tcPr>
-            <w:tcW w:type="dxa" w:w="2340"/>
+            <w:tcW w:type="dxa" w:w="1778"/>
             <w:tcBorders>
               <w:top w:val="single" w:color="BFC9D9" w:sz="4"/>
               <w:left w:val="single" w:color="BFC9D9" w:sz="4"/>
@@ -10139,7 +10248,7 @@
           <w:p>
             <w:pPr>
               <w:spacing w:line="260"/>
-              <w:jc w:val="left"/>
+              <w:jc w:val="center"/>
             </w:pPr>
             <w:r>
               <w:rPr>
@@ -10155,7 +10264,7 @@
         </w:tc>
         <w:tc>
           <w:tcPr>
-            <w:tcW w:type="dxa" w:w="2340"/>
+            <w:tcW w:type="dxa" w:w="1778"/>
             <w:tcBorders>
               <w:top w:val="single" w:color="BFC9D9" w:sz="4"/>
               <w:left w:val="single" w:color="BFC9D9" w:sz="4"/>
@@ -10174,7 +10283,7 @@
           <w:p>
             <w:pPr>
               <w:spacing w:line="260"/>
-              <w:jc w:val="left"/>
+              <w:jc w:val="center"/>
             </w:pPr>
             <w:r>
               <w:rPr>
@@ -10185,6 +10294,41 @@
                 <w:szCs w:val="19"/>
               </w:rPr>
               <w:t xml:space="preserve">Septiembre</w:t>
+            </w:r>
+          </w:p>
+        </w:tc>
+        <w:tc>
+          <w:tcPr>
+            <w:tcW w:type="dxa" w:w="1779"/>
+            <w:tcBorders>
+              <w:top w:val="single" w:color="BFC9D9" w:sz="4"/>
+              <w:left w:val="single" w:color="BFC9D9" w:sz="4"/>
+              <w:bottom w:val="single" w:color="BFC9D9" w:sz="4"/>
+              <w:right w:val="single" w:color="BFC9D9" w:sz="4"/>
+            </w:tcBorders>
+            <w:shd w:fill="1F3864" w:color="auto" w:val="clear"/>
+            <w:tcMar>
+              <w:top w:type="dxa" w:w="70"/>
+              <w:left w:type="dxa" w:w="100"/>
+              <w:bottom w:type="dxa" w:w="70"/>
+              <w:right w:type="dxa" w:w="100"/>
+            </w:tcMar>
+            <w:vAlign w:val="center"/>
+          </w:tcPr>
+          <w:p>
+            <w:pPr>
+              <w:spacing w:line="260"/>
+              <w:jc w:val="center"/>
+            </w:pPr>
+            <w:r>
+              <w:rPr>
+                <w:b/>
+                <w:bCs/>
+                <w:color w:val="FFFFFF"/>
+                <w:sz w:val="19"/>
+                <w:szCs w:val="19"/>
+              </w:rPr>
+              <w:t xml:space="preserve">Cambio</w:t>
             </w:r>
           </w:p>
         </w:tc>
@@ -10195,7 +10339,7 @@
         </w:trPr>
         <w:tc>
           <w:tcPr>
-            <w:tcW w:type="dxa" w:w="4680"/>
+            <w:tcW w:type="dxa" w:w="4025"/>
             <w:tcBorders>
               <w:top w:val="single" w:color="BFC9D9" w:sz="4"/>
               <w:left w:val="single" w:color="BFC9D9" w:sz="4"/>
@@ -10224,76 +10368,106 @@
                 <w:sz w:val="19"/>
                 <w:szCs w:val="19"/>
               </w:rPr>
-              <w:t xml:space="preserve">Estado de la campaña en septiembre</w:t>
-            </w:r>
-          </w:p>
-        </w:tc>
-        <w:tc>
-          <w:tcPr>
-            <w:tcW w:type="dxa" w:w="2340"/>
-            <w:tcBorders>
-              <w:top w:val="single" w:color="BFC9D9" w:sz="4"/>
-              <w:left w:val="single" w:color="BFC9D9" w:sz="4"/>
-              <w:bottom w:val="single" w:color="BFC9D9" w:sz="4"/>
-              <w:right w:val="single" w:color="BFC9D9" w:sz="4"/>
-            </w:tcBorders>
-            <w:shd w:fill="FFFFFF" w:color="auto" w:val="clear"/>
-            <w:tcMar>
-              <w:top w:type="dxa" w:w="70"/>
-              <w:left w:type="dxa" w:w="100"/>
-              <w:bottom w:type="dxa" w:w="70"/>
-              <w:right w:type="dxa" w:w="100"/>
-            </w:tcMar>
-            <w:vAlign w:val="center"/>
-          </w:tcPr>
-          <w:p>
-            <w:pPr>
-              <w:spacing w:line="260"/>
-              <w:jc w:val="left"/>
-            </w:pPr>
-            <w:r>
-              <w:rPr>
-                <w:color w:val="262626"/>
-                <w:sz w:val="19"/>
-                <w:szCs w:val="19"/>
-              </w:rPr>
-              <w:t xml:space="preserve">Activa (lanzada el 7 de ago.)</w:t>
-            </w:r>
-          </w:p>
-        </w:tc>
-        <w:tc>
-          <w:tcPr>
-            <w:tcW w:type="dxa" w:w="2340"/>
-            <w:tcBorders>
-              <w:top w:val="single" w:color="BFC9D9" w:sz="4"/>
-              <w:left w:val="single" w:color="BFC9D9" w:sz="4"/>
-              <w:bottom w:val="single" w:color="BFC9D9" w:sz="4"/>
-              <w:right w:val="single" w:color="BFC9D9" w:sz="4"/>
-            </w:tcBorders>
-            <w:shd w:fill="FFFFFF" w:color="auto" w:val="clear"/>
-            <w:tcMar>
-              <w:top w:type="dxa" w:w="70"/>
-              <w:left w:type="dxa" w:w="100"/>
-              <w:bottom w:type="dxa" w:w="70"/>
-              <w:right w:type="dxa" w:w="100"/>
-            </w:tcMar>
-            <w:vAlign w:val="center"/>
-          </w:tcPr>
-          <w:p>
-            <w:pPr>
-              <w:spacing w:line="260"/>
-              <w:jc w:val="left"/>
-            </w:pPr>
-            <w:r>
-              <w:rPr>
-                <w:b w:val="false"/>
-                <w:bCs w:val="false"/>
-                <w:color w:val="262626"/>
-                <w:sz w:val="19"/>
-                <w:szCs w:val="19"/>
-                <w:highlight w:val="yellow"/>
-              </w:rPr>
-              <w:t xml:space="preserve">[activa / pausada]</w:t>
+              <w:t xml:space="preserve">Estado de la campaña</w:t>
+            </w:r>
+          </w:p>
+        </w:tc>
+        <w:tc>
+          <w:tcPr>
+            <w:tcW w:type="dxa" w:w="1778"/>
+            <w:tcBorders>
+              <w:top w:val="single" w:color="BFC9D9" w:sz="4"/>
+              <w:left w:val="single" w:color="BFC9D9" w:sz="4"/>
+              <w:bottom w:val="single" w:color="BFC9D9" w:sz="4"/>
+              <w:right w:val="single" w:color="BFC9D9" w:sz="4"/>
+            </w:tcBorders>
+            <w:shd w:fill="FFFFFF" w:color="auto" w:val="clear"/>
+            <w:tcMar>
+              <w:top w:type="dxa" w:w="70"/>
+              <w:left w:type="dxa" w:w="100"/>
+              <w:bottom w:type="dxa" w:w="70"/>
+              <w:right w:type="dxa" w:w="100"/>
+            </w:tcMar>
+            <w:vAlign w:val="center"/>
+          </w:tcPr>
+          <w:p>
+            <w:pPr>
+              <w:spacing w:line="260"/>
+              <w:jc w:val="center"/>
+            </w:pPr>
+            <w:r>
+              <w:rPr>
+                <w:color w:val="262626"/>
+                <w:sz w:val="19"/>
+                <w:szCs w:val="19"/>
+              </w:rPr>
+              <w:t xml:space="preserve">Activa desde el 7 ago.</w:t>
+            </w:r>
+          </w:p>
+        </w:tc>
+        <w:tc>
+          <w:tcPr>
+            <w:tcW w:type="dxa" w:w="1778"/>
+            <w:tcBorders>
+              <w:top w:val="single" w:color="BFC9D9" w:sz="4"/>
+              <w:left w:val="single" w:color="BFC9D9" w:sz="4"/>
+              <w:bottom w:val="single" w:color="BFC9D9" w:sz="4"/>
+              <w:right w:val="single" w:color="BFC9D9" w:sz="4"/>
+            </w:tcBorders>
+            <w:shd w:fill="FFFFFF" w:color="auto" w:val="clear"/>
+            <w:tcMar>
+              <w:top w:type="dxa" w:w="70"/>
+              <w:left w:type="dxa" w:w="100"/>
+              <w:bottom w:type="dxa" w:w="70"/>
+              <w:right w:type="dxa" w:w="100"/>
+            </w:tcMar>
+            <w:vAlign w:val="center"/>
+          </w:tcPr>
+          <w:p>
+            <w:pPr>
+              <w:spacing w:line="260"/>
+              <w:jc w:val="center"/>
+            </w:pPr>
+            <w:r>
+              <w:rPr>
+                <w:color w:val="262626"/>
+                <w:sz w:val="19"/>
+                <w:szCs w:val="19"/>
+              </w:rPr>
+              <w:t xml:space="preserve">Activa todo el mes</w:t>
+            </w:r>
+          </w:p>
+        </w:tc>
+        <w:tc>
+          <w:tcPr>
+            <w:tcW w:type="dxa" w:w="1779"/>
+            <w:tcBorders>
+              <w:top w:val="single" w:color="BFC9D9" w:sz="4"/>
+              <w:left w:val="single" w:color="BFC9D9" w:sz="4"/>
+              <w:bottom w:val="single" w:color="BFC9D9" w:sz="4"/>
+              <w:right w:val="single" w:color="BFC9D9" w:sz="4"/>
+            </w:tcBorders>
+            <w:shd w:fill="FFFFFF" w:color="auto" w:val="clear"/>
+            <w:tcMar>
+              <w:top w:type="dxa" w:w="70"/>
+              <w:left w:type="dxa" w:w="100"/>
+              <w:bottom w:type="dxa" w:w="70"/>
+              <w:right w:type="dxa" w:w="100"/>
+            </w:tcMar>
+            <w:vAlign w:val="center"/>
+          </w:tcPr>
+          <w:p>
+            <w:pPr>
+              <w:spacing w:line="260"/>
+              <w:jc w:val="center"/>
+            </w:pPr>
+            <w:r>
+              <w:rPr>
+                <w:color w:val="262626"/>
+                <w:sz w:val="19"/>
+                <w:szCs w:val="19"/>
+              </w:rPr>
+              <w:t xml:space="preserve">—</w:t>
             </w:r>
           </w:p>
         </w:tc>
@@ -10304,7 +10478,7 @@
         </w:trPr>
         <w:tc>
           <w:tcPr>
-            <w:tcW w:type="dxa" w:w="4680"/>
+            <w:tcW w:type="dxa" w:w="4025"/>
             <w:tcBorders>
               <w:top w:val="single" w:color="BFC9D9" w:sz="4"/>
               <w:left w:val="single" w:color="BFC9D9" w:sz="4"/>
@@ -10333,13 +10507,13 @@
                 <w:sz w:val="19"/>
                 <w:szCs w:val="19"/>
               </w:rPr>
-              <w:t xml:space="preserve">Vistas de la landing page</w:t>
-            </w:r>
-          </w:p>
-        </w:tc>
-        <w:tc>
-          <w:tcPr>
-            <w:tcW w:type="dxa" w:w="2340"/>
+              <w:t xml:space="preserve">Vistas de la landing page (Meta)</w:t>
+            </w:r>
+          </w:p>
+        </w:tc>
+        <w:tc>
+          <w:tcPr>
+            <w:tcW w:type="dxa" w:w="1778"/>
             <w:tcBorders>
               <w:top w:val="single" w:color="BFC9D9" w:sz="4"/>
               <w:left w:val="single" w:color="BFC9D9" w:sz="4"/>
@@ -10358,7 +10532,7 @@
           <w:p>
             <w:pPr>
               <w:spacing w:line="260"/>
-              <w:jc w:val="left"/>
+              <w:jc w:val="center"/>
             </w:pPr>
             <w:r>
               <w:rPr>
@@ -10372,7 +10546,7 @@
         </w:tc>
         <w:tc>
           <w:tcPr>
-            <w:tcW w:type="dxa" w:w="2340"/>
+            <w:tcW w:type="dxa" w:w="1778"/>
             <w:tcBorders>
               <w:top w:val="single" w:color="BFC9D9" w:sz="4"/>
               <w:left w:val="single" w:color="BFC9D9" w:sz="4"/>
@@ -10391,18 +10565,48 @@
           <w:p>
             <w:pPr>
               <w:spacing w:line="260"/>
-              <w:jc w:val="left"/>
-            </w:pPr>
-            <w:r>
-              <w:rPr>
-                <w:b w:val="false"/>
-                <w:bCs w:val="false"/>
-                <w:color w:val="262626"/>
-                <w:sz w:val="19"/>
-                <w:szCs w:val="19"/>
-                <w:highlight w:val="yellow"/>
-              </w:rPr>
-              <w:t xml:space="preserve">[____]</w:t>
+              <w:jc w:val="center"/>
+            </w:pPr>
+            <w:r>
+              <w:rPr>
+                <w:color w:val="262626"/>
+                <w:sz w:val="19"/>
+                <w:szCs w:val="19"/>
+              </w:rPr>
+              <w:t xml:space="preserve">2,922</w:t>
+            </w:r>
+          </w:p>
+        </w:tc>
+        <w:tc>
+          <w:tcPr>
+            <w:tcW w:type="dxa" w:w="1779"/>
+            <w:tcBorders>
+              <w:top w:val="single" w:color="BFC9D9" w:sz="4"/>
+              <w:left w:val="single" w:color="BFC9D9" w:sz="4"/>
+              <w:bottom w:val="single" w:color="BFC9D9" w:sz="4"/>
+              <w:right w:val="single" w:color="BFC9D9" w:sz="4"/>
+            </w:tcBorders>
+            <w:shd w:fill="F2F5FA" w:color="auto" w:val="clear"/>
+            <w:tcMar>
+              <w:top w:type="dxa" w:w="70"/>
+              <w:left w:type="dxa" w:w="100"/>
+              <w:bottom w:type="dxa" w:w="70"/>
+              <w:right w:type="dxa" w:w="100"/>
+            </w:tcMar>
+            <w:vAlign w:val="center"/>
+          </w:tcPr>
+          <w:p>
+            <w:pPr>
+              <w:spacing w:line="260"/>
+              <w:jc w:val="center"/>
+            </w:pPr>
+            <w:r>
+              <w:rPr>
+                <w:color w:val="262626"/>
+                <w:sz w:val="19"/>
+                <w:szCs w:val="19"/>
+              </w:rPr>
+              <w:t xml:space="preserve">-18.3%</w:t>
             </w:r>
           </w:p>
         </w:tc>
@@ -10413,7 +10617,7 @@
         </w:trPr>
         <w:tc>
           <w:tcPr>
-            <w:tcW w:type="dxa" w:w="4680"/>
+            <w:tcW w:type="dxa" w:w="4025"/>
             <w:tcBorders>
               <w:top w:val="single" w:color="BFC9D9" w:sz="4"/>
               <w:left w:val="single" w:color="BFC9D9" w:sz="4"/>
@@ -10448,26 +10652,26 @@
         </w:tc>
         <w:tc>
           <w:tcPr>
-            <w:tcW w:type="dxa" w:w="2340"/>
-            <w:tcBorders>
-              <w:top w:val="single" w:color="BFC9D9" w:sz="4"/>
-              <w:left w:val="single" w:color="BFC9D9" w:sz="4"/>
-              <w:bottom w:val="single" w:color="BFC9D9" w:sz="4"/>
-              <w:right w:val="single" w:color="BFC9D9" w:sz="4"/>
-            </w:tcBorders>
-            <w:shd w:fill="FFFFFF" w:color="auto" w:val="clear"/>
-            <w:tcMar>
-              <w:top w:type="dxa" w:w="70"/>
-              <w:left w:type="dxa" w:w="100"/>
-              <w:bottom w:type="dxa" w:w="70"/>
-              <w:right w:type="dxa" w:w="100"/>
-            </w:tcMar>
-            <w:vAlign w:val="center"/>
-          </w:tcPr>
-          <w:p>
-            <w:pPr>
-              <w:spacing w:line="260"/>
-              <w:jc w:val="left"/>
+            <w:tcW w:type="dxa" w:w="1778"/>
+            <w:tcBorders>
+              <w:top w:val="single" w:color="BFC9D9" w:sz="4"/>
+              <w:left w:val="single" w:color="BFC9D9" w:sz="4"/>
+              <w:bottom w:val="single" w:color="BFC9D9" w:sz="4"/>
+              <w:right w:val="single" w:color="BFC9D9" w:sz="4"/>
+            </w:tcBorders>
+            <w:shd w:fill="FFFFFF" w:color="auto" w:val="clear"/>
+            <w:tcMar>
+              <w:top w:type="dxa" w:w="70"/>
+              <w:left w:type="dxa" w:w="100"/>
+              <w:bottom w:type="dxa" w:w="70"/>
+              <w:right w:type="dxa" w:w="100"/>
+            </w:tcMar>
+            <w:vAlign w:val="center"/>
+          </w:tcPr>
+          <w:p>
+            <w:pPr>
+              <w:spacing w:line="260"/>
+              <w:jc w:val="center"/>
             </w:pPr>
             <w:r>
               <w:rPr>
@@ -10481,37 +10685,67 @@
         </w:tc>
         <w:tc>
           <w:tcPr>
-            <w:tcW w:type="dxa" w:w="2340"/>
-            <w:tcBorders>
-              <w:top w:val="single" w:color="BFC9D9" w:sz="4"/>
-              <w:left w:val="single" w:color="BFC9D9" w:sz="4"/>
-              <w:bottom w:val="single" w:color="BFC9D9" w:sz="4"/>
-              <w:right w:val="single" w:color="BFC9D9" w:sz="4"/>
-            </w:tcBorders>
-            <w:shd w:fill="FFFFFF" w:color="auto" w:val="clear"/>
-            <w:tcMar>
-              <w:top w:type="dxa" w:w="70"/>
-              <w:left w:type="dxa" w:w="100"/>
-              <w:bottom w:type="dxa" w:w="70"/>
-              <w:right w:type="dxa" w:w="100"/>
-            </w:tcMar>
-            <w:vAlign w:val="center"/>
-          </w:tcPr>
-          <w:p>
-            <w:pPr>
-              <w:spacing w:line="260"/>
-              <w:jc w:val="left"/>
-            </w:pPr>
-            <w:r>
-              <w:rPr>
-                <w:b w:val="false"/>
-                <w:bCs w:val="false"/>
-                <w:color w:val="262626"/>
-                <w:sz w:val="19"/>
-                <w:szCs w:val="19"/>
-                <w:highlight w:val="yellow"/>
-              </w:rPr>
-              <w:t xml:space="preserve">[€____]</w:t>
+            <w:tcW w:type="dxa" w:w="1778"/>
+            <w:tcBorders>
+              <w:top w:val="single" w:color="BFC9D9" w:sz="4"/>
+              <w:left w:val="single" w:color="BFC9D9" w:sz="4"/>
+              <w:bottom w:val="single" w:color="BFC9D9" w:sz="4"/>
+              <w:right w:val="single" w:color="BFC9D9" w:sz="4"/>
+            </w:tcBorders>
+            <w:shd w:fill="FFFFFF" w:color="auto" w:val="clear"/>
+            <w:tcMar>
+              <w:top w:type="dxa" w:w="70"/>
+              <w:left w:type="dxa" w:w="100"/>
+              <w:bottom w:type="dxa" w:w="70"/>
+              <w:right w:type="dxa" w:w="100"/>
+            </w:tcMar>
+            <w:vAlign w:val="center"/>
+          </w:tcPr>
+          <w:p>
+            <w:pPr>
+              <w:spacing w:line="260"/>
+              <w:jc w:val="center"/>
+            </w:pPr>
+            <w:r>
+              <w:rPr>
+                <w:color w:val="262626"/>
+                <w:sz w:val="19"/>
+                <w:szCs w:val="19"/>
+              </w:rPr>
+              <w:t xml:space="preserve">€300.04</w:t>
+            </w:r>
+          </w:p>
+        </w:tc>
+        <w:tc>
+          <w:tcPr>
+            <w:tcW w:type="dxa" w:w="1779"/>
+            <w:tcBorders>
+              <w:top w:val="single" w:color="BFC9D9" w:sz="4"/>
+              <w:left w:val="single" w:color="BFC9D9" w:sz="4"/>
+              <w:bottom w:val="single" w:color="BFC9D9" w:sz="4"/>
+              <w:right w:val="single" w:color="BFC9D9" w:sz="4"/>
+            </w:tcBorders>
+            <w:shd w:fill="FFFFFF" w:color="auto" w:val="clear"/>
+            <w:tcMar>
+              <w:top w:type="dxa" w:w="70"/>
+              <w:left w:type="dxa" w:w="100"/>
+              <w:bottom w:type="dxa" w:w="70"/>
+              <w:right w:type="dxa" w:w="100"/>
+            </w:tcMar>
+            <w:vAlign w:val="center"/>
+          </w:tcPr>
+          <w:p>
+            <w:pPr>
+              <w:spacing w:line="260"/>
+              <w:jc w:val="center"/>
+            </w:pPr>
+            <w:r>
+              <w:rPr>
+                <w:color w:val="262626"/>
+                <w:sz w:val="19"/>
+                <w:szCs w:val="19"/>
+              </w:rPr>
+              <w:t xml:space="preserve">+19.3%</w:t>
             </w:r>
           </w:p>
         </w:tc>
@@ -10522,7 +10756,7 @@
         </w:trPr>
         <w:tc>
           <w:tcPr>
-            <w:tcW w:type="dxa" w:w="4680"/>
+            <w:tcW w:type="dxa" w:w="4025"/>
             <w:tcBorders>
               <w:top w:val="single" w:color="BFC9D9" w:sz="4"/>
               <w:left w:val="single" w:color="BFC9D9" w:sz="4"/>
@@ -10551,13 +10785,13 @@
                 <w:sz w:val="19"/>
                 <w:szCs w:val="19"/>
               </w:rPr>
-              <w:t xml:space="preserve">Costo promedio por vista</w:t>
-            </w:r>
-          </w:p>
-        </w:tc>
-        <w:tc>
-          <w:tcPr>
-            <w:tcW w:type="dxa" w:w="2340"/>
+              <w:t xml:space="preserve">Costo por vista de la landing page</w:t>
+            </w:r>
+          </w:p>
+        </w:tc>
+        <w:tc>
+          <w:tcPr>
+            <w:tcW w:type="dxa" w:w="1778"/>
             <w:tcBorders>
               <w:top w:val="single" w:color="BFC9D9" w:sz="4"/>
               <w:left w:val="single" w:color="BFC9D9" w:sz="4"/>
@@ -10576,7 +10810,7 @@
           <w:p>
             <w:pPr>
               <w:spacing w:line="260"/>
-              <w:jc w:val="left"/>
+              <w:jc w:val="center"/>
             </w:pPr>
             <w:r>
               <w:rPr>
@@ -10590,7 +10824,7 @@
         </w:tc>
         <w:tc>
           <w:tcPr>
-            <w:tcW w:type="dxa" w:w="2340"/>
+            <w:tcW w:type="dxa" w:w="1778"/>
             <w:tcBorders>
               <w:top w:val="single" w:color="BFC9D9" w:sz="4"/>
               <w:left w:val="single" w:color="BFC9D9" w:sz="4"/>
@@ -10609,18 +10843,48 @@
           <w:p>
             <w:pPr>
               <w:spacing w:line="260"/>
-              <w:jc w:val="left"/>
-            </w:pPr>
-            <w:r>
-              <w:rPr>
-                <w:b w:val="false"/>
-                <w:bCs w:val="false"/>
-                <w:color w:val="262626"/>
-                <w:sz w:val="19"/>
-                <w:szCs w:val="19"/>
-                <w:highlight w:val="yellow"/>
-              </w:rPr>
-              <w:t xml:space="preserve">[€____]</w:t>
+              <w:jc w:val="center"/>
+            </w:pPr>
+            <w:r>
+              <w:rPr>
+                <w:color w:val="262626"/>
+                <w:sz w:val="19"/>
+                <w:szCs w:val="19"/>
+              </w:rPr>
+              <w:t xml:space="preserve">€0.103</w:t>
+            </w:r>
+          </w:p>
+        </w:tc>
+        <w:tc>
+          <w:tcPr>
+            <w:tcW w:type="dxa" w:w="1779"/>
+            <w:tcBorders>
+              <w:top w:val="single" w:color="BFC9D9" w:sz="4"/>
+              <w:left w:val="single" w:color="BFC9D9" w:sz="4"/>
+              <w:bottom w:val="single" w:color="BFC9D9" w:sz="4"/>
+              <w:right w:val="single" w:color="BFC9D9" w:sz="4"/>
+            </w:tcBorders>
+            <w:shd w:fill="F2F5FA" w:color="auto" w:val="clear"/>
+            <w:tcMar>
+              <w:top w:type="dxa" w:w="70"/>
+              <w:left w:type="dxa" w:w="100"/>
+              <w:bottom w:type="dxa" w:w="70"/>
+              <w:right w:type="dxa" w:w="100"/>
+            </w:tcMar>
+            <w:vAlign w:val="center"/>
+          </w:tcPr>
+          <w:p>
+            <w:pPr>
+              <w:spacing w:line="260"/>
+              <w:jc w:val="center"/>
+            </w:pPr>
+            <w:r>
+              <w:rPr>
+                <w:color w:val="262626"/>
+                <w:sz w:val="19"/>
+                <w:szCs w:val="19"/>
+              </w:rPr>
+              <w:t xml:space="preserve">+46.0%</w:t>
             </w:r>
           </w:p>
         </w:tc>
@@ -10631,7 +10895,7 @@
         </w:trPr>
         <w:tc>
           <w:tcPr>
-            <w:tcW w:type="dxa" w:w="4680"/>
+            <w:tcW w:type="dxa" w:w="4025"/>
             <w:tcBorders>
               <w:top w:val="single" w:color="BFC9D9" w:sz="4"/>
               <w:left w:val="single" w:color="BFC9D9" w:sz="4"/>
@@ -10660,76 +10924,106 @@
                 <w:sz w:val="19"/>
                 <w:szCs w:val="19"/>
               </w:rPr>
-              <w:t xml:space="preserve">Usuarios que iniciaron el diagnóstico</w:t>
-            </w:r>
-          </w:p>
-        </w:tc>
-        <w:tc>
-          <w:tcPr>
-            <w:tcW w:type="dxa" w:w="2340"/>
-            <w:tcBorders>
-              <w:top w:val="single" w:color="BFC9D9" w:sz="4"/>
-              <w:left w:val="single" w:color="BFC9D9" w:sz="4"/>
-              <w:bottom w:val="single" w:color="BFC9D9" w:sz="4"/>
-              <w:right w:val="single" w:color="BFC9D9" w:sz="4"/>
-            </w:tcBorders>
-            <w:shd w:fill="FFFFFF" w:color="auto" w:val="clear"/>
-            <w:tcMar>
-              <w:top w:type="dxa" w:w="70"/>
-              <w:left w:type="dxa" w:w="100"/>
-              <w:bottom w:type="dxa" w:w="70"/>
-              <w:right w:type="dxa" w:w="100"/>
-            </w:tcMar>
-            <w:vAlign w:val="center"/>
-          </w:tcPr>
-          <w:p>
-            <w:pPr>
-              <w:spacing w:line="260"/>
-              <w:jc w:val="left"/>
-            </w:pPr>
-            <w:r>
-              <w:rPr>
-                <w:color w:val="262626"/>
-                <w:sz w:val="19"/>
-                <w:szCs w:val="19"/>
-              </w:rPr>
-              <w:t xml:space="preserve">aprox. 1,677</w:t>
-            </w:r>
-          </w:p>
-        </w:tc>
-        <w:tc>
-          <w:tcPr>
-            <w:tcW w:type="dxa" w:w="2340"/>
-            <w:tcBorders>
-              <w:top w:val="single" w:color="BFC9D9" w:sz="4"/>
-              <w:left w:val="single" w:color="BFC9D9" w:sz="4"/>
-              <w:bottom w:val="single" w:color="BFC9D9" w:sz="4"/>
-              <w:right w:val="single" w:color="BFC9D9" w:sz="4"/>
-            </w:tcBorders>
-            <w:shd w:fill="FFFFFF" w:color="auto" w:val="clear"/>
-            <w:tcMar>
-              <w:top w:type="dxa" w:w="70"/>
-              <w:left w:type="dxa" w:w="100"/>
-              <w:bottom w:type="dxa" w:w="70"/>
-              <w:right w:type="dxa" w:w="100"/>
-            </w:tcMar>
-            <w:vAlign w:val="center"/>
-          </w:tcPr>
-          <w:p>
-            <w:pPr>
-              <w:spacing w:line="260"/>
-              <w:jc w:val="left"/>
-            </w:pPr>
-            <w:r>
-              <w:rPr>
-                <w:b w:val="false"/>
-                <w:bCs w:val="false"/>
-                <w:color w:val="262626"/>
-                <w:sz w:val="19"/>
-                <w:szCs w:val="19"/>
-                <w:highlight w:val="yellow"/>
-              </w:rPr>
-              <w:t xml:space="preserve">[____]</w:t>
+              <w:t xml:space="preserve">Impresiones / alcance (Meta)</w:t>
+            </w:r>
+          </w:p>
+        </w:tc>
+        <w:tc>
+          <w:tcPr>
+            <w:tcW w:type="dxa" w:w="1778"/>
+            <w:tcBorders>
+              <w:top w:val="single" w:color="BFC9D9" w:sz="4"/>
+              <w:left w:val="single" w:color="BFC9D9" w:sz="4"/>
+              <w:bottom w:val="single" w:color="BFC9D9" w:sz="4"/>
+              <w:right w:val="single" w:color="BFC9D9" w:sz="4"/>
+            </w:tcBorders>
+            <w:shd w:fill="FFFFFF" w:color="auto" w:val="clear"/>
+            <w:tcMar>
+              <w:top w:type="dxa" w:w="70"/>
+              <w:left w:type="dxa" w:w="100"/>
+              <w:bottom w:type="dxa" w:w="70"/>
+              <w:right w:type="dxa" w:w="100"/>
+            </w:tcMar>
+            <w:vAlign w:val="center"/>
+          </w:tcPr>
+          <w:p>
+            <w:pPr>
+              <w:spacing w:line="260"/>
+              <w:jc w:val="center"/>
+            </w:pPr>
+            <w:r>
+              <w:rPr>
+                <w:color w:val="262626"/>
+                <w:sz w:val="19"/>
+                <w:szCs w:val="19"/>
+              </w:rPr>
+              <w:t xml:space="preserve">—</w:t>
+            </w:r>
+          </w:p>
+        </w:tc>
+        <w:tc>
+          <w:tcPr>
+            <w:tcW w:type="dxa" w:w="1778"/>
+            <w:tcBorders>
+              <w:top w:val="single" w:color="BFC9D9" w:sz="4"/>
+              <w:left w:val="single" w:color="BFC9D9" w:sz="4"/>
+              <w:bottom w:val="single" w:color="BFC9D9" w:sz="4"/>
+              <w:right w:val="single" w:color="BFC9D9" w:sz="4"/>
+            </w:tcBorders>
+            <w:shd w:fill="FFFFFF" w:color="auto" w:val="clear"/>
+            <w:tcMar>
+              <w:top w:type="dxa" w:w="70"/>
+              <w:left w:type="dxa" w:w="100"/>
+              <w:bottom w:type="dxa" w:w="70"/>
+              <w:right w:type="dxa" w:w="100"/>
+            </w:tcMar>
+            <w:vAlign w:val="center"/>
+          </w:tcPr>
+          <w:p>
+            <w:pPr>
+              <w:spacing w:line="260"/>
+              <w:jc w:val="center"/>
+            </w:pPr>
+            <w:r>
+              <w:rPr>
+                <w:color w:val="262626"/>
+                <w:sz w:val="19"/>
+                <w:szCs w:val="19"/>
+              </w:rPr>
+              <w:t xml:space="preserve">104,557 / 54,151</w:t>
+            </w:r>
+          </w:p>
+        </w:tc>
+        <w:tc>
+          <w:tcPr>
+            <w:tcW w:type="dxa" w:w="1779"/>
+            <w:tcBorders>
+              <w:top w:val="single" w:color="BFC9D9" w:sz="4"/>
+              <w:left w:val="single" w:color="BFC9D9" w:sz="4"/>
+              <w:bottom w:val="single" w:color="BFC9D9" w:sz="4"/>
+              <w:right w:val="single" w:color="BFC9D9" w:sz="4"/>
+            </w:tcBorders>
+            <w:shd w:fill="FFFFFF" w:color="auto" w:val="clear"/>
+            <w:tcMar>
+              <w:top w:type="dxa" w:w="70"/>
+              <w:left w:type="dxa" w:w="100"/>
+              <w:bottom w:type="dxa" w:w="70"/>
+              <w:right w:type="dxa" w:w="100"/>
+            </w:tcMar>
+            <w:vAlign w:val="center"/>
+          </w:tcPr>
+          <w:p>
+            <w:pPr>
+              <w:spacing w:line="260"/>
+              <w:jc w:val="center"/>
+            </w:pPr>
+            <w:r>
+              <w:rPr>
+                <w:color w:val="262626"/>
+                <w:sz w:val="19"/>
+                <w:szCs w:val="19"/>
+              </w:rPr>
+              <w:t xml:space="preserve">—</w:t>
             </w:r>
           </w:p>
         </w:tc>
@@ -10740,7 +11034,7 @@
         </w:trPr>
         <w:tc>
           <w:tcPr>
-            <w:tcW w:type="dxa" w:w="4680"/>
+            <w:tcW w:type="dxa" w:w="4025"/>
             <w:tcBorders>
               <w:top w:val="single" w:color="BFC9D9" w:sz="4"/>
               <w:left w:val="single" w:color="BFC9D9" w:sz="4"/>
@@ -10769,13 +11063,13 @@
                 <w:sz w:val="19"/>
                 <w:szCs w:val="19"/>
               </w:rPr>
-              <w:t xml:space="preserve">Usuarios que llegaron al segundo paso</w:t>
-            </w:r>
-          </w:p>
-        </w:tc>
-        <w:tc>
-          <w:tcPr>
-            <w:tcW w:type="dxa" w:w="2340"/>
+              <w:t xml:space="preserve">Usuarios que iniciaron el diagnóstico (GA4)</w:t>
+            </w:r>
+          </w:p>
+        </w:tc>
+        <w:tc>
+          <w:tcPr>
+            <w:tcW w:type="dxa" w:w="1778"/>
             <w:tcBorders>
               <w:top w:val="single" w:color="BFC9D9" w:sz="4"/>
               <w:left w:val="single" w:color="BFC9D9" w:sz="4"/>
@@ -10794,21 +11088,21 @@
           <w:p>
             <w:pPr>
               <w:spacing w:line="260"/>
-              <w:jc w:val="left"/>
-            </w:pPr>
-            <w:r>
-              <w:rPr>
-                <w:color w:val="262626"/>
-                <w:sz w:val="19"/>
-                <w:szCs w:val="19"/>
-              </w:rPr>
-              <w:t xml:space="preserve">8</w:t>
-            </w:r>
-          </w:p>
-        </w:tc>
-        <w:tc>
-          <w:tcPr>
-            <w:tcW w:type="dxa" w:w="2340"/>
+              <w:jc w:val="center"/>
+            </w:pPr>
+            <w:r>
+              <w:rPr>
+                <w:color w:val="262626"/>
+                <w:sz w:val="19"/>
+                <w:szCs w:val="19"/>
+              </w:rPr>
+              <w:t xml:space="preserve">aprox. 1,677</w:t>
+            </w:r>
+          </w:p>
+        </w:tc>
+        <w:tc>
+          <w:tcPr>
+            <w:tcW w:type="dxa" w:w="1778"/>
             <w:tcBorders>
               <w:top w:val="single" w:color="BFC9D9" w:sz="4"/>
               <w:left w:val="single" w:color="BFC9D9" w:sz="4"/>
@@ -10827,18 +11121,48 @@
           <w:p>
             <w:pPr>
               <w:spacing w:line="260"/>
-              <w:jc w:val="left"/>
-            </w:pPr>
-            <w:r>
-              <w:rPr>
-                <w:b w:val="false"/>
-                <w:bCs w:val="false"/>
-                <w:color w:val="262626"/>
-                <w:sz w:val="19"/>
-                <w:szCs w:val="19"/>
-                <w:highlight w:val="yellow"/>
-              </w:rPr>
-              <w:t xml:space="preserve">[____]</w:t>
+              <w:jc w:val="center"/>
+            </w:pPr>
+            <w:r>
+              <w:rPr>
+                <w:color w:val="262626"/>
+                <w:sz w:val="19"/>
+                <w:szCs w:val="19"/>
+              </w:rPr>
+              <w:t xml:space="preserve">2,096</w:t>
+            </w:r>
+          </w:p>
+        </w:tc>
+        <w:tc>
+          <w:tcPr>
+            <w:tcW w:type="dxa" w:w="1779"/>
+            <w:tcBorders>
+              <w:top w:val="single" w:color="BFC9D9" w:sz="4"/>
+              <w:left w:val="single" w:color="BFC9D9" w:sz="4"/>
+              <w:bottom w:val="single" w:color="BFC9D9" w:sz="4"/>
+              <w:right w:val="single" w:color="BFC9D9" w:sz="4"/>
+            </w:tcBorders>
+            <w:shd w:fill="F2F5FA" w:color="auto" w:val="clear"/>
+            <w:tcMar>
+              <w:top w:type="dxa" w:w="70"/>
+              <w:left w:type="dxa" w:w="100"/>
+              <w:bottom w:type="dxa" w:w="70"/>
+              <w:right w:type="dxa" w:w="100"/>
+            </w:tcMar>
+            <w:vAlign w:val="center"/>
+          </w:tcPr>
+          <w:p>
+            <w:pPr>
+              <w:spacing w:line="260"/>
+              <w:jc w:val="center"/>
+            </w:pPr>
+            <w:r>
+              <w:rPr>
+                <w:color w:val="262626"/>
+                <w:sz w:val="19"/>
+                <w:szCs w:val="19"/>
+              </w:rPr>
+              <w:t xml:space="preserve">+25.0%</w:t>
             </w:r>
           </w:p>
         </w:tc>
@@ -10849,7 +11173,7 @@
         </w:trPr>
         <w:tc>
           <w:tcPr>
-            <w:tcW w:type="dxa" w:w="4680"/>
+            <w:tcW w:type="dxa" w:w="4025"/>
             <w:tcBorders>
               <w:top w:val="single" w:color="BFC9D9" w:sz="4"/>
               <w:left w:val="single" w:color="BFC9D9" w:sz="4"/>
@@ -10878,20 +11202,124 @@
                 <w:sz w:val="19"/>
                 <w:szCs w:val="19"/>
               </w:rPr>
-              <w:t xml:space="preserve">Contactos registrados en el CRM</w:t>
-            </w:r>
-          </w:p>
-        </w:tc>
-        <w:tc>
-          <w:tcPr>
-            <w:tcW w:type="dxa" w:w="2340"/>
-            <w:tcBorders>
-              <w:top w:val="single" w:color="BFC9D9" w:sz="4"/>
-              <w:left w:val="single" w:color="BFC9D9" w:sz="4"/>
-              <w:bottom w:val="single" w:color="BFC9D9" w:sz="4"/>
-              <w:right w:val="single" w:color="BFC9D9" w:sz="4"/>
-            </w:tcBorders>
-            <w:shd w:fill="FFFFFF" w:color="auto" w:val="clear"/>
+              <w:t xml:space="preserve">Usuarios que llegaron al paso 2 (GA4)</w:t>
+            </w:r>
+          </w:p>
+        </w:tc>
+        <w:tc>
+          <w:tcPr>
+            <w:tcW w:type="dxa" w:w="1778"/>
+            <w:tcBorders>
+              <w:top w:val="single" w:color="BFC9D9" w:sz="4"/>
+              <w:left w:val="single" w:color="BFC9D9" w:sz="4"/>
+              <w:bottom w:val="single" w:color="BFC9D9" w:sz="4"/>
+              <w:right w:val="single" w:color="BFC9D9" w:sz="4"/>
+            </w:tcBorders>
+            <w:shd w:fill="FFFFFF" w:color="auto" w:val="clear"/>
+            <w:tcMar>
+              <w:top w:type="dxa" w:w="70"/>
+              <w:left w:type="dxa" w:w="100"/>
+              <w:bottom w:type="dxa" w:w="70"/>
+              <w:right w:type="dxa" w:w="100"/>
+            </w:tcMar>
+            <w:vAlign w:val="center"/>
+          </w:tcPr>
+          <w:p>
+            <w:pPr>
+              <w:spacing w:line="260"/>
+              <w:jc w:val="center"/>
+            </w:pPr>
+            <w:r>
+              <w:rPr>
+                <w:color w:val="262626"/>
+                <w:sz w:val="19"/>
+                <w:szCs w:val="19"/>
+              </w:rPr>
+              <w:t xml:space="preserve">8</w:t>
+            </w:r>
+          </w:p>
+        </w:tc>
+        <w:tc>
+          <w:tcPr>
+            <w:tcW w:type="dxa" w:w="1778"/>
+            <w:tcBorders>
+              <w:top w:val="single" w:color="BFC9D9" w:sz="4"/>
+              <w:left w:val="single" w:color="BFC9D9" w:sz="4"/>
+              <w:bottom w:val="single" w:color="BFC9D9" w:sz="4"/>
+              <w:right w:val="single" w:color="BFC9D9" w:sz="4"/>
+            </w:tcBorders>
+            <w:shd w:fill="FFFFFF" w:color="auto" w:val="clear"/>
+            <w:tcMar>
+              <w:top w:type="dxa" w:w="70"/>
+              <w:left w:type="dxa" w:w="100"/>
+              <w:bottom w:type="dxa" w:w="70"/>
+              <w:right w:type="dxa" w:w="100"/>
+            </w:tcMar>
+            <w:vAlign w:val="center"/>
+          </w:tcPr>
+          <w:p>
+            <w:pPr>
+              <w:spacing w:line="260"/>
+              <w:jc w:val="center"/>
+            </w:pPr>
+            <w:r>
+              <w:rPr>
+                <w:color w:val="262626"/>
+                <w:sz w:val="19"/>
+                <w:szCs w:val="19"/>
+              </w:rPr>
+              <w:t xml:space="preserve">2</w:t>
+            </w:r>
+          </w:p>
+        </w:tc>
+        <w:tc>
+          <w:tcPr>
+            <w:tcW w:type="dxa" w:w="1779"/>
+            <w:tcBorders>
+              <w:top w:val="single" w:color="BFC9D9" w:sz="4"/>
+              <w:left w:val="single" w:color="BFC9D9" w:sz="4"/>
+              <w:bottom w:val="single" w:color="BFC9D9" w:sz="4"/>
+              <w:right w:val="single" w:color="BFC9D9" w:sz="4"/>
+            </w:tcBorders>
+            <w:shd w:fill="FFFFFF" w:color="auto" w:val="clear"/>
+            <w:tcMar>
+              <w:top w:type="dxa" w:w="70"/>
+              <w:left w:type="dxa" w:w="100"/>
+              <w:bottom w:type="dxa" w:w="70"/>
+              <w:right w:type="dxa" w:w="100"/>
+            </w:tcMar>
+            <w:vAlign w:val="center"/>
+          </w:tcPr>
+          <w:p>
+            <w:pPr>
+              <w:spacing w:line="260"/>
+              <w:jc w:val="center"/>
+            </w:pPr>
+            <w:r>
+              <w:rPr>
+                <w:color w:val="262626"/>
+                <w:sz w:val="19"/>
+                <w:szCs w:val="19"/>
+              </w:rPr>
+              <w:t xml:space="preserve">-6</w:t>
+            </w:r>
+          </w:p>
+        </w:tc>
+      </w:tr>
+      <w:tr>
+        <w:trPr>
+          <w:cantSplit/>
+        </w:trPr>
+        <w:tc>
+          <w:tcPr>
+            <w:tcW w:type="dxa" w:w="4025"/>
+            <w:tcBorders>
+              <w:top w:val="single" w:color="BFC9D9" w:sz="4"/>
+              <w:left w:val="single" w:color="BFC9D9" w:sz="4"/>
+              <w:bottom w:val="single" w:color="BFC9D9" w:sz="4"/>
+              <w:right w:val="single" w:color="BFC9D9" w:sz="4"/>
+            </w:tcBorders>
+            <w:shd w:fill="F2F5FA" w:color="auto" w:val="clear"/>
             <w:tcMar>
               <w:top w:type="dxa" w:w="70"/>
               <w:left w:type="dxa" w:w="100"/>
@@ -10907,17 +11335,123 @@
             </w:pPr>
             <w:r>
               <w:rPr>
-                <w:color w:val="262626"/>
-                <w:sz w:val="19"/>
-                <w:szCs w:val="19"/>
-              </w:rPr>
-              <w:t xml:space="preserve">0 (período histórico)</w:t>
-            </w:r>
-          </w:p>
-        </w:tc>
-        <w:tc>
-          <w:tcPr>
-            <w:tcW w:type="dxa" w:w="2340"/>
+                <w:b/>
+                <w:bCs/>
+                <w:color w:val="1F3864"/>
+                <w:sz w:val="19"/>
+                <w:szCs w:val="19"/>
+              </w:rPr>
+              <w:t xml:space="preserve">Tasa paso 1 → paso 2</w:t>
+            </w:r>
+          </w:p>
+        </w:tc>
+        <w:tc>
+          <w:tcPr>
+            <w:tcW w:type="dxa" w:w="1778"/>
+            <w:tcBorders>
+              <w:top w:val="single" w:color="BFC9D9" w:sz="4"/>
+              <w:left w:val="single" w:color="BFC9D9" w:sz="4"/>
+              <w:bottom w:val="single" w:color="BFC9D9" w:sz="4"/>
+              <w:right w:val="single" w:color="BFC9D9" w:sz="4"/>
+            </w:tcBorders>
+            <w:shd w:fill="F2F5FA" w:color="auto" w:val="clear"/>
+            <w:tcMar>
+              <w:top w:type="dxa" w:w="70"/>
+              <w:left w:type="dxa" w:w="100"/>
+              <w:bottom w:type="dxa" w:w="70"/>
+              <w:right w:type="dxa" w:w="100"/>
+            </w:tcMar>
+            <w:vAlign w:val="center"/>
+          </w:tcPr>
+          <w:p>
+            <w:pPr>
+              <w:spacing w:line="260"/>
+              <w:jc w:val="center"/>
+            </w:pPr>
+            <w:r>
+              <w:rPr>
+                <w:color w:val="262626"/>
+                <w:sz w:val="19"/>
+                <w:szCs w:val="19"/>
+              </w:rPr>
+              <w:t xml:space="preserve">0.48%</w:t>
+            </w:r>
+          </w:p>
+        </w:tc>
+        <w:tc>
+          <w:tcPr>
+            <w:tcW w:type="dxa" w:w="1778"/>
+            <w:tcBorders>
+              <w:top w:val="single" w:color="BFC9D9" w:sz="4"/>
+              <w:left w:val="single" w:color="BFC9D9" w:sz="4"/>
+              <w:bottom w:val="single" w:color="BFC9D9" w:sz="4"/>
+              <w:right w:val="single" w:color="BFC9D9" w:sz="4"/>
+            </w:tcBorders>
+            <w:shd w:fill="F2F5FA" w:color="auto" w:val="clear"/>
+            <w:tcMar>
+              <w:top w:type="dxa" w:w="70"/>
+              <w:left w:type="dxa" w:w="100"/>
+              <w:bottom w:type="dxa" w:w="70"/>
+              <w:right w:type="dxa" w:w="100"/>
+            </w:tcMar>
+            <w:vAlign w:val="center"/>
+          </w:tcPr>
+          <w:p>
+            <w:pPr>
+              <w:spacing w:line="260"/>
+              <w:jc w:val="center"/>
+            </w:pPr>
+            <w:r>
+              <w:rPr>
+                <w:color w:val="262626"/>
+                <w:sz w:val="19"/>
+                <w:szCs w:val="19"/>
+              </w:rPr>
+              <w:t xml:space="preserve">0.10%</w:t>
+            </w:r>
+          </w:p>
+        </w:tc>
+        <w:tc>
+          <w:tcPr>
+            <w:tcW w:type="dxa" w:w="1779"/>
+            <w:tcBorders>
+              <w:top w:val="single" w:color="BFC9D9" w:sz="4"/>
+              <w:left w:val="single" w:color="BFC9D9" w:sz="4"/>
+              <w:bottom w:val="single" w:color="BFC9D9" w:sz="4"/>
+              <w:right w:val="single" w:color="BFC9D9" w:sz="4"/>
+            </w:tcBorders>
+            <w:shd w:fill="F2F5FA" w:color="auto" w:val="clear"/>
+            <w:tcMar>
+              <w:top w:type="dxa" w:w="70"/>
+              <w:left w:type="dxa" w:w="100"/>
+              <w:bottom w:type="dxa" w:w="70"/>
+              <w:right w:type="dxa" w:w="100"/>
+            </w:tcMar>
+            <w:vAlign w:val="center"/>
+          </w:tcPr>
+          <w:p>
+            <w:pPr>
+              <w:spacing w:line="260"/>
+              <w:jc w:val="center"/>
+            </w:pPr>
+            <w:r>
+              <w:rPr>
+                <w:color w:val="262626"/>
+                <w:sz w:val="19"/>
+                <w:szCs w:val="19"/>
+              </w:rPr>
+              <w:t xml:space="preserve">-0.38 pp</w:t>
+            </w:r>
+          </w:p>
+        </w:tc>
+      </w:tr>
+      <w:tr>
+        <w:trPr>
+          <w:cantSplit/>
+        </w:trPr>
+        <w:tc>
+          <w:tcPr>
+            <w:tcW w:type="dxa" w:w="4025"/>
             <w:tcBorders>
               <w:top w:val="single" w:color="BFC9D9" w:sz="4"/>
               <w:left w:val="single" w:color="BFC9D9" w:sz="4"/>
@@ -10940,14 +11474,1029 @@
             </w:pPr>
             <w:r>
               <w:rPr>
-                <w:b w:val="false"/>
-                <w:bCs w:val="false"/>
-                <w:color w:val="262626"/>
-                <w:sz w:val="19"/>
-                <w:szCs w:val="19"/>
-                <w:highlight w:val="yellow"/>
-              </w:rPr>
-              <w:t xml:space="preserve">[____]</w:t>
+                <w:b/>
+                <w:bCs/>
+                <w:color w:val="1F3864"/>
+                <w:sz w:val="19"/>
+                <w:szCs w:val="19"/>
+              </w:rPr>
+              <w:t xml:space="preserve">Diagnósticos completados (GA4)</w:t>
+            </w:r>
+          </w:p>
+        </w:tc>
+        <w:tc>
+          <w:tcPr>
+            <w:tcW w:type="dxa" w:w="1778"/>
+            <w:tcBorders>
+              <w:top w:val="single" w:color="BFC9D9" w:sz="4"/>
+              <w:left w:val="single" w:color="BFC9D9" w:sz="4"/>
+              <w:bottom w:val="single" w:color="BFC9D9" w:sz="4"/>
+              <w:right w:val="single" w:color="BFC9D9" w:sz="4"/>
+            </w:tcBorders>
+            <w:shd w:fill="FFFFFF" w:color="auto" w:val="clear"/>
+            <w:tcMar>
+              <w:top w:type="dxa" w:w="70"/>
+              <w:left w:type="dxa" w:w="100"/>
+              <w:bottom w:type="dxa" w:w="70"/>
+              <w:right w:type="dxa" w:w="100"/>
+            </w:tcMar>
+            <w:vAlign w:val="center"/>
+          </w:tcPr>
+          <w:p>
+            <w:pPr>
+              <w:spacing w:line="260"/>
+              <w:jc w:val="center"/>
+            </w:pPr>
+            <w:r>
+              <w:rPr>
+                <w:color w:val="262626"/>
+                <w:sz w:val="19"/>
+                <w:szCs w:val="19"/>
+              </w:rPr>
+              <w:t xml:space="preserve">—</w:t>
+            </w:r>
+          </w:p>
+        </w:tc>
+        <w:tc>
+          <w:tcPr>
+            <w:tcW w:type="dxa" w:w="1778"/>
+            <w:tcBorders>
+              <w:top w:val="single" w:color="BFC9D9" w:sz="4"/>
+              <w:left w:val="single" w:color="BFC9D9" w:sz="4"/>
+              <w:bottom w:val="single" w:color="BFC9D9" w:sz="4"/>
+              <w:right w:val="single" w:color="BFC9D9" w:sz="4"/>
+            </w:tcBorders>
+            <w:shd w:fill="FFFFFF" w:color="auto" w:val="clear"/>
+            <w:tcMar>
+              <w:top w:type="dxa" w:w="70"/>
+              <w:left w:type="dxa" w:w="100"/>
+              <w:bottom w:type="dxa" w:w="70"/>
+              <w:right w:type="dxa" w:w="100"/>
+            </w:tcMar>
+            <w:vAlign w:val="center"/>
+          </w:tcPr>
+          <w:p>
+            <w:pPr>
+              <w:spacing w:line="260"/>
+              <w:jc w:val="center"/>
+            </w:pPr>
+            <w:r>
+              <w:rPr>
+                <w:color w:val="262626"/>
+                <w:sz w:val="19"/>
+                <w:szCs w:val="19"/>
+              </w:rPr>
+              <w:t xml:space="preserve">0</w:t>
+            </w:r>
+          </w:p>
+        </w:tc>
+        <w:tc>
+          <w:tcPr>
+            <w:tcW w:type="dxa" w:w="1779"/>
+            <w:tcBorders>
+              <w:top w:val="single" w:color="BFC9D9" w:sz="4"/>
+              <w:left w:val="single" w:color="BFC9D9" w:sz="4"/>
+              <w:bottom w:val="single" w:color="BFC9D9" w:sz="4"/>
+              <w:right w:val="single" w:color="BFC9D9" w:sz="4"/>
+            </w:tcBorders>
+            <w:shd w:fill="FFFFFF" w:color="auto" w:val="clear"/>
+            <w:tcMar>
+              <w:top w:type="dxa" w:w="70"/>
+              <w:left w:type="dxa" w:w="100"/>
+              <w:bottom w:type="dxa" w:w="70"/>
+              <w:right w:type="dxa" w:w="100"/>
+            </w:tcMar>
+            <w:vAlign w:val="center"/>
+          </w:tcPr>
+          <w:p>
+            <w:pPr>
+              <w:spacing w:line="260"/>
+              <w:jc w:val="center"/>
+            </w:pPr>
+            <w:r>
+              <w:rPr>
+                <w:color w:val="262626"/>
+                <w:sz w:val="19"/>
+                <w:szCs w:val="19"/>
+              </w:rPr>
+              <w:t xml:space="preserve">—</w:t>
+            </w:r>
+          </w:p>
+        </w:tc>
+      </w:tr>
+    </w:tbl>
+    <w:p>
+      <w:pPr>
+        <w:spacing w:after="80"/>
+      </w:pPr>
+    </w:p>
+    <w:p>
+      <w:pPr>
+        <w:spacing w:after="140"/>
+      </w:pPr>
+      <w:r>
+        <w:rPr>
+          <w:i/>
+          <w:iCs/>
+          <w:color w:val="595959"/>
+          <w:sz w:val="17"/>
+          <w:szCs w:val="17"/>
+        </w:rPr>
+        <w:t xml:space="preserve">Los cambios y tasas son calc. Agosto abarca del 7 al 31 de agosto (25 días); septiembre abarca 30 días. Las vistas de landing page de Meta y los usuarios del diagnóstico de GA4 se miden de forma distinta y no son directamente comparables.</w:t>
+      </w:r>
+    </w:p>
+    <w:tbl>
+      <w:tblPr>
+        <w:tblW w:type="dxa" w:w="9360"/>
+        <w:tblBorders>
+          <w:top w:val="single" w:color="auto" w:sz="4"/>
+          <w:left w:val="single" w:color="auto" w:sz="4"/>
+          <w:bottom w:val="single" w:color="auto" w:sz="4"/>
+          <w:right w:val="single" w:color="auto" w:sz="4"/>
+          <w:insideH w:val="single" w:color="auto" w:sz="4"/>
+          <w:insideV w:val="single" w:color="auto" w:sz="4"/>
+        </w:tblBorders>
+        <w:tblLayout w:type="fixed"/>
+      </w:tblPr>
+      <w:tblGrid>
+        <w:gridCol w:w="2621"/>
+        <w:gridCol w:w="1685"/>
+        <w:gridCol w:w="1310"/>
+        <w:gridCol w:w="1872"/>
+        <w:gridCol w:w="1872"/>
+      </w:tblGrid>
+      <w:tr>
+        <w:trPr>
+          <w:tblHeader/>
+        </w:trPr>
+        <w:tc>
+          <w:tcPr>
+            <w:tcW w:type="dxa" w:w="2621"/>
+            <w:tcBorders>
+              <w:top w:val="single" w:color="BFC9D9" w:sz="4"/>
+              <w:left w:val="single" w:color="BFC9D9" w:sz="4"/>
+              <w:bottom w:val="single" w:color="BFC9D9" w:sz="4"/>
+              <w:right w:val="single" w:color="BFC9D9" w:sz="4"/>
+            </w:tcBorders>
+            <w:shd w:fill="1F3864" w:color="auto" w:val="clear"/>
+            <w:tcMar>
+              <w:top w:type="dxa" w:w="70"/>
+              <w:left w:type="dxa" w:w="100"/>
+              <w:bottom w:type="dxa" w:w="70"/>
+              <w:right w:type="dxa" w:w="100"/>
+            </w:tcMar>
+            <w:vAlign w:val="center"/>
+          </w:tcPr>
+          <w:p>
+            <w:pPr>
+              <w:spacing w:line="260"/>
+              <w:jc w:val="left"/>
+            </w:pPr>
+            <w:r>
+              <w:rPr>
+                <w:b/>
+                <w:bCs/>
+                <w:color w:val="FFFFFF"/>
+                <w:sz w:val="19"/>
+                <w:szCs w:val="19"/>
+              </w:rPr>
+              <w:t xml:space="preserve">Anuncio (septiembre)</w:t>
+            </w:r>
+          </w:p>
+        </w:tc>
+        <w:tc>
+          <w:tcPr>
+            <w:tcW w:type="dxa" w:w="1685"/>
+            <w:tcBorders>
+              <w:top w:val="single" w:color="BFC9D9" w:sz="4"/>
+              <w:left w:val="single" w:color="BFC9D9" w:sz="4"/>
+              <w:bottom w:val="single" w:color="BFC9D9" w:sz="4"/>
+              <w:right w:val="single" w:color="BFC9D9" w:sz="4"/>
+            </w:tcBorders>
+            <w:shd w:fill="1F3864" w:color="auto" w:val="clear"/>
+            <w:tcMar>
+              <w:top w:type="dxa" w:w="70"/>
+              <w:left w:type="dxa" w:w="100"/>
+              <w:bottom w:type="dxa" w:w="70"/>
+              <w:right w:type="dxa" w:w="100"/>
+            </w:tcMar>
+            <w:vAlign w:val="center"/>
+          </w:tcPr>
+          <w:p>
+            <w:pPr>
+              <w:spacing w:line="260"/>
+              <w:jc w:val="center"/>
+            </w:pPr>
+            <w:r>
+              <w:rPr>
+                <w:b/>
+                <w:bCs/>
+                <w:color w:val="FFFFFF"/>
+                <w:sz w:val="19"/>
+                <w:szCs w:val="19"/>
+              </w:rPr>
+              <w:t xml:space="preserve">Vistas de landing page</w:t>
+            </w:r>
+          </w:p>
+        </w:tc>
+        <w:tc>
+          <w:tcPr>
+            <w:tcW w:type="dxa" w:w="1310"/>
+            <w:tcBorders>
+              <w:top w:val="single" w:color="BFC9D9" w:sz="4"/>
+              <w:left w:val="single" w:color="BFC9D9" w:sz="4"/>
+              <w:bottom w:val="single" w:color="BFC9D9" w:sz="4"/>
+              <w:right w:val="single" w:color="BFC9D9" w:sz="4"/>
+            </w:tcBorders>
+            <w:shd w:fill="1F3864" w:color="auto" w:val="clear"/>
+            <w:tcMar>
+              <w:top w:type="dxa" w:w="70"/>
+              <w:left w:type="dxa" w:w="100"/>
+              <w:bottom w:type="dxa" w:w="70"/>
+              <w:right w:type="dxa" w:w="100"/>
+            </w:tcMar>
+            <w:vAlign w:val="center"/>
+          </w:tcPr>
+          <w:p>
+            <w:pPr>
+              <w:spacing w:line="260"/>
+              <w:jc w:val="center"/>
+            </w:pPr>
+            <w:r>
+              <w:rPr>
+                <w:b/>
+                <w:bCs/>
+                <w:color w:val="FFFFFF"/>
+                <w:sz w:val="19"/>
+                <w:szCs w:val="19"/>
+              </w:rPr>
+              <w:t xml:space="preserve">Participación</w:t>
+            </w:r>
+          </w:p>
+        </w:tc>
+        <w:tc>
+          <w:tcPr>
+            <w:tcW w:type="dxa" w:w="1872"/>
+            <w:tcBorders>
+              <w:top w:val="single" w:color="BFC9D9" w:sz="4"/>
+              <w:left w:val="single" w:color="BFC9D9" w:sz="4"/>
+              <w:bottom w:val="single" w:color="BFC9D9" w:sz="4"/>
+              <w:right w:val="single" w:color="BFC9D9" w:sz="4"/>
+            </w:tcBorders>
+            <w:shd w:fill="1F3864" w:color="auto" w:val="clear"/>
+            <w:tcMar>
+              <w:top w:type="dxa" w:w="70"/>
+              <w:left w:type="dxa" w:w="100"/>
+              <w:bottom w:type="dxa" w:w="70"/>
+              <w:right w:type="dxa" w:w="100"/>
+            </w:tcMar>
+            <w:vAlign w:val="center"/>
+          </w:tcPr>
+          <w:p>
+            <w:pPr>
+              <w:spacing w:line="260"/>
+              <w:jc w:val="center"/>
+            </w:pPr>
+            <w:r>
+              <w:rPr>
+                <w:b/>
+                <w:bCs/>
+                <w:color w:val="FFFFFF"/>
+                <w:sz w:val="19"/>
+                <w:szCs w:val="19"/>
+              </w:rPr>
+              <w:t xml:space="preserve">Gasto</w:t>
+            </w:r>
+          </w:p>
+        </w:tc>
+        <w:tc>
+          <w:tcPr>
+            <w:tcW w:type="dxa" w:w="1872"/>
+            <w:tcBorders>
+              <w:top w:val="single" w:color="BFC9D9" w:sz="4"/>
+              <w:left w:val="single" w:color="BFC9D9" w:sz="4"/>
+              <w:bottom w:val="single" w:color="BFC9D9" w:sz="4"/>
+              <w:right w:val="single" w:color="BFC9D9" w:sz="4"/>
+            </w:tcBorders>
+            <w:shd w:fill="1F3864" w:color="auto" w:val="clear"/>
+            <w:tcMar>
+              <w:top w:type="dxa" w:w="70"/>
+              <w:left w:type="dxa" w:w="100"/>
+              <w:bottom w:type="dxa" w:w="70"/>
+              <w:right w:type="dxa" w:w="100"/>
+            </w:tcMar>
+            <w:vAlign w:val="center"/>
+          </w:tcPr>
+          <w:p>
+            <w:pPr>
+              <w:spacing w:line="260"/>
+              <w:jc w:val="center"/>
+            </w:pPr>
+            <w:r>
+              <w:rPr>
+                <w:b/>
+                <w:bCs/>
+                <w:color w:val="FFFFFF"/>
+                <w:sz w:val="19"/>
+                <w:szCs w:val="19"/>
+              </w:rPr>
+              <w:t xml:space="preserve">Costo por vista</w:t>
+            </w:r>
+          </w:p>
+        </w:tc>
+      </w:tr>
+      <w:tr>
+        <w:trPr>
+          <w:cantSplit/>
+        </w:trPr>
+        <w:tc>
+          <w:tcPr>
+            <w:tcW w:type="dxa" w:w="2621"/>
+            <w:tcBorders>
+              <w:top w:val="single" w:color="BFC9D9" w:sz="4"/>
+              <w:left w:val="single" w:color="BFC9D9" w:sz="4"/>
+              <w:bottom w:val="single" w:color="BFC9D9" w:sz="4"/>
+              <w:right w:val="single" w:color="BFC9D9" w:sz="4"/>
+            </w:tcBorders>
+            <w:shd w:fill="FFFFFF" w:color="auto" w:val="clear"/>
+            <w:tcMar>
+              <w:top w:type="dxa" w:w="70"/>
+              <w:left w:type="dxa" w:w="100"/>
+              <w:bottom w:type="dxa" w:w="70"/>
+              <w:right w:type="dxa" w:w="100"/>
+            </w:tcMar>
+            <w:vAlign w:val="center"/>
+          </w:tcPr>
+          <w:p>
+            <w:pPr>
+              <w:spacing w:line="260"/>
+              <w:jc w:val="left"/>
+            </w:pPr>
+            <w:r>
+              <w:rPr>
+                <w:b/>
+                <w:bCs/>
+                <w:color w:val="1F3864"/>
+                <w:sz w:val="19"/>
+                <w:szCs w:val="19"/>
+              </w:rPr>
+              <w:t xml:space="preserve">Reel 72</w:t>
+            </w:r>
+          </w:p>
+        </w:tc>
+        <w:tc>
+          <w:tcPr>
+            <w:tcW w:type="dxa" w:w="1685"/>
+            <w:tcBorders>
+              <w:top w:val="single" w:color="BFC9D9" w:sz="4"/>
+              <w:left w:val="single" w:color="BFC9D9" w:sz="4"/>
+              <w:bottom w:val="single" w:color="BFC9D9" w:sz="4"/>
+              <w:right w:val="single" w:color="BFC9D9" w:sz="4"/>
+            </w:tcBorders>
+            <w:shd w:fill="FFFFFF" w:color="auto" w:val="clear"/>
+            <w:tcMar>
+              <w:top w:type="dxa" w:w="70"/>
+              <w:left w:type="dxa" w:w="100"/>
+              <w:bottom w:type="dxa" w:w="70"/>
+              <w:right w:type="dxa" w:w="100"/>
+            </w:tcMar>
+            <w:vAlign w:val="center"/>
+          </w:tcPr>
+          <w:p>
+            <w:pPr>
+              <w:spacing w:line="260"/>
+              <w:jc w:val="center"/>
+            </w:pPr>
+            <w:r>
+              <w:rPr>
+                <w:color w:val="262626"/>
+                <w:sz w:val="19"/>
+                <w:szCs w:val="19"/>
+              </w:rPr>
+              <w:t xml:space="preserve">2,800</w:t>
+            </w:r>
+          </w:p>
+        </w:tc>
+        <w:tc>
+          <w:tcPr>
+            <w:tcW w:type="dxa" w:w="1310"/>
+            <w:tcBorders>
+              <w:top w:val="single" w:color="BFC9D9" w:sz="4"/>
+              <w:left w:val="single" w:color="BFC9D9" w:sz="4"/>
+              <w:bottom w:val="single" w:color="BFC9D9" w:sz="4"/>
+              <w:right w:val="single" w:color="BFC9D9" w:sz="4"/>
+            </w:tcBorders>
+            <w:shd w:fill="FFFFFF" w:color="auto" w:val="clear"/>
+            <w:tcMar>
+              <w:top w:type="dxa" w:w="70"/>
+              <w:left w:type="dxa" w:w="100"/>
+              <w:bottom w:type="dxa" w:w="70"/>
+              <w:right w:type="dxa" w:w="100"/>
+            </w:tcMar>
+            <w:vAlign w:val="center"/>
+          </w:tcPr>
+          <w:p>
+            <w:pPr>
+              <w:spacing w:line="260"/>
+              <w:jc w:val="center"/>
+            </w:pPr>
+            <w:r>
+              <w:rPr>
+                <w:color w:val="262626"/>
+                <w:sz w:val="19"/>
+                <w:szCs w:val="19"/>
+              </w:rPr>
+              <w:t xml:space="preserve">95.8%</w:t>
+            </w:r>
+          </w:p>
+        </w:tc>
+        <w:tc>
+          <w:tcPr>
+            <w:tcW w:type="dxa" w:w="1872"/>
+            <w:tcBorders>
+              <w:top w:val="single" w:color="BFC9D9" w:sz="4"/>
+              <w:left w:val="single" w:color="BFC9D9" w:sz="4"/>
+              <w:bottom w:val="single" w:color="BFC9D9" w:sz="4"/>
+              <w:right w:val="single" w:color="BFC9D9" w:sz="4"/>
+            </w:tcBorders>
+            <w:shd w:fill="FFFFFF" w:color="auto" w:val="clear"/>
+            <w:tcMar>
+              <w:top w:type="dxa" w:w="70"/>
+              <w:left w:type="dxa" w:w="100"/>
+              <w:bottom w:type="dxa" w:w="70"/>
+              <w:right w:type="dxa" w:w="100"/>
+            </w:tcMar>
+            <w:vAlign w:val="center"/>
+          </w:tcPr>
+          <w:p>
+            <w:pPr>
+              <w:spacing w:line="260"/>
+              <w:jc w:val="center"/>
+            </w:pPr>
+            <w:r>
+              <w:rPr>
+                <w:color w:val="262626"/>
+                <w:sz w:val="19"/>
+                <w:szCs w:val="19"/>
+              </w:rPr>
+              <w:t xml:space="preserve">€284.62</w:t>
+            </w:r>
+          </w:p>
+        </w:tc>
+        <w:tc>
+          <w:tcPr>
+            <w:tcW w:type="dxa" w:w="1872"/>
+            <w:tcBorders>
+              <w:top w:val="single" w:color="BFC9D9" w:sz="4"/>
+              <w:left w:val="single" w:color="BFC9D9" w:sz="4"/>
+              <w:bottom w:val="single" w:color="BFC9D9" w:sz="4"/>
+              <w:right w:val="single" w:color="BFC9D9" w:sz="4"/>
+            </w:tcBorders>
+            <w:shd w:fill="FFFFFF" w:color="auto" w:val="clear"/>
+            <w:tcMar>
+              <w:top w:type="dxa" w:w="70"/>
+              <w:left w:type="dxa" w:w="100"/>
+              <w:bottom w:type="dxa" w:w="70"/>
+              <w:right w:type="dxa" w:w="100"/>
+            </w:tcMar>
+            <w:vAlign w:val="center"/>
+          </w:tcPr>
+          <w:p>
+            <w:pPr>
+              <w:spacing w:line="260"/>
+              <w:jc w:val="center"/>
+            </w:pPr>
+            <w:r>
+              <w:rPr>
+                <w:color w:val="262626"/>
+                <w:sz w:val="19"/>
+                <w:szCs w:val="19"/>
+              </w:rPr>
+              <w:t xml:space="preserve">€0.102</w:t>
+            </w:r>
+          </w:p>
+        </w:tc>
+      </w:tr>
+      <w:tr>
+        <w:trPr>
+          <w:cantSplit/>
+        </w:trPr>
+        <w:tc>
+          <w:tcPr>
+            <w:tcW w:type="dxa" w:w="2621"/>
+            <w:tcBorders>
+              <w:top w:val="single" w:color="BFC9D9" w:sz="4"/>
+              <w:left w:val="single" w:color="BFC9D9" w:sz="4"/>
+              <w:bottom w:val="single" w:color="BFC9D9" w:sz="4"/>
+              <w:right w:val="single" w:color="BFC9D9" w:sz="4"/>
+            </w:tcBorders>
+            <w:shd w:fill="F2F5FA" w:color="auto" w:val="clear"/>
+            <w:tcMar>
+              <w:top w:type="dxa" w:w="70"/>
+              <w:left w:type="dxa" w:w="100"/>
+              <w:bottom w:type="dxa" w:w="70"/>
+              <w:right w:type="dxa" w:w="100"/>
+            </w:tcMar>
+            <w:vAlign w:val="center"/>
+          </w:tcPr>
+          <w:p>
+            <w:pPr>
+              <w:spacing w:line="260"/>
+              <w:jc w:val="left"/>
+            </w:pPr>
+            <w:r>
+              <w:rPr>
+                <w:b/>
+                <w:bCs/>
+                <w:color w:val="1F3864"/>
+                <w:sz w:val="19"/>
+                <w:szCs w:val="19"/>
+              </w:rPr>
+              <w:t xml:space="preserve">Reel Eze</w:t>
+            </w:r>
+          </w:p>
+        </w:tc>
+        <w:tc>
+          <w:tcPr>
+            <w:tcW w:type="dxa" w:w="1685"/>
+            <w:tcBorders>
+              <w:top w:val="single" w:color="BFC9D9" w:sz="4"/>
+              <w:left w:val="single" w:color="BFC9D9" w:sz="4"/>
+              <w:bottom w:val="single" w:color="BFC9D9" w:sz="4"/>
+              <w:right w:val="single" w:color="BFC9D9" w:sz="4"/>
+            </w:tcBorders>
+            <w:shd w:fill="F2F5FA" w:color="auto" w:val="clear"/>
+            <w:tcMar>
+              <w:top w:type="dxa" w:w="70"/>
+              <w:left w:type="dxa" w:w="100"/>
+              <w:bottom w:type="dxa" w:w="70"/>
+              <w:right w:type="dxa" w:w="100"/>
+            </w:tcMar>
+            <w:vAlign w:val="center"/>
+          </w:tcPr>
+          <w:p>
+            <w:pPr>
+              <w:spacing w:line="260"/>
+              <w:jc w:val="center"/>
+            </w:pPr>
+            <w:r>
+              <w:rPr>
+                <w:color w:val="262626"/>
+                <w:sz w:val="19"/>
+                <w:szCs w:val="19"/>
+              </w:rPr>
+              <w:t xml:space="preserve">63</w:t>
+            </w:r>
+          </w:p>
+        </w:tc>
+        <w:tc>
+          <w:tcPr>
+            <w:tcW w:type="dxa" w:w="1310"/>
+            <w:tcBorders>
+              <w:top w:val="single" w:color="BFC9D9" w:sz="4"/>
+              <w:left w:val="single" w:color="BFC9D9" w:sz="4"/>
+              <w:bottom w:val="single" w:color="BFC9D9" w:sz="4"/>
+              <w:right w:val="single" w:color="BFC9D9" w:sz="4"/>
+            </w:tcBorders>
+            <w:shd w:fill="F2F5FA" w:color="auto" w:val="clear"/>
+            <w:tcMar>
+              <w:top w:type="dxa" w:w="70"/>
+              <w:left w:type="dxa" w:w="100"/>
+              <w:bottom w:type="dxa" w:w="70"/>
+              <w:right w:type="dxa" w:w="100"/>
+            </w:tcMar>
+            <w:vAlign w:val="center"/>
+          </w:tcPr>
+          <w:p>
+            <w:pPr>
+              <w:spacing w:line="260"/>
+              <w:jc w:val="center"/>
+            </w:pPr>
+            <w:r>
+              <w:rPr>
+                <w:color w:val="262626"/>
+                <w:sz w:val="19"/>
+                <w:szCs w:val="19"/>
+              </w:rPr>
+              <w:t xml:space="preserve">2.2%</w:t>
+            </w:r>
+          </w:p>
+        </w:tc>
+        <w:tc>
+          <w:tcPr>
+            <w:tcW w:type="dxa" w:w="1872"/>
+            <w:tcBorders>
+              <w:top w:val="single" w:color="BFC9D9" w:sz="4"/>
+              <w:left w:val="single" w:color="BFC9D9" w:sz="4"/>
+              <w:bottom w:val="single" w:color="BFC9D9" w:sz="4"/>
+              <w:right w:val="single" w:color="BFC9D9" w:sz="4"/>
+            </w:tcBorders>
+            <w:shd w:fill="F2F5FA" w:color="auto" w:val="clear"/>
+            <w:tcMar>
+              <w:top w:type="dxa" w:w="70"/>
+              <w:left w:type="dxa" w:w="100"/>
+              <w:bottom w:type="dxa" w:w="70"/>
+              <w:right w:type="dxa" w:w="100"/>
+            </w:tcMar>
+            <w:vAlign w:val="center"/>
+          </w:tcPr>
+          <w:p>
+            <w:pPr>
+              <w:spacing w:line="260"/>
+              <w:jc w:val="center"/>
+            </w:pPr>
+            <w:r>
+              <w:rPr>
+                <w:color w:val="262626"/>
+                <w:sz w:val="19"/>
+                <w:szCs w:val="19"/>
+              </w:rPr>
+              <w:t xml:space="preserve">€8.77</w:t>
+            </w:r>
+          </w:p>
+        </w:tc>
+        <w:tc>
+          <w:tcPr>
+            <w:tcW w:type="dxa" w:w="1872"/>
+            <w:tcBorders>
+              <w:top w:val="single" w:color="BFC9D9" w:sz="4"/>
+              <w:left w:val="single" w:color="BFC9D9" w:sz="4"/>
+              <w:bottom w:val="single" w:color="BFC9D9" w:sz="4"/>
+              <w:right w:val="single" w:color="BFC9D9" w:sz="4"/>
+            </w:tcBorders>
+            <w:shd w:fill="F2F5FA" w:color="auto" w:val="clear"/>
+            <w:tcMar>
+              <w:top w:type="dxa" w:w="70"/>
+              <w:left w:type="dxa" w:w="100"/>
+              <w:bottom w:type="dxa" w:w="70"/>
+              <w:right w:type="dxa" w:w="100"/>
+            </w:tcMar>
+            <w:vAlign w:val="center"/>
+          </w:tcPr>
+          <w:p>
+            <w:pPr>
+              <w:spacing w:line="260"/>
+              <w:jc w:val="center"/>
+            </w:pPr>
+            <w:r>
+              <w:rPr>
+                <w:color w:val="262626"/>
+                <w:sz w:val="19"/>
+                <w:szCs w:val="19"/>
+              </w:rPr>
+              <w:t xml:space="preserve">€0.139</w:t>
+            </w:r>
+          </w:p>
+        </w:tc>
+      </w:tr>
+      <w:tr>
+        <w:trPr>
+          <w:cantSplit/>
+        </w:trPr>
+        <w:tc>
+          <w:tcPr>
+            <w:tcW w:type="dxa" w:w="2621"/>
+            <w:tcBorders>
+              <w:top w:val="single" w:color="BFC9D9" w:sz="4"/>
+              <w:left w:val="single" w:color="BFC9D9" w:sz="4"/>
+              <w:bottom w:val="single" w:color="BFC9D9" w:sz="4"/>
+              <w:right w:val="single" w:color="BFC9D9" w:sz="4"/>
+            </w:tcBorders>
+            <w:shd w:fill="FFFFFF" w:color="auto" w:val="clear"/>
+            <w:tcMar>
+              <w:top w:type="dxa" w:w="70"/>
+              <w:left w:type="dxa" w:w="100"/>
+              <w:bottom w:type="dxa" w:w="70"/>
+              <w:right w:type="dxa" w:w="100"/>
+            </w:tcMar>
+            <w:vAlign w:val="center"/>
+          </w:tcPr>
+          <w:p>
+            <w:pPr>
+              <w:spacing w:line="260"/>
+              <w:jc w:val="left"/>
+            </w:pPr>
+            <w:r>
+              <w:rPr>
+                <w:b/>
+                <w:bCs/>
+                <w:color w:val="1F3864"/>
+                <w:sz w:val="19"/>
+                <w:szCs w:val="19"/>
+              </w:rPr>
+              <w:t xml:space="preserve">Reel general</w:t>
+            </w:r>
+          </w:p>
+        </w:tc>
+        <w:tc>
+          <w:tcPr>
+            <w:tcW w:type="dxa" w:w="1685"/>
+            <w:tcBorders>
+              <w:top w:val="single" w:color="BFC9D9" w:sz="4"/>
+              <w:left w:val="single" w:color="BFC9D9" w:sz="4"/>
+              <w:bottom w:val="single" w:color="BFC9D9" w:sz="4"/>
+              <w:right w:val="single" w:color="BFC9D9" w:sz="4"/>
+            </w:tcBorders>
+            <w:shd w:fill="FFFFFF" w:color="auto" w:val="clear"/>
+            <w:tcMar>
+              <w:top w:type="dxa" w:w="70"/>
+              <w:left w:type="dxa" w:w="100"/>
+              <w:bottom w:type="dxa" w:w="70"/>
+              <w:right w:type="dxa" w:w="100"/>
+            </w:tcMar>
+            <w:vAlign w:val="center"/>
+          </w:tcPr>
+          <w:p>
+            <w:pPr>
+              <w:spacing w:line="260"/>
+              <w:jc w:val="center"/>
+            </w:pPr>
+            <w:r>
+              <w:rPr>
+                <w:color w:val="262626"/>
+                <w:sz w:val="19"/>
+                <w:szCs w:val="19"/>
+              </w:rPr>
+              <w:t xml:space="preserve">59</w:t>
+            </w:r>
+          </w:p>
+        </w:tc>
+        <w:tc>
+          <w:tcPr>
+            <w:tcW w:type="dxa" w:w="1310"/>
+            <w:tcBorders>
+              <w:top w:val="single" w:color="BFC9D9" w:sz="4"/>
+              <w:left w:val="single" w:color="BFC9D9" w:sz="4"/>
+              <w:bottom w:val="single" w:color="BFC9D9" w:sz="4"/>
+              <w:right w:val="single" w:color="BFC9D9" w:sz="4"/>
+            </w:tcBorders>
+            <w:shd w:fill="FFFFFF" w:color="auto" w:val="clear"/>
+            <w:tcMar>
+              <w:top w:type="dxa" w:w="70"/>
+              <w:left w:type="dxa" w:w="100"/>
+              <w:bottom w:type="dxa" w:w="70"/>
+              <w:right w:type="dxa" w:w="100"/>
+            </w:tcMar>
+            <w:vAlign w:val="center"/>
+          </w:tcPr>
+          <w:p>
+            <w:pPr>
+              <w:spacing w:line="260"/>
+              <w:jc w:val="center"/>
+            </w:pPr>
+            <w:r>
+              <w:rPr>
+                <w:color w:val="262626"/>
+                <w:sz w:val="19"/>
+                <w:szCs w:val="19"/>
+              </w:rPr>
+              <w:t xml:space="preserve">2.0%</w:t>
+            </w:r>
+          </w:p>
+        </w:tc>
+        <w:tc>
+          <w:tcPr>
+            <w:tcW w:type="dxa" w:w="1872"/>
+            <w:tcBorders>
+              <w:top w:val="single" w:color="BFC9D9" w:sz="4"/>
+              <w:left w:val="single" w:color="BFC9D9" w:sz="4"/>
+              <w:bottom w:val="single" w:color="BFC9D9" w:sz="4"/>
+              <w:right w:val="single" w:color="BFC9D9" w:sz="4"/>
+            </w:tcBorders>
+            <w:shd w:fill="FFFFFF" w:color="auto" w:val="clear"/>
+            <w:tcMar>
+              <w:top w:type="dxa" w:w="70"/>
+              <w:left w:type="dxa" w:w="100"/>
+              <w:bottom w:type="dxa" w:w="70"/>
+              <w:right w:type="dxa" w:w="100"/>
+            </w:tcMar>
+            <w:vAlign w:val="center"/>
+          </w:tcPr>
+          <w:p>
+            <w:pPr>
+              <w:spacing w:line="260"/>
+              <w:jc w:val="center"/>
+            </w:pPr>
+            <w:r>
+              <w:rPr>
+                <w:color w:val="262626"/>
+                <w:sz w:val="19"/>
+                <w:szCs w:val="19"/>
+              </w:rPr>
+              <w:t xml:space="preserve">€6.65</w:t>
+            </w:r>
+          </w:p>
+        </w:tc>
+        <w:tc>
+          <w:tcPr>
+            <w:tcW w:type="dxa" w:w="1872"/>
+            <w:tcBorders>
+              <w:top w:val="single" w:color="BFC9D9" w:sz="4"/>
+              <w:left w:val="single" w:color="BFC9D9" w:sz="4"/>
+              <w:bottom w:val="single" w:color="BFC9D9" w:sz="4"/>
+              <w:right w:val="single" w:color="BFC9D9" w:sz="4"/>
+            </w:tcBorders>
+            <w:shd w:fill="FFFFFF" w:color="auto" w:val="clear"/>
+            <w:tcMar>
+              <w:top w:type="dxa" w:w="70"/>
+              <w:left w:type="dxa" w:w="100"/>
+              <w:bottom w:type="dxa" w:w="70"/>
+              <w:right w:type="dxa" w:w="100"/>
+            </w:tcMar>
+            <w:vAlign w:val="center"/>
+          </w:tcPr>
+          <w:p>
+            <w:pPr>
+              <w:spacing w:line="260"/>
+              <w:jc w:val="center"/>
+            </w:pPr>
+            <w:r>
+              <w:rPr>
+                <w:color w:val="262626"/>
+                <w:sz w:val="19"/>
+                <w:szCs w:val="19"/>
+              </w:rPr>
+              <w:t xml:space="preserve">€0.113</w:t>
+            </w:r>
+          </w:p>
+        </w:tc>
+      </w:tr>
+      <w:tr>
+        <w:trPr>
+          <w:cantSplit/>
+        </w:trPr>
+        <w:tc>
+          <w:tcPr>
+            <w:tcW w:type="dxa" w:w="2621"/>
+            <w:tcBorders>
+              <w:top w:val="single" w:color="BFC9D9" w:sz="4"/>
+              <w:left w:val="single" w:color="BFC9D9" w:sz="4"/>
+              <w:bottom w:val="single" w:color="BFC9D9" w:sz="4"/>
+              <w:right w:val="single" w:color="BFC9D9" w:sz="4"/>
+            </w:tcBorders>
+            <w:shd w:fill="DCE3F0" w:color="auto" w:val="clear"/>
+            <w:tcMar>
+              <w:top w:type="dxa" w:w="70"/>
+              <w:left w:type="dxa" w:w="100"/>
+              <w:bottom w:type="dxa" w:w="70"/>
+              <w:right w:type="dxa" w:w="100"/>
+            </w:tcMar>
+            <w:vAlign w:val="center"/>
+          </w:tcPr>
+          <w:p>
+            <w:pPr>
+              <w:spacing w:line="260"/>
+              <w:jc w:val="left"/>
+            </w:pPr>
+            <w:r>
+              <w:rPr>
+                <w:b/>
+                <w:bCs/>
+                <w:color w:val="1F3864"/>
+                <w:sz w:val="19"/>
+                <w:szCs w:val="19"/>
+              </w:rPr>
+              <w:t xml:space="preserve">TOTAL</w:t>
+            </w:r>
+          </w:p>
+        </w:tc>
+        <w:tc>
+          <w:tcPr>
+            <w:tcW w:type="dxa" w:w="1685"/>
+            <w:tcBorders>
+              <w:top w:val="single" w:color="BFC9D9" w:sz="4"/>
+              <w:left w:val="single" w:color="BFC9D9" w:sz="4"/>
+              <w:bottom w:val="single" w:color="BFC9D9" w:sz="4"/>
+              <w:right w:val="single" w:color="BFC9D9" w:sz="4"/>
+            </w:tcBorders>
+            <w:shd w:fill="DCE3F0" w:color="auto" w:val="clear"/>
+            <w:tcMar>
+              <w:top w:type="dxa" w:w="70"/>
+              <w:left w:type="dxa" w:w="100"/>
+              <w:bottom w:type="dxa" w:w="70"/>
+              <w:right w:type="dxa" w:w="100"/>
+            </w:tcMar>
+            <w:vAlign w:val="center"/>
+          </w:tcPr>
+          <w:p>
+            <w:pPr>
+              <w:spacing w:line="260"/>
+              <w:jc w:val="center"/>
+            </w:pPr>
+            <w:r>
+              <w:rPr>
+                <w:b/>
+                <w:bCs/>
+                <w:color w:val="262626"/>
+                <w:sz w:val="19"/>
+                <w:szCs w:val="19"/>
+              </w:rPr>
+              <w:t xml:space="preserve">2,922</w:t>
+            </w:r>
+          </w:p>
+        </w:tc>
+        <w:tc>
+          <w:tcPr>
+            <w:tcW w:type="dxa" w:w="1310"/>
+            <w:tcBorders>
+              <w:top w:val="single" w:color="BFC9D9" w:sz="4"/>
+              <w:left w:val="single" w:color="BFC9D9" w:sz="4"/>
+              <w:bottom w:val="single" w:color="BFC9D9" w:sz="4"/>
+              <w:right w:val="single" w:color="BFC9D9" w:sz="4"/>
+            </w:tcBorders>
+            <w:shd w:fill="DCE3F0" w:color="auto" w:val="clear"/>
+            <w:tcMar>
+              <w:top w:type="dxa" w:w="70"/>
+              <w:left w:type="dxa" w:w="100"/>
+              <w:bottom w:type="dxa" w:w="70"/>
+              <w:right w:type="dxa" w:w="100"/>
+            </w:tcMar>
+            <w:vAlign w:val="center"/>
+          </w:tcPr>
+          <w:p>
+            <w:pPr>
+              <w:spacing w:line="260"/>
+              <w:jc w:val="center"/>
+            </w:pPr>
+            <w:r>
+              <w:rPr>
+                <w:b/>
+                <w:bCs/>
+                <w:color w:val="262626"/>
+                <w:sz w:val="19"/>
+                <w:szCs w:val="19"/>
+              </w:rPr>
+              <w:t xml:space="preserve">100.0%</w:t>
+            </w:r>
+          </w:p>
+        </w:tc>
+        <w:tc>
+          <w:tcPr>
+            <w:tcW w:type="dxa" w:w="1872"/>
+            <w:tcBorders>
+              <w:top w:val="single" w:color="BFC9D9" w:sz="4"/>
+              <w:left w:val="single" w:color="BFC9D9" w:sz="4"/>
+              <w:bottom w:val="single" w:color="BFC9D9" w:sz="4"/>
+              <w:right w:val="single" w:color="BFC9D9" w:sz="4"/>
+            </w:tcBorders>
+            <w:shd w:fill="DCE3F0" w:color="auto" w:val="clear"/>
+            <w:tcMar>
+              <w:top w:type="dxa" w:w="70"/>
+              <w:left w:type="dxa" w:w="100"/>
+              <w:bottom w:type="dxa" w:w="70"/>
+              <w:right w:type="dxa" w:w="100"/>
+            </w:tcMar>
+            <w:vAlign w:val="center"/>
+          </w:tcPr>
+          <w:p>
+            <w:pPr>
+              <w:spacing w:line="260"/>
+              <w:jc w:val="center"/>
+            </w:pPr>
+            <w:r>
+              <w:rPr>
+                <w:b/>
+                <w:bCs/>
+                <w:color w:val="262626"/>
+                <w:sz w:val="19"/>
+                <w:szCs w:val="19"/>
+              </w:rPr>
+              <w:t xml:space="preserve">€300.04</w:t>
+            </w:r>
+          </w:p>
+        </w:tc>
+        <w:tc>
+          <w:tcPr>
+            <w:tcW w:type="dxa" w:w="1872"/>
+            <w:tcBorders>
+              <w:top w:val="single" w:color="BFC9D9" w:sz="4"/>
+              <w:left w:val="single" w:color="BFC9D9" w:sz="4"/>
+              <w:bottom w:val="single" w:color="BFC9D9" w:sz="4"/>
+              <w:right w:val="single" w:color="BFC9D9" w:sz="4"/>
+            </w:tcBorders>
+            <w:shd w:fill="DCE3F0" w:color="auto" w:val="clear"/>
+            <w:tcMar>
+              <w:top w:type="dxa" w:w="70"/>
+              <w:left w:type="dxa" w:w="100"/>
+              <w:bottom w:type="dxa" w:w="70"/>
+              <w:right w:type="dxa" w:w="100"/>
+            </w:tcMar>
+            <w:vAlign w:val="center"/>
+          </w:tcPr>
+          <w:p>
+            <w:pPr>
+              <w:spacing w:line="260"/>
+              <w:jc w:val="center"/>
+            </w:pPr>
+            <w:r>
+              <w:rPr>
+                <w:b/>
+                <w:bCs/>
+                <w:color w:val="262626"/>
+                <w:sz w:val="19"/>
+                <w:szCs w:val="19"/>
+              </w:rPr>
+              <w:t xml:space="preserve">€0.103</w:t>
             </w:r>
           </w:p>
         </w:tc>
@@ -10963,20 +12512,628 @@
         <w:pStyle w:val="Heading3"/>
       </w:pPr>
       <w:r>
-        <w:t xml:space="preserve">Comparación con agosto</w:t>
+        <w:t xml:space="preserve">Embudo del diagnóstico (GA4, septiembre)</w:t>
+      </w:r>
+    </w:p>
+    <w:tbl>
+      <w:tblPr>
+        <w:tblW w:type="dxa" w:w="9360"/>
+        <w:tblBorders>
+          <w:top w:val="single" w:color="auto" w:sz="4"/>
+          <w:left w:val="single" w:color="auto" w:sz="4"/>
+          <w:bottom w:val="single" w:color="auto" w:sz="4"/>
+          <w:right w:val="single" w:color="auto" w:sz="4"/>
+          <w:insideH w:val="single" w:color="auto" w:sz="4"/>
+          <w:insideV w:val="single" w:color="auto" w:sz="4"/>
+        </w:tblBorders>
+        <w:tblLayout w:type="fixed"/>
+      </w:tblPr>
+      <w:tblGrid>
+        <w:gridCol w:w="3276"/>
+        <w:gridCol w:w="1872"/>
+        <w:gridCol w:w="4212"/>
+      </w:tblGrid>
+      <w:tr>
+        <w:trPr>
+          <w:tblHeader/>
+        </w:trPr>
+        <w:tc>
+          <w:tcPr>
+            <w:tcW w:type="dxa" w:w="3276"/>
+            <w:tcBorders>
+              <w:top w:val="single" w:color="BFC9D9" w:sz="4"/>
+              <w:left w:val="single" w:color="BFC9D9" w:sz="4"/>
+              <w:bottom w:val="single" w:color="BFC9D9" w:sz="4"/>
+              <w:right w:val="single" w:color="BFC9D9" w:sz="4"/>
+            </w:tcBorders>
+            <w:shd w:fill="1F3864" w:color="auto" w:val="clear"/>
+            <w:tcMar>
+              <w:top w:type="dxa" w:w="70"/>
+              <w:left w:type="dxa" w:w="100"/>
+              <w:bottom w:type="dxa" w:w="70"/>
+              <w:right w:type="dxa" w:w="100"/>
+            </w:tcMar>
+            <w:vAlign w:val="center"/>
+          </w:tcPr>
+          <w:p>
+            <w:pPr>
+              <w:spacing w:line="260"/>
+              <w:jc w:val="left"/>
+            </w:pPr>
+            <w:r>
+              <w:rPr>
+                <w:b/>
+                <w:bCs/>
+                <w:color w:val="FFFFFF"/>
+                <w:sz w:val="19"/>
+                <w:szCs w:val="19"/>
+              </w:rPr>
+              <w:t xml:space="preserve">Paso</w:t>
+            </w:r>
+          </w:p>
+        </w:tc>
+        <w:tc>
+          <w:tcPr>
+            <w:tcW w:type="dxa" w:w="1872"/>
+            <w:tcBorders>
+              <w:top w:val="single" w:color="BFC9D9" w:sz="4"/>
+              <w:left w:val="single" w:color="BFC9D9" w:sz="4"/>
+              <w:bottom w:val="single" w:color="BFC9D9" w:sz="4"/>
+              <w:right w:val="single" w:color="BFC9D9" w:sz="4"/>
+            </w:tcBorders>
+            <w:shd w:fill="1F3864" w:color="auto" w:val="clear"/>
+            <w:tcMar>
+              <w:top w:type="dxa" w:w="70"/>
+              <w:left w:type="dxa" w:w="100"/>
+              <w:bottom w:type="dxa" w:w="70"/>
+              <w:right w:type="dxa" w:w="100"/>
+            </w:tcMar>
+            <w:vAlign w:val="center"/>
+          </w:tcPr>
+          <w:p>
+            <w:pPr>
+              <w:spacing w:line="260"/>
+              <w:jc w:val="center"/>
+            </w:pPr>
+            <w:r>
+              <w:rPr>
+                <w:b/>
+                <w:bCs/>
+                <w:color w:val="FFFFFF"/>
+                <w:sz w:val="19"/>
+                <w:szCs w:val="19"/>
+              </w:rPr>
+              <w:t xml:space="preserve">Usuarios activos</w:t>
+            </w:r>
+          </w:p>
+        </w:tc>
+        <w:tc>
+          <w:tcPr>
+            <w:tcW w:type="dxa" w:w="4212"/>
+            <w:tcBorders>
+              <w:top w:val="single" w:color="BFC9D9" w:sz="4"/>
+              <w:left w:val="single" w:color="BFC9D9" w:sz="4"/>
+              <w:bottom w:val="single" w:color="BFC9D9" w:sz="4"/>
+              <w:right w:val="single" w:color="BFC9D9" w:sz="4"/>
+            </w:tcBorders>
+            <w:shd w:fill="1F3864" w:color="auto" w:val="clear"/>
+            <w:tcMar>
+              <w:top w:type="dxa" w:w="70"/>
+              <w:left w:type="dxa" w:w="100"/>
+              <w:bottom w:type="dxa" w:w="70"/>
+              <w:right w:type="dxa" w:w="100"/>
+            </w:tcMar>
+            <w:vAlign w:val="center"/>
+          </w:tcPr>
+          <w:p>
+            <w:pPr>
+              <w:spacing w:line="260"/>
+              <w:jc w:val="center"/>
+            </w:pPr>
+            <w:r>
+              <w:rPr>
+                <w:b/>
+                <w:bCs/>
+                <w:color w:val="FFFFFF"/>
+                <w:sz w:val="19"/>
+                <w:szCs w:val="19"/>
+              </w:rPr>
+              <w:t xml:space="preserve">Nota</w:t>
+            </w:r>
+          </w:p>
+        </w:tc>
+      </w:tr>
+      <w:tr>
+        <w:trPr>
+          <w:cantSplit/>
+        </w:trPr>
+        <w:tc>
+          <w:tcPr>
+            <w:tcW w:type="dxa" w:w="3276"/>
+            <w:tcBorders>
+              <w:top w:val="single" w:color="BFC9D9" w:sz="4"/>
+              <w:left w:val="single" w:color="BFC9D9" w:sz="4"/>
+              <w:bottom w:val="single" w:color="BFC9D9" w:sz="4"/>
+              <w:right w:val="single" w:color="BFC9D9" w:sz="4"/>
+            </w:tcBorders>
+            <w:shd w:fill="FFFFFF" w:color="auto" w:val="clear"/>
+            <w:tcMar>
+              <w:top w:type="dxa" w:w="70"/>
+              <w:left w:type="dxa" w:w="100"/>
+              <w:bottom w:type="dxa" w:w="70"/>
+              <w:right w:type="dxa" w:w="100"/>
+            </w:tcMar>
+            <w:vAlign w:val="center"/>
+          </w:tcPr>
+          <w:p>
+            <w:pPr>
+              <w:spacing w:line="260"/>
+              <w:jc w:val="left"/>
+            </w:pPr>
+            <w:r>
+              <w:rPr>
+                <w:b/>
+                <w:bCs/>
+                <w:color w:val="1F3864"/>
+                <w:sz w:val="19"/>
+                <w:szCs w:val="19"/>
+              </w:rPr>
+              <w:t xml:space="preserve">Paso 1</w:t>
+            </w:r>
+          </w:p>
+        </w:tc>
+        <w:tc>
+          <w:tcPr>
+            <w:tcW w:type="dxa" w:w="1872"/>
+            <w:tcBorders>
+              <w:top w:val="single" w:color="BFC9D9" w:sz="4"/>
+              <w:left w:val="single" w:color="BFC9D9" w:sz="4"/>
+              <w:bottom w:val="single" w:color="BFC9D9" w:sz="4"/>
+              <w:right w:val="single" w:color="BFC9D9" w:sz="4"/>
+            </w:tcBorders>
+            <w:shd w:fill="FFFFFF" w:color="auto" w:val="clear"/>
+            <w:tcMar>
+              <w:top w:type="dxa" w:w="70"/>
+              <w:left w:type="dxa" w:w="100"/>
+              <w:bottom w:type="dxa" w:w="70"/>
+              <w:right w:type="dxa" w:w="100"/>
+            </w:tcMar>
+            <w:vAlign w:val="center"/>
+          </w:tcPr>
+          <w:p>
+            <w:pPr>
+              <w:spacing w:line="260"/>
+              <w:jc w:val="center"/>
+            </w:pPr>
+            <w:r>
+              <w:rPr>
+                <w:color w:val="262626"/>
+                <w:sz w:val="19"/>
+                <w:szCs w:val="19"/>
+              </w:rPr>
+              <w:t xml:space="preserve">2,096</w:t>
+            </w:r>
+          </w:p>
+        </w:tc>
+        <w:tc>
+          <w:tcPr>
+            <w:tcW w:type="dxa" w:w="4212"/>
+            <w:tcBorders>
+              <w:top w:val="single" w:color="BFC9D9" w:sz="4"/>
+              <w:left w:val="single" w:color="BFC9D9" w:sz="4"/>
+              <w:bottom w:val="single" w:color="BFC9D9" w:sz="4"/>
+              <w:right w:val="single" w:color="BFC9D9" w:sz="4"/>
+            </w:tcBorders>
+            <w:shd w:fill="FFFFFF" w:color="auto" w:val="clear"/>
+            <w:tcMar>
+              <w:top w:type="dxa" w:w="70"/>
+              <w:left w:type="dxa" w:w="100"/>
+              <w:bottom w:type="dxa" w:w="70"/>
+              <w:right w:type="dxa" w:w="100"/>
+            </w:tcMar>
+            <w:vAlign w:val="center"/>
+          </w:tcPr>
+          <w:p>
+            <w:pPr>
+              <w:spacing w:line="260"/>
+              <w:jc w:val="center"/>
+            </w:pPr>
+            <w:r>
+              <w:rPr>
+                <w:color w:val="262626"/>
+                <w:sz w:val="19"/>
+                <w:szCs w:val="19"/>
+              </w:rPr>
+              <w:t xml:space="preserve">2,094 abandonos (99.9%)</w:t>
+            </w:r>
+          </w:p>
+        </w:tc>
+      </w:tr>
+      <w:tr>
+        <w:trPr>
+          <w:cantSplit/>
+        </w:trPr>
+        <w:tc>
+          <w:tcPr>
+            <w:tcW w:type="dxa" w:w="3276"/>
+            <w:tcBorders>
+              <w:top w:val="single" w:color="BFC9D9" w:sz="4"/>
+              <w:left w:val="single" w:color="BFC9D9" w:sz="4"/>
+              <w:bottom w:val="single" w:color="BFC9D9" w:sz="4"/>
+              <w:right w:val="single" w:color="BFC9D9" w:sz="4"/>
+            </w:tcBorders>
+            <w:shd w:fill="F2F5FA" w:color="auto" w:val="clear"/>
+            <w:tcMar>
+              <w:top w:type="dxa" w:w="70"/>
+              <w:left w:type="dxa" w:w="100"/>
+              <w:bottom w:type="dxa" w:w="70"/>
+              <w:right w:type="dxa" w:w="100"/>
+            </w:tcMar>
+            <w:vAlign w:val="center"/>
+          </w:tcPr>
+          <w:p>
+            <w:pPr>
+              <w:spacing w:line="260"/>
+              <w:jc w:val="left"/>
+            </w:pPr>
+            <w:r>
+              <w:rPr>
+                <w:b/>
+                <w:bCs/>
+                <w:color w:val="1F3864"/>
+                <w:sz w:val="19"/>
+                <w:szCs w:val="19"/>
+              </w:rPr>
+              <w:t xml:space="preserve">Pasos 2, 3 y 4</w:t>
+            </w:r>
+          </w:p>
+        </w:tc>
+        <w:tc>
+          <w:tcPr>
+            <w:tcW w:type="dxa" w:w="1872"/>
+            <w:tcBorders>
+              <w:top w:val="single" w:color="BFC9D9" w:sz="4"/>
+              <w:left w:val="single" w:color="BFC9D9" w:sz="4"/>
+              <w:bottom w:val="single" w:color="BFC9D9" w:sz="4"/>
+              <w:right w:val="single" w:color="BFC9D9" w:sz="4"/>
+            </w:tcBorders>
+            <w:shd w:fill="F2F5FA" w:color="auto" w:val="clear"/>
+            <w:tcMar>
+              <w:top w:type="dxa" w:w="70"/>
+              <w:left w:type="dxa" w:w="100"/>
+              <w:bottom w:type="dxa" w:w="70"/>
+              <w:right w:type="dxa" w:w="100"/>
+            </w:tcMar>
+            <w:vAlign w:val="center"/>
+          </w:tcPr>
+          <w:p>
+            <w:pPr>
+              <w:spacing w:line="260"/>
+              <w:jc w:val="center"/>
+            </w:pPr>
+            <w:r>
+              <w:rPr>
+                <w:color w:val="262626"/>
+                <w:sz w:val="19"/>
+                <w:szCs w:val="19"/>
+              </w:rPr>
+              <w:t xml:space="preserve">2</w:t>
+            </w:r>
+          </w:p>
+        </w:tc>
+        <w:tc>
+          <w:tcPr>
+            <w:tcW w:type="dxa" w:w="4212"/>
+            <w:tcBorders>
+              <w:top w:val="single" w:color="BFC9D9" w:sz="4"/>
+              <w:left w:val="single" w:color="BFC9D9" w:sz="4"/>
+              <w:bottom w:val="single" w:color="BFC9D9" w:sz="4"/>
+              <w:right w:val="single" w:color="BFC9D9" w:sz="4"/>
+            </w:tcBorders>
+            <w:shd w:fill="F2F5FA" w:color="auto" w:val="clear"/>
+            <w:tcMar>
+              <w:top w:type="dxa" w:w="70"/>
+              <w:left w:type="dxa" w:w="100"/>
+              <w:bottom w:type="dxa" w:w="70"/>
+              <w:right w:type="dxa" w:w="100"/>
+            </w:tcMar>
+            <w:vAlign w:val="center"/>
+          </w:tcPr>
+          <w:p>
+            <w:pPr>
+              <w:spacing w:line="260"/>
+              <w:jc w:val="center"/>
+            </w:pPr>
+            <w:r>
+              <w:rPr>
+                <w:color w:val="262626"/>
+                <w:sz w:val="19"/>
+                <w:szCs w:val="19"/>
+              </w:rPr>
+              <w:t xml:space="preserve">Ambos usuarios de Andalucía</w:t>
+            </w:r>
+          </w:p>
+        </w:tc>
+      </w:tr>
+      <w:tr>
+        <w:trPr>
+          <w:cantSplit/>
+        </w:trPr>
+        <w:tc>
+          <w:tcPr>
+            <w:tcW w:type="dxa" w:w="3276"/>
+            <w:tcBorders>
+              <w:top w:val="single" w:color="BFC9D9" w:sz="4"/>
+              <w:left w:val="single" w:color="BFC9D9" w:sz="4"/>
+              <w:bottom w:val="single" w:color="BFC9D9" w:sz="4"/>
+              <w:right w:val="single" w:color="BFC9D9" w:sz="4"/>
+            </w:tcBorders>
+            <w:shd w:fill="FFFFFF" w:color="auto" w:val="clear"/>
+            <w:tcMar>
+              <w:top w:type="dxa" w:w="70"/>
+              <w:left w:type="dxa" w:w="100"/>
+              <w:bottom w:type="dxa" w:w="70"/>
+              <w:right w:type="dxa" w:w="100"/>
+            </w:tcMar>
+            <w:vAlign w:val="center"/>
+          </w:tcPr>
+          <w:p>
+            <w:pPr>
+              <w:spacing w:line="260"/>
+              <w:jc w:val="left"/>
+            </w:pPr>
+            <w:r>
+              <w:rPr>
+                <w:b/>
+                <w:bCs/>
+                <w:color w:val="1F3864"/>
+                <w:sz w:val="19"/>
+                <w:szCs w:val="19"/>
+              </w:rPr>
+              <w:t xml:space="preserve">Paso 5</w:t>
+            </w:r>
+          </w:p>
+        </w:tc>
+        <w:tc>
+          <w:tcPr>
+            <w:tcW w:type="dxa" w:w="1872"/>
+            <w:tcBorders>
+              <w:top w:val="single" w:color="BFC9D9" w:sz="4"/>
+              <w:left w:val="single" w:color="BFC9D9" w:sz="4"/>
+              <w:bottom w:val="single" w:color="BFC9D9" w:sz="4"/>
+              <w:right w:val="single" w:color="BFC9D9" w:sz="4"/>
+            </w:tcBorders>
+            <w:shd w:fill="FFFFFF" w:color="auto" w:val="clear"/>
+            <w:tcMar>
+              <w:top w:type="dxa" w:w="70"/>
+              <w:left w:type="dxa" w:w="100"/>
+              <w:bottom w:type="dxa" w:w="70"/>
+              <w:right w:type="dxa" w:w="100"/>
+            </w:tcMar>
+            <w:vAlign w:val="center"/>
+          </w:tcPr>
+          <w:p>
+            <w:pPr>
+              <w:spacing w:line="260"/>
+              <w:jc w:val="center"/>
+            </w:pPr>
+            <w:r>
+              <w:rPr>
+                <w:color w:val="262626"/>
+                <w:sz w:val="19"/>
+                <w:szCs w:val="19"/>
+              </w:rPr>
+              <w:t xml:space="preserve">2</w:t>
+            </w:r>
+          </w:p>
+        </w:tc>
+        <w:tc>
+          <w:tcPr>
+            <w:tcW w:type="dxa" w:w="4212"/>
+            <w:tcBorders>
+              <w:top w:val="single" w:color="BFC9D9" w:sz="4"/>
+              <w:left w:val="single" w:color="BFC9D9" w:sz="4"/>
+              <w:bottom w:val="single" w:color="BFC9D9" w:sz="4"/>
+              <w:right w:val="single" w:color="BFC9D9" w:sz="4"/>
+            </w:tcBorders>
+            <w:shd w:fill="FFFFFF" w:color="auto" w:val="clear"/>
+            <w:tcMar>
+              <w:top w:type="dxa" w:w="70"/>
+              <w:left w:type="dxa" w:w="100"/>
+              <w:bottom w:type="dxa" w:w="70"/>
+              <w:right w:type="dxa" w:w="100"/>
+            </w:tcMar>
+            <w:vAlign w:val="center"/>
+          </w:tcPr>
+          <w:p>
+            <w:pPr>
+              <w:spacing w:line="260"/>
+              <w:jc w:val="center"/>
+            </w:pPr>
+            <w:r>
+              <w:rPr>
+                <w:color w:val="262626"/>
+                <w:sz w:val="19"/>
+                <w:szCs w:val="19"/>
+              </w:rPr>
+              <w:t xml:space="preserve">Ambos abandonaron</w:t>
+            </w:r>
+          </w:p>
+        </w:tc>
+      </w:tr>
+      <w:tr>
+        <w:trPr>
+          <w:cantSplit/>
+        </w:trPr>
+        <w:tc>
+          <w:tcPr>
+            <w:tcW w:type="dxa" w:w="3276"/>
+            <w:tcBorders>
+              <w:top w:val="single" w:color="BFC9D9" w:sz="4"/>
+              <w:left w:val="single" w:color="BFC9D9" w:sz="4"/>
+              <w:bottom w:val="single" w:color="BFC9D9" w:sz="4"/>
+              <w:right w:val="single" w:color="BFC9D9" w:sz="4"/>
+            </w:tcBorders>
+            <w:shd w:fill="F2F5FA" w:color="auto" w:val="clear"/>
+            <w:tcMar>
+              <w:top w:type="dxa" w:w="70"/>
+              <w:left w:type="dxa" w:w="100"/>
+              <w:bottom w:type="dxa" w:w="70"/>
+              <w:right w:type="dxa" w:w="100"/>
+            </w:tcMar>
+            <w:vAlign w:val="center"/>
+          </w:tcPr>
+          <w:p>
+            <w:pPr>
+              <w:spacing w:line="260"/>
+              <w:jc w:val="left"/>
+            </w:pPr>
+            <w:r>
+              <w:rPr>
+                <w:b/>
+                <w:bCs/>
+                <w:color w:val="1F3864"/>
+                <w:sz w:val="19"/>
+                <w:szCs w:val="19"/>
+              </w:rPr>
+              <w:t xml:space="preserve">Paso 6 / Diagnóstico completado</w:t>
+            </w:r>
+          </w:p>
+        </w:tc>
+        <w:tc>
+          <w:tcPr>
+            <w:tcW w:type="dxa" w:w="1872"/>
+            <w:tcBorders>
+              <w:top w:val="single" w:color="BFC9D9" w:sz="4"/>
+              <w:left w:val="single" w:color="BFC9D9" w:sz="4"/>
+              <w:bottom w:val="single" w:color="BFC9D9" w:sz="4"/>
+              <w:right w:val="single" w:color="BFC9D9" w:sz="4"/>
+            </w:tcBorders>
+            <w:shd w:fill="F2F5FA" w:color="auto" w:val="clear"/>
+            <w:tcMar>
+              <w:top w:type="dxa" w:w="70"/>
+              <w:left w:type="dxa" w:w="100"/>
+              <w:bottom w:type="dxa" w:w="70"/>
+              <w:right w:type="dxa" w:w="100"/>
+            </w:tcMar>
+            <w:vAlign w:val="center"/>
+          </w:tcPr>
+          <w:p>
+            <w:pPr>
+              <w:spacing w:line="260"/>
+              <w:jc w:val="center"/>
+            </w:pPr>
+            <w:r>
+              <w:rPr>
+                <w:color w:val="262626"/>
+                <w:sz w:val="19"/>
+                <w:szCs w:val="19"/>
+              </w:rPr>
+              <w:t xml:space="preserve">0</w:t>
+            </w:r>
+          </w:p>
+        </w:tc>
+        <w:tc>
+          <w:tcPr>
+            <w:tcW w:type="dxa" w:w="4212"/>
+            <w:tcBorders>
+              <w:top w:val="single" w:color="BFC9D9" w:sz="4"/>
+              <w:left w:val="single" w:color="BFC9D9" w:sz="4"/>
+              <w:bottom w:val="single" w:color="BFC9D9" w:sz="4"/>
+              <w:right w:val="single" w:color="BFC9D9" w:sz="4"/>
+            </w:tcBorders>
+            <w:shd w:fill="F2F5FA" w:color="auto" w:val="clear"/>
+            <w:tcMar>
+              <w:top w:type="dxa" w:w="70"/>
+              <w:left w:type="dxa" w:w="100"/>
+              <w:bottom w:type="dxa" w:w="70"/>
+              <w:right w:type="dxa" w:w="100"/>
+            </w:tcMar>
+            <w:vAlign w:val="center"/>
+          </w:tcPr>
+          <w:p>
+            <w:pPr>
+              <w:spacing w:line="260"/>
+              <w:jc w:val="center"/>
+            </w:pPr>
+            <w:r>
+              <w:rPr>
+                <w:color w:val="262626"/>
+                <w:sz w:val="19"/>
+                <w:szCs w:val="19"/>
+              </w:rPr>
+              <w:t xml:space="preserve">—</w:t>
+            </w:r>
+          </w:p>
+        </w:tc>
+      </w:tr>
+    </w:tbl>
+    <w:p>
+      <w:pPr>
+        <w:spacing w:after="80"/>
+      </w:pPr>
+    </w:p>
+    <w:p>
+      <w:pPr>
+        <w:keepNext/>
+        <w:spacing w:after="40" w:before="80"/>
+        <w:jc w:val="center"/>
+      </w:pPr>
+      <w:r>
+        <w:drawing>
+          <wp:inline distT="0" distB="0" distL="0" distR="0">
+            <wp:extent cx="5762625" cy="2076450"/>
+            <wp:effectExtent t="0" r="0" b="0" l="0"/>
+            <wp:docPr id="3" name="chart5" descr="chart5" title="chart5"/>
+            <wp:cNvGraphicFramePr>
+              <a:graphicFrameLocks xmlns:a="http://schemas.openxmlformats.org/drawingml/2006/main" noChangeAspect="1"/>
+            </wp:cNvGraphicFramePr>
+            <a:graphic xmlns:a="http://schemas.openxmlformats.org/drawingml/2006/main">
+              <a:graphicData uri="http://schemas.openxmlformats.org/drawingml/2006/picture">
+                <pic:pic xmlns:pic="http://schemas.openxmlformats.org/drawingml/2006/picture">
+                  <pic:nvPicPr>
+                    <pic:cNvPr id="0" name="" descr=""/>
+                    <pic:cNvPicPr>
+                      <a:picLocks noChangeAspect="1" noChangeArrowheads="1"/>
+                    </pic:cNvPicPr>
+                  </pic:nvPicPr>
+                  <pic:blipFill>
+                    <a:blip r:embed="rId10" cstate="none"/>
+                    <a:srcRect/>
+                    <a:stretch>
+                      <a:fillRect/>
+                    </a:stretch>
+                  </pic:blipFill>
+                  <pic:spPr bwMode="auto">
+                    <a:xfrm>
+                      <a:off x="0" y="0"/>
+                      <a:ext cx="5762625" cy="2076450"/>
+                    </a:xfrm>
+                    <a:prstGeom prst="rect">
+                      <a:avLst/>
+                    </a:prstGeom>
+                  </pic:spPr>
+                </pic:pic>
+              </a:graphicData>
+            </a:graphic>
+          </wp:inline>
+        </w:drawing>
       </w:r>
     </w:p>
     <w:p>
       <w:pPr>
-        <w:spacing w:after="120" w:line="276"/>
+        <w:spacing w:after="200"/>
+        <w:jc w:val="center"/>
       </w:pPr>
       <w:r>
         <w:rPr>
-          <w:b w:val="false"/>
-          <w:bCs w:val="false"/>
-          <w:highlight w:val="yellow"/>
+          <w:i/>
+          <w:iCs/>
+          <w:color w:val="595959"/>
+          <w:sz w:val="17"/>
+          <w:szCs w:val="17"/>
         </w:rPr>
-        <w:t xml:space="preserve">[Completar cuando estén disponibles los resultados de septiembre.]</w:t>
+        <w:t xml:space="preserve">Gráfico 3. MÉVIAL: usuarios que iniciaron el diagnóstico, por región (GA4, septiembre 2026). “Otras regiones” es calc.</w:t>
       </w:r>
     </w:p>
     <w:p>
@@ -10984,15 +13141,107 @@
         <w:pStyle w:val="Heading3"/>
       </w:pPr>
       <w:r>
-        <w:t xml:space="preserve">Análisis y observaciones</w:t>
+        <w:t xml:space="preserve">Comparación con agosto y análisis</w:t>
       </w:r>
     </w:p>
     <w:p>
       <w:pPr>
-        <w:spacing w:after="120" w:line="276"/>
+        <w:pStyle w:val="ListParagraph"/>
+        <w:numPr>
+          <w:ilvl w:val="0"/>
+          <w:numId w:val="2"/>
+        </w:numPr>
+        <w:spacing w:after="80" w:line="276"/>
       </w:pPr>
       <w:r>
-        <w:t xml:space="preserve">Las prioridades de agosto para MÉVIAL (medir el nuevo flujo de captación de contactos y mejorar el primer paso del diagnóstico) no avanzaron en septiembre, ya que no se hicieron cambios en la campaña. La verificación de la cuenta publicitaria es ahora el paso que bloquea el siguiente cambio (el CTA de WhatsApp).</w:t>
+        <w:rPr>
+          <w:b/>
+          <w:bCs/>
+        </w:rPr>
+        <w:t xml:space="preserve">El tráfico fue más caro y llegó más lento.</w:t>
+      </w:r>
+      <w:r>
+        <w:t xml:space="preserve"> El gasto subió un 19.3% mientras las vistas de la landing page cayeron un 18.3%, por lo que el costo por vista subió un 46.0%. Las vistas diarias promedio bajaron de 143 a 97 (calc.).</w:t>
+      </w:r>
+    </w:p>
+    <w:p>
+      <w:pPr>
+        <w:pStyle w:val="ListParagraph"/>
+        <w:numPr>
+          <w:ilvl w:val="0"/>
+          <w:numId w:val="2"/>
+        </w:numPr>
+        <w:spacing w:after="80" w:line="276"/>
+      </w:pPr>
+      <w:r>
+        <w:rPr>
+          <w:b/>
+          <w:bCs/>
+        </w:rPr>
+        <w:t xml:space="preserve">El diagnóstico sigue fallando en el paso 1.</w:t>
+      </w:r>
+      <w:r>
+        <w:t xml:space="preserve"> Más usuarios lo iniciaron (2,096 vs. aprox. 1,677), pero solo 2 llegaron al paso 2 (8 en agosto) y ninguno lo completó. El abandono en el paso 1 identificado en agosto no se ha abordado, ya que no se hicieron cambios en septiembre.</w:t>
+      </w:r>
+    </w:p>
+    <w:p>
+      <w:pPr>
+        <w:pStyle w:val="ListParagraph"/>
+        <w:numPr>
+          <w:ilvl w:val="0"/>
+          <w:numId w:val="2"/>
+        </w:numPr>
+        <w:spacing w:after="80" w:line="276"/>
+      </w:pPr>
+      <w:r>
+        <w:rPr>
+          <w:b/>
+          <w:bCs/>
+        </w:rPr>
+        <w:t xml:space="preserve">El tráfico depende casi por completo de un anuncio.</w:t>
+      </w:r>
+      <w:r>
+        <w:t xml:space="preserve"> Reel 72 generó el 95.8% de las vistas de la landing page.</w:t>
+      </w:r>
+    </w:p>
+    <w:p>
+      <w:pPr>
+        <w:pStyle w:val="ListParagraph"/>
+        <w:numPr>
+          <w:ilvl w:val="0"/>
+          <w:numId w:val="2"/>
+        </w:numPr>
+        <w:spacing w:after="80" w:line="276"/>
+      </w:pPr>
+      <w:r>
+        <w:rPr>
+          <w:b/>
+          <w:bCs/>
+        </w:rPr>
+        <w:t xml:space="preserve">El 34.3% de los usuarios del diagnóstico provino de fuera de Andalucía</w:t>
+      </w:r>
+      <w:r>
+        <w:t xml:space="preserve"> (Comunidad de Madrid 23.7%). La campaña se dirige a Málaga, Sevilla y Córdoba, con Advantage+ Audience desactivado desde agosto. Conviene revisar esta diferencia en la configuración de ubicaciones del conjunto de anuncios y en GA4.</w:t>
+      </w:r>
+    </w:p>
+    <w:p>
+      <w:pPr>
+        <w:pStyle w:val="ListParagraph"/>
+        <w:numPr>
+          <w:ilvl w:val="0"/>
+          <w:numId w:val="2"/>
+        </w:numPr>
+        <w:spacing w:after="80" w:line="276"/>
+      </w:pPr>
+      <w:r>
+        <w:rPr>
+          <w:b/>
+          <w:bCs/>
+        </w:rPr>
+        <w:t xml:space="preserve">El siguiente paso depende de la verificación de la cuenta publicitaria,</w:t>
+      </w:r>
+      <w:r>
+        <w:t xml:space="preserve"> necesaria antes de introducir el CTA de WhatsApp.</w:t>
       </w:r>
     </w:p>
     <w:p>
@@ -11016,12 +13265,7 @@
         <w:spacing w:after="120" w:line="276"/>
       </w:pPr>
       <w:r>
-        <w:rPr>
-          <w:b w:val="false"/>
-          <w:bCs w:val="false"/>
-          <w:highlight w:val="yellow"/>
-        </w:rPr>
-        <w:t xml:space="preserve">[Estado en septiembre: ____]</w:t>
+        <w:t xml:space="preserve">No se reportaron novedades de este cliente en septiembre.</w:t>
       </w:r>
     </w:p>
     <w:p>
@@ -12189,14 +14433,11 @@
             </w:pPr>
             <w:r>
               <w:rPr>
-                <w:b w:val="false"/>
-                <w:bCs w:val="false"/>
-                <w:color w:val="262626"/>
-                <w:sz w:val="19"/>
-                <w:szCs w:val="19"/>
-                <w:highlight w:val="yellow"/>
-              </w:rPr>
-              <w:t xml:space="preserve">[$____]</w:t>
+                <w:color w:val="262626"/>
+                <w:sz w:val="19"/>
+                <w:szCs w:val="19"/>
+              </w:rPr>
+              <w:t xml:space="preserve">$43,146.05</w:t>
             </w:r>
           </w:p>
         </w:tc>
@@ -12225,14 +14466,11 @@
             </w:pPr>
             <w:r>
               <w:rPr>
-                <w:b w:val="false"/>
-                <w:bCs w:val="false"/>
-                <w:color w:val="262626"/>
-                <w:sz w:val="19"/>
-                <w:szCs w:val="19"/>
-                <w:highlight w:val="yellow"/>
-              </w:rPr>
-              <w:t xml:space="preserve">[____%]</w:t>
+                <w:color w:val="262626"/>
+                <w:sz w:val="19"/>
+                <w:szCs w:val="19"/>
+              </w:rPr>
+              <w:t xml:space="preserve">-12.9%</w:t>
             </w:r>
           </w:p>
         </w:tc>
@@ -12261,14 +14499,11 @@
             </w:pPr>
             <w:r>
               <w:rPr>
-                <w:b w:val="false"/>
-                <w:bCs w:val="false"/>
-                <w:color w:val="262626"/>
-                <w:sz w:val="19"/>
-                <w:szCs w:val="19"/>
-                <w:highlight w:val="yellow"/>
-              </w:rPr>
-              <w:t xml:space="preserve">[$____]</w:t>
+                <w:color w:val="262626"/>
+                <w:sz w:val="19"/>
+                <w:szCs w:val="19"/>
+              </w:rPr>
+              <w:t xml:space="preserve">-$6,373.95</w:t>
             </w:r>
           </w:p>
         </w:tc>
@@ -12291,7 +14526,7 @@
           <w:sz w:val="17"/>
           <w:szCs w:val="17"/>
         </w:rPr>
-        <w:t xml:space="preserve">La comparación abarca las campañas pagadas de Pensiones México. MÉVIAL se informa por separado.</w:t>
+        <w:t xml:space="preserve">Campañas pagadas de Pensiones México. MÉVIAL se informa por separado en la sección 2B.</w:t>
       </w:r>
     </w:p>
     <w:p>
@@ -12305,7 +14540,7 @@
           <wp:inline distT="0" distB="0" distL="0" distR="0">
             <wp:extent cx="5943600" cy="2085975"/>
             <wp:effectExtent t="0" r="0" b="0" l="0"/>
-            <wp:docPr id="2" name="chart2" descr="chart2" title="chart2"/>
+            <wp:docPr id="4" name="chart2" descr="chart2" title="chart2"/>
             <wp:cNvGraphicFramePr>
               <a:graphicFrameLocks xmlns:a="http://schemas.openxmlformats.org/drawingml/2006/main" noChangeAspect="1"/>
             </wp:cNvGraphicFramePr>
@@ -12319,7 +14554,7 @@
                     </pic:cNvPicPr>
                   </pic:nvPicPr>
                   <pic:blipFill>
-                    <a:blip r:embed="rId9" cstate="none"/>
+                    <a:blip r:embed="rId11" cstate="none"/>
                     <a:srcRect/>
                     <a:stretch>
                       <a:fillRect/>
@@ -12354,7 +14589,7 @@
           <w:sz w:val="17"/>
           <w:szCs w:val="17"/>
         </w:rPr>
-        <w:t xml:space="preserve">Gráfico 2. Desempeño general: agosto vs. septiembre 2026 (Pensiones México).</w:t>
+        <w:t xml:space="preserve">Gráfico 4. Desempeño general: agosto vs. septiembre 2026 (Pensiones México).</w:t>
       </w:r>
     </w:p>
     <w:p>
@@ -12368,7 +14603,7 @@
           <wp:inline distT="0" distB="0" distL="0" distR="0">
             <wp:extent cx="5943600" cy="1885950"/>
             <wp:effectExtent t="0" r="0" b="0" l="0"/>
-            <wp:docPr id="3" name="chart3" descr="chart3" title="chart3"/>
+            <wp:docPr id="5" name="chart3" descr="chart3" title="chart3"/>
             <wp:cNvGraphicFramePr>
               <a:graphicFrameLocks xmlns:a="http://schemas.openxmlformats.org/drawingml/2006/main" noChangeAspect="1"/>
             </wp:cNvGraphicFramePr>
@@ -12382,7 +14617,7 @@
                     </pic:cNvPicPr>
                   </pic:nvPicPr>
                   <pic:blipFill>
-                    <a:blip r:embed="rId10" cstate="none"/>
+                    <a:blip r:embed="rId12" cstate="none"/>
                     <a:srcRect/>
                     <a:stretch>
                       <a:fillRect/>
@@ -12417,7 +14652,7 @@
           <w:sz w:val="17"/>
           <w:szCs w:val="17"/>
         </w:rPr>
-        <w:t xml:space="preserve">Gráfico 3. Mensajes, asignados y cierres, junio a septiembre 2026 (Pensiones México).</w:t>
+        <w:t xml:space="preserve">Gráfico 5. Mensajes, asignados y cierres, junio a septiembre 2026 (Pensiones México).</w:t>
       </w:r>
     </w:p>
     <w:p>
@@ -12450,18 +14685,10 @@
           <w:b/>
           <w:bCs/>
         </w:rPr>
-        <w:t xml:space="preserve">Menor entrega pagada.</w:t>
+        <w:t xml:space="preserve">Menos gasto y una entrega más cara.</w:t>
       </w:r>
       <w:r>
-        <w:t xml:space="preserve"> Alcance -18.6% e impresiones -19.7%; es la causa más directa del menor volumen de mensajes. </w:t>
-      </w:r>
-      <w:r>
-        <w:rPr>
-          <w:b w:val="false"/>
-          <w:bCs w:val="false"/>
-          <w:highlight w:val="yellow"/>
-        </w:rPr>
-        <w:t xml:space="preserve">[Causa de la menor entrega: ____]</w:t>
+        <w:t xml:space="preserve"> Gasto -12.9% y costo por cada 1,000 impresiones +8.5% dieron como resultado un 19.7% menos de impresiones; es la causa más directa del menor volumen de mensajes.</w:t>
       </w:r>
     </w:p>
     <w:p>
@@ -12481,7 +14708,7 @@
         <w:t xml:space="preserve">Conversión más débil en las etapas posteriores.</w:t>
       </w:r>
       <w:r>
-        <w:t xml:space="preserve"> Mensaje → asignado bajó a 0.58% y asignado → cierre a 13.6%. En agosto la etapa de cierre se había mantenido.</w:t>
+        <w:t xml:space="preserve"> Mensaje → asignado bajó a 0.58% y asignado → cierre a 13.6%, por lo que el costo por asignado (+58.4%) y por cierre (+132.3%) subió mucho más que el costo por mensaje (+3.8%).</w:t>
       </w:r>
     </w:p>
     <w:p>
@@ -12541,7 +14768,7 @@
         <w:t xml:space="preserve">Retiro Vertical activa de nuevo</w:t>
       </w:r>
       <w:r>
-        <w:t xml:space="preserve"> desde el 4 de sep. tras su verificación (se había desactivado el 31 de ago.).</w:t>
+        <w:t xml:space="preserve"> desde el 4 de sep. tras su verificación (desactivada el 31 de ago.), pero con el mayor aumento del costo por mensaje ($11.78 → $16.28).</w:t>
       </w:r>
     </w:p>
     <w:p>
@@ -12561,15 +14788,7 @@
         <w:t xml:space="preserve">Nueva campaña Prosperar</w:t>
       </w:r>
       <w:r>
-        <w:t xml:space="preserve"> (21 de sep.). </w:t>
-      </w:r>
-      <w:r>
-        <w:rPr>
-          <w:b w:val="false"/>
-          <w:bCs w:val="false"/>
-          <w:highlight w:val="yellow"/>
-        </w:rPr>
-        <w:t xml:space="preserve">[Aporte en septiembre: ____]</w:t>
+        <w:t xml:space="preserve"> (21 de sep.): 62 mensajes por $1,040.32 en sus primeros 10 días.</w:t>
       </w:r>
     </w:p>
     <w:p>
@@ -12736,22 +14955,11 @@
             </w:pPr>
             <w:r>
               <w:rPr>
-                <w:b w:val="false"/>
-                <w:bCs w:val="false"/>
-                <w:color w:val="262626"/>
-                <w:sz w:val="19"/>
-                <w:szCs w:val="19"/>
-                <w:highlight w:val="yellow"/>
-              </w:rPr>
-              <w:t xml:space="preserve">[____]</w:t>
-            </w:r>
-            <w:r>
-              <w:rPr>
-                <w:color w:val="262626"/>
-                <w:sz w:val="19"/>
-                <w:szCs w:val="19"/>
-              </w:rPr>
-              <w:t xml:space="preserve"> (GHL ya organizado con una subcuenta por asesor)</w:t>
+                <w:color w:val="262626"/>
+                <w:sz w:val="19"/>
+                <w:szCs w:val="19"/>
+              </w:rPr>
+              <w:t xml:space="preserve">Pendiente (GHL ya organizado con una subcuenta por asesor)</w:t>
             </w:r>
           </w:p>
         </w:tc>
@@ -12893,14 +15101,11 @@
             </w:pPr>
             <w:r>
               <w:rPr>
-                <w:b w:val="false"/>
-                <w:bCs w:val="false"/>
-                <w:color w:val="262626"/>
-                <w:sz w:val="19"/>
-                <w:szCs w:val="19"/>
-                <w:highlight w:val="yellow"/>
-              </w:rPr>
-              <w:t xml:space="preserve">[____]</w:t>
+                <w:color w:val="262626"/>
+                <w:sz w:val="19"/>
+                <w:szCs w:val="19"/>
+              </w:rPr>
+              <w:t xml:space="preserve">Pendiente</w:t>
             </w:r>
           </w:p>
         </w:tc>
@@ -12969,14 +15174,11 @@
             </w:pPr>
             <w:r>
               <w:rPr>
-                <w:b w:val="false"/>
-                <w:bCs w:val="false"/>
-                <w:color w:val="262626"/>
-                <w:sz w:val="19"/>
-                <w:szCs w:val="19"/>
-                <w:highlight w:val="yellow"/>
-              </w:rPr>
-              <w:t xml:space="preserve">[____]</w:t>
+                <w:color w:val="262626"/>
+                <w:sz w:val="19"/>
+                <w:szCs w:val="19"/>
+              </w:rPr>
+              <w:t xml:space="preserve">Pendiente</w:t>
             </w:r>
           </w:p>
         </w:tc>
@@ -13196,6 +15398,79 @@
                 <w:szCs w:val="19"/>
               </w:rPr>
               <w:t xml:space="preserve">En curso: se incorporaron Reels de asesores; se prueban dos ángulos de Reel en Pensión 360 desde el 28 de sep.</w:t>
+            </w:r>
+          </w:p>
+        </w:tc>
+      </w:tr>
+      <w:tr>
+        <w:trPr>
+          <w:cantSplit/>
+        </w:trPr>
+        <w:tc>
+          <w:tcPr>
+            <w:tcW w:type="dxa" w:w="4680"/>
+            <w:tcBorders>
+              <w:top w:val="single" w:color="BFC9D9" w:sz="4"/>
+              <w:left w:val="single" w:color="BFC9D9" w:sz="4"/>
+              <w:bottom w:val="single" w:color="BFC9D9" w:sz="4"/>
+              <w:right w:val="single" w:color="BFC9D9" w:sz="4"/>
+            </w:tcBorders>
+            <w:shd w:fill="F2F5FA" w:color="auto" w:val="clear"/>
+            <w:tcMar>
+              <w:top w:type="dxa" w:w="70"/>
+              <w:left w:type="dxa" w:w="100"/>
+              <w:bottom w:type="dxa" w:w="70"/>
+              <w:right w:type="dxa" w:w="100"/>
+            </w:tcMar>
+            <w:vAlign w:val="center"/>
+          </w:tcPr>
+          <w:p>
+            <w:pPr>
+              <w:spacing w:line="260"/>
+              <w:jc w:val="left"/>
+            </w:pPr>
+            <w:r>
+              <w:rPr>
+                <w:b/>
+                <w:bCs/>
+                <w:color w:val="1F3864"/>
+                <w:sz w:val="19"/>
+                <w:szCs w:val="19"/>
+              </w:rPr>
+              <w:t xml:space="preserve">MÉVIAL: medir el nuevo flujo de contacto y mejorar el paso 1 del diagnóstico</w:t>
+            </w:r>
+          </w:p>
+        </w:tc>
+        <w:tc>
+          <w:tcPr>
+            <w:tcW w:type="dxa" w:w="4680"/>
+            <w:tcBorders>
+              <w:top w:val="single" w:color="BFC9D9" w:sz="4"/>
+              <w:left w:val="single" w:color="BFC9D9" w:sz="4"/>
+              <w:bottom w:val="single" w:color="BFC9D9" w:sz="4"/>
+              <w:right w:val="single" w:color="BFC9D9" w:sz="4"/>
+            </w:tcBorders>
+            <w:shd w:fill="F2F5FA" w:color="auto" w:val="clear"/>
+            <w:tcMar>
+              <w:top w:type="dxa" w:w="70"/>
+              <w:left w:type="dxa" w:w="100"/>
+              <w:bottom w:type="dxa" w:w="70"/>
+              <w:right w:type="dxa" w:w="100"/>
+            </w:tcMar>
+            <w:vAlign w:val="center"/>
+          </w:tcPr>
+          <w:p>
+            <w:pPr>
+              <w:spacing w:line="260"/>
+              <w:jc w:val="left"/>
+            </w:pPr>
+            <w:r>
+              <w:rPr>
+                <w:color w:val="262626"/>
+                <w:sz w:val="19"/>
+                <w:szCs w:val="19"/>
+              </w:rPr>
+              <w:t xml:space="preserve">Sin avance: sin cambios en la campaña; 2 de 2,096 usuarios superaron el paso 1</w:t>
             </w:r>
           </w:p>
         </w:tc>
@@ -13339,12 +15614,7 @@
         <w:spacing w:after="120" w:line="276"/>
       </w:pPr>
       <w:r>
-        <w:rPr>
-          <w:b w:val="false"/>
-          <w:bCs w:val="false"/>
-          <w:highlight w:val="yellow"/>
-        </w:rPr>
-        <w:t xml:space="preserve">[____]</w:t>
+        <w:t xml:space="preserve">Recuperar el volumen de mensajes y la calidad de los leads en Pensiones México aplicando la configuración de julio de WhatsApp, ubicación y ciudades, y optimizando el embudo de mensajería, mientras se corrige la configuración de GHL.</w:t>
       </w:r>
     </w:p>
     <w:p>
@@ -13353,19 +15623,6 @@
       </w:pPr>
       <w:r>
         <w:t xml:space="preserve">Otros objetivos</w:t>
-      </w:r>
-    </w:p>
-    <w:p>
-      <w:pPr>
-        <w:pStyle w:val="ListParagraph"/>
-        <w:numPr>
-          <w:ilvl w:val="0"/>
-          <w:numId w:val="2"/>
-        </w:numPr>
-        <w:spacing w:after="80" w:line="276"/>
-      </w:pPr>
-      <w:r>
-        <w:t xml:space="preserve">Aplicar la configuración de julio en cuanto a uso de WhatsApp, ubicación y configuración por ciudad.</w:t>
       </w:r>
     </w:p>
     <w:p>
@@ -13417,7 +15674,7 @@
         <w:spacing w:after="80" w:line="276"/>
       </w:pPr>
       <w:r>
-        <w:t xml:space="preserve">MÉVIAL: completar la verificación de la cuenta publicitaria, cambiar el CTA a WhatsApp y lanzar la landing page optimizada.</w:t>
+        <w:t xml:space="preserve">Revisar el aumento de costos en Retiro Vertical, Nosotros y Barcco, y medir los cambios del 28–29 de sep. y Prosperar.</w:t>
       </w:r>
     </w:p>
     <w:p>
@@ -13430,12 +15687,7 @@
         <w:spacing w:after="80" w:line="276"/>
       </w:pPr>
       <w:r>
-        <w:rPr>
-          <w:b w:val="false"/>
-          <w:bCs w:val="false"/>
-          <w:highlight w:val="yellow"/>
-        </w:rPr>
-        <w:t xml:space="preserve">[Metas numéricas (mensajes / asignados / cierres): ____]</w:t>
+        <w:t xml:space="preserve">MÉVIAL: completar la verificación de la cuenta publicitaria, cambiar el CTA a WhatsApp, lanzar la landing page optimizada y corregir el abandono en el paso 1.</w:t>
       </w:r>
     </w:p>
     <w:p>
@@ -13471,7 +15723,7 @@
         <w:t xml:space="preserve">La conversión en las etapas posteriores es la principal debilidad.</w:t>
       </w:r>
       <w:r>
-        <w:t xml:space="preserve"> 3,769 mensajes generaron 22 asignados y 3 cierres. La etapa de cierre se debilitó por primera vez (20.0% → 13.6%).</w:t>
+        <w:t xml:space="preserve"> 3,769 mensajes generaron 22 asignados y 3 cierres; el costo por cierre subió a $14,382. La etapa de cierre se debilitó por primera vez (20.0% → 13.6%).</w:t>
       </w:r>
     </w:p>
     <w:p>
@@ -13508,10 +15760,10 @@
           <w:b/>
           <w:bCs/>
         </w:rPr>
-        <w:t xml:space="preserve">Complejidad de GHL.</w:t>
+        <w:t xml:space="preserve">Aumento del costo de entrega.</w:t>
       </w:r>
       <w:r>
-        <w:t xml:space="preserve"> Siete portafolios comerciales para un mismo cliente retrasaron el trabajo de embudos y automatizaciones.</w:t>
+        <w:t xml:space="preserve"> El costo por cada 1,000 impresiones subió un 8.5% mientras el gasto bajó un 12.9%.</w:t>
       </w:r>
     </w:p>
     <w:p>
@@ -13528,10 +15780,10 @@
           <w:b/>
           <w:bCs/>
         </w:rPr>
-        <w:t xml:space="preserve">Titularidad de los activos.</w:t>
+        <w:t xml:space="preserve">Complejidad de GHL.</w:t>
       </w:r>
       <w:r>
-        <w:t xml:space="preserve"> La página de PAM se había creado en un portafolio personal, lo que impidió conectarla a GHL.</w:t>
+        <w:t xml:space="preserve"> Siete portafolios comerciales para un mismo cliente retrasaron el trabajo de embudos y automatizaciones.</w:t>
       </w:r>
     </w:p>
     <w:p>
@@ -13571,7 +15823,7 @@
         <w:t xml:space="preserve">MÉVIAL detenido.</w:t>
       </w:r>
       <w:r>
-        <w:t xml:space="preserve"> Sin cambios en la campaña en septiembre; la verificación de la cuenta publicitaria bloquea el siguiente paso.</w:t>
+        <w:t xml:space="preserve"> Sin cambios en septiembre; el costo por vista subió un 46.0%, el diagnóstico no tuvo ninguna finalización y la verificación de la cuenta publicitaria bloquea el siguiente paso.</w:t>
       </w:r>
     </w:p>
     <w:p>
@@ -13592,7 +15844,7 @@
         <w:spacing w:after="80" w:line="276"/>
       </w:pPr>
       <w:r>
-        <w:t xml:space="preserve">Medir el efecto del regreso a la configuración de julio del 15 de sep. con cifras de antes y después, antes de hacer nuevos cambios importantes.</w:t>
+        <w:t xml:space="preserve">Tomar PAM y Pensionate como referencia: ambas aumentaron sus mensajes y redujeron su costo por mensaje tras su reconstrucción basada en julio del 15 de sep.</w:t>
       </w:r>
     </w:p>
     <w:p>
@@ -13644,7 +15896,7 @@
         <w:spacing w:after="80" w:line="276"/>
       </w:pPr>
       <w:r>
-        <w:t xml:space="preserve">Completar la verificación de la cuenta publicitaria de MÉVIAL como primer paso para ese cliente.</w:t>
+        <w:t xml:space="preserve">MÉVIAL: completar primero la verificación de la cuenta publicitaria, luego corregir el paso 1 del diagnóstico y revisar por qué un tercio de los usuarios del diagnóstico está fuera de la región objetivo.</w:t>
       </w:r>
     </w:p>
     <w:p>
@@ -13678,30 +15930,7 @@
         <w:spacing w:after="80" w:line="276"/>
       </w:pPr>
       <w:r>
-        <w:rPr>
-          <w:b w:val="false"/>
-          <w:bCs w:val="false"/>
-          <w:highlight w:val="yellow"/>
-        </w:rPr>
-        <w:t xml:space="preserve">[Decisión sobre el Dr. Guillermo: ____]</w:t>
-      </w:r>
-    </w:p>
-    <w:p>
-      <w:pPr>
-        <w:pStyle w:val="ListParagraph"/>
-        <w:numPr>
-          <w:ilvl w:val="0"/>
-          <w:numId w:val="2"/>
-        </w:numPr>
-        <w:spacing w:after="80" w:line="276"/>
-      </w:pPr>
-      <w:r>
-        <w:rPr>
-          <w:b w:val="false"/>
-          <w:bCs w:val="false"/>
-          <w:highlight w:val="yellow"/>
-        </w:rPr>
-        <w:t xml:space="preserve">[Otras necesidades: ____]</w:t>
+        <w:t xml:space="preserve">Conciliar cada mes las cifras por campaña con el resumen mensual (mensajes de septiembre: 3,912 por campaña vs. 3,769 en el resumen; impresiones: 828,183 en las seis campañas que continuaron vs. 825,175).</w:t>
       </w:r>
     </w:p>
     <w:sectPr>
